--- a/Документация/ТЗ.docx
+++ b/Документация/ТЗ.docx
@@ -12,15 +12,22 @@
       </w:pPr>
       <w:r>
         <w:rPr>
-          <w:b/>
           <w:sz w:val="22"/>
           <w:lang w:val="ru-RU"/>
         </w:rPr>
-        <w:t>АВТОНОМНАЯ НЕКОММЕРЧЕСКАЯ ОРГАНИЗАЦИЯ</w:t>
+        <w:t>АВТОНОМНАЯ НЕКОММЕРЧЕСКАЯ ОРГАНИ</w:t>
+      </w:r>
+      <w:bookmarkStart w:id="0" w:name="_GoBack"/>
+      <w:bookmarkEnd w:id="0"/>
+      <w:r>
+        <w:rPr>
+          <w:sz w:val="22"/>
+          <w:lang w:val="ru-RU"/>
+        </w:rPr>
+        <w:t>ЗАЦИЯ</w:t>
       </w:r>
       <w:r>
         <w:rPr>
-          <w:b/>
           <w:sz w:val="22"/>
           <w:lang w:val="ru-RU"/>
         </w:rPr>
@@ -29,7 +36,6 @@
       </w:r>
       <w:r>
         <w:rPr>
-          <w:b/>
           <w:sz w:val="22"/>
           <w:lang w:val="ru-RU"/>
         </w:rPr>
@@ -38,7 +44,6 @@
       </w:r>
       <w:r>
         <w:rPr>
-          <w:b/>
           <w:sz w:val="22"/>
           <w:lang w:val="ru-RU"/>
         </w:rPr>
@@ -47,7 +52,6 @@
       </w:r>
       <w:r>
         <w:rPr>
-          <w:b/>
           <w:sz w:val="22"/>
           <w:lang w:val="ru-RU"/>
         </w:rPr>
@@ -76,14 +80,12 @@
           <w:p>
             <w:r>
               <w:rPr>
-                <w:b/>
                 <w:sz w:val="22"/>
               </w:rPr>
               <w:t>УТВЕРЖДАЮ</w:t>
             </w:r>
             <w:r>
               <w:rPr>
-                <w:b/>
                 <w:sz w:val="22"/>
               </w:rPr>
               <w:br/>
@@ -133,14 +135,12 @@
           <w:p>
             <w:r>
               <w:rPr>
-                <w:b/>
                 <w:sz w:val="22"/>
               </w:rPr>
               <w:t>УТВЕРЖДАЮ</w:t>
             </w:r>
             <w:r>
               <w:rPr>
-                <w:b/>
                 <w:sz w:val="22"/>
               </w:rPr>
               <w:br/>
@@ -179,7 +179,6 @@
       </w:pPr>
       <w:r>
         <w:rPr>
-          <w:b/>
           <w:sz w:val="32"/>
           <w:lang w:val="ru-RU"/>
         </w:rPr>
@@ -187,7 +186,6 @@
       </w:r>
       <w:r>
         <w:rPr>
-          <w:b/>
           <w:sz w:val="32"/>
           <w:lang w:val="ru-RU"/>
         </w:rPr>
@@ -195,21 +193,18 @@
       </w:r>
       <w:r>
         <w:rPr>
-          <w:b/>
           <w:lang w:val="ru-RU"/>
         </w:rPr>
         <w:t>на разработку оконного приложения</w:t>
       </w:r>
       <w:r>
         <w:rPr>
-          <w:b/>
           <w:lang w:val="ru-RU"/>
         </w:rPr>
         <w:br/>
       </w:r>
       <w:r>
         <w:rPr>
-          <w:b/>
           <w:sz w:val="26"/>
           <w:lang w:val="ru-RU"/>
         </w:rPr>
@@ -217,7 +212,6 @@
       </w:r>
       <w:r>
         <w:rPr>
-          <w:b/>
           <w:sz w:val="26"/>
           <w:lang w:val="ru-RU"/>
         </w:rPr>
@@ -228,21 +222,7 @@
           <w:sz w:val="24"/>
           <w:lang w:val="ru-RU"/>
         </w:rPr>
-        <w:t>На 1</w:t>
-      </w:r>
-      <w:r>
-        <w:rPr>
-          <w:sz w:val="24"/>
-          <w:lang w:val="ru-RU"/>
-        </w:rPr>
-        <w:t>4</w:t>
-      </w:r>
-      <w:r>
-        <w:rPr>
-          <w:sz w:val="24"/>
-          <w:lang w:val="ru-RU"/>
-        </w:rPr>
-        <w:t xml:space="preserve"> листах</w:t>
+        <w:t>На 14 листах</w:t>
       </w:r>
     </w:p>
     <w:p>
@@ -307,7 +287,6 @@
       </w:pPr>
       <w:r>
         <w:rPr>
-          <w:b/>
           <w:sz w:val="32"/>
           <w:lang w:val="ru-RU"/>
         </w:rPr>
@@ -326,13 +305,7 @@
         <w:rPr>
           <w:lang w:val="ru-RU"/>
         </w:rPr>
-        <w:t>Т</w:t>
-      </w:r>
-      <w:r>
-        <w:rPr>
-          <w:lang w:val="ru-RU"/>
-        </w:rPr>
-        <w:t>ермины и определения.................................................3</w:t>
+        <w:t>Термины и определения.................................................3</w:t>
       </w:r>
     </w:p>
     <w:p>
@@ -374,13 +347,7 @@
         <w:rPr>
           <w:lang w:val="ru-RU"/>
         </w:rPr>
-        <w:t>3. Требования к приложению...............</w:t>
-      </w:r>
-      <w:r>
-        <w:rPr>
-          <w:lang w:val="ru-RU"/>
-        </w:rPr>
-        <w:t>.............................7</w:t>
+        <w:t>3. Требования к приложению............................................7</w:t>
       </w:r>
     </w:p>
     <w:p>
@@ -427,36 +394,18 @@
     <w:p>
       <w:pPr>
         <w:rPr>
-          <w:b/>
           <w:sz w:val="32"/>
-        </w:rPr>
-      </w:pPr>
-      <w:proofErr w:type="spellStart"/>
+          <w:lang w:val="ru-RU"/>
+        </w:rPr>
+      </w:pPr>
       <w:r>
         <w:rPr>
-          <w:b/>
           <w:sz w:val="32"/>
+          <w:lang w:val="ru-RU"/>
         </w:rPr>
         <w:lastRenderedPageBreak/>
-        <w:t>Термины</w:t>
+        <w:t>Термины и определения</w:t>
       </w:r>
-      <w:proofErr w:type="spellEnd"/>
-      <w:r>
-        <w:rPr>
-          <w:b/>
-          <w:sz w:val="32"/>
-        </w:rPr>
-        <w:t xml:space="preserve"> и </w:t>
-      </w:r>
-      <w:proofErr w:type="spellStart"/>
-      <w:r>
-        <w:rPr>
-          <w:b/>
-          <w:sz w:val="32"/>
-        </w:rPr>
-        <w:t>определения</w:t>
-      </w:r>
-      <w:proofErr w:type="spellEnd"/>
     </w:p>
     <w:p>
       <w:pPr>
@@ -519,13 +468,11 @@
             <w:pPr>
               <w:jc w:val="center"/>
               <w:rPr>
-                <w:b/>
                 <w:sz w:val="24"/>
               </w:rPr>
             </w:pPr>
             <w:r>
               <w:rPr>
-                <w:b/>
                 <w:sz w:val="24"/>
               </w:rPr>
               <w:t>Термин</w:t>
@@ -547,19 +494,15 @@
             <w:pPr>
               <w:jc w:val="center"/>
               <w:rPr>
-                <w:b/>
                 <w:sz w:val="24"/>
               </w:rPr>
             </w:pPr>
-            <w:proofErr w:type="spellStart"/>
             <w:r>
               <w:rPr>
-                <w:b/>
                 <w:sz w:val="24"/>
               </w:rPr>
               <w:t>Описание</w:t>
             </w:r>
-            <w:proofErr w:type="spellEnd"/>
           </w:p>
         </w:tc>
       </w:tr>
@@ -595,7 +538,35 @@
               <w:rPr>
                 <w:sz w:val="24"/>
               </w:rPr>
-              <w:t xml:space="preserve"> (Windows Forms)</w:t>
+              <w:t xml:space="preserve"> (</w:t>
+            </w:r>
+            <w:proofErr w:type="spellStart"/>
+            <w:r>
+              <w:rPr>
+                <w:sz w:val="24"/>
+              </w:rPr>
+              <w:t>Windows</w:t>
+            </w:r>
+            <w:proofErr w:type="spellEnd"/>
+            <w:r>
+              <w:rPr>
+                <w:sz w:val="24"/>
+              </w:rPr>
+              <w:t xml:space="preserve"> </w:t>
+            </w:r>
+            <w:proofErr w:type="spellStart"/>
+            <w:r>
+              <w:rPr>
+                <w:sz w:val="24"/>
+              </w:rPr>
+              <w:t>Forms</w:t>
+            </w:r>
+            <w:proofErr w:type="spellEnd"/>
+            <w:r>
+              <w:rPr>
+                <w:sz w:val="24"/>
+              </w:rPr>
+              <w:t>)</w:t>
             </w:r>
           </w:p>
         </w:tc>
@@ -616,12 +587,18 @@
                 <w:sz w:val="24"/>
               </w:rPr>
             </w:pPr>
+            <w:r>
+              <w:rPr>
+                <w:sz w:val="24"/>
+              </w:rPr>
+              <w:t xml:space="preserve">Интерфейс программирования приложений (API), отвечающий за графический интерфейс пользователя и являющийся частью Microsoft .NET Framework. Данный интерфейс упрощает доступ к элементам интерфейса </w:t>
+            </w:r>
             <w:proofErr w:type="spellStart"/>
             <w:r>
               <w:rPr>
                 <w:sz w:val="24"/>
               </w:rPr>
-              <w:t>Интерфейс</w:t>
+              <w:t>Microsoft</w:t>
             </w:r>
             <w:proofErr w:type="spellEnd"/>
             <w:r>
@@ -635,322 +612,14 @@
               <w:rPr>
                 <w:sz w:val="24"/>
               </w:rPr>
-              <w:t>программирования</w:t>
+              <w:t>Windows</w:t>
             </w:r>
             <w:proofErr w:type="spellEnd"/>
             <w:r>
               <w:rPr>
                 <w:sz w:val="24"/>
               </w:rPr>
-              <w:t xml:space="preserve"> </w:t>
-            </w:r>
-            <w:proofErr w:type="spellStart"/>
-            <w:r>
-              <w:rPr>
-                <w:sz w:val="24"/>
-              </w:rPr>
-              <w:t>приложений</w:t>
-            </w:r>
-            <w:proofErr w:type="spellEnd"/>
-            <w:r>
-              <w:rPr>
-                <w:sz w:val="24"/>
-              </w:rPr>
-              <w:t xml:space="preserve"> (API), </w:t>
-            </w:r>
-            <w:proofErr w:type="spellStart"/>
-            <w:r>
-              <w:rPr>
-                <w:sz w:val="24"/>
-              </w:rPr>
-              <w:t>отвечающий</w:t>
-            </w:r>
-            <w:proofErr w:type="spellEnd"/>
-            <w:r>
-              <w:rPr>
-                <w:sz w:val="24"/>
-              </w:rPr>
-              <w:t xml:space="preserve"> </w:t>
-            </w:r>
-            <w:proofErr w:type="spellStart"/>
-            <w:r>
-              <w:rPr>
-                <w:sz w:val="24"/>
-              </w:rPr>
-              <w:t>за</w:t>
-            </w:r>
-            <w:proofErr w:type="spellEnd"/>
-            <w:r>
-              <w:rPr>
-                <w:sz w:val="24"/>
-              </w:rPr>
-              <w:t xml:space="preserve"> </w:t>
-            </w:r>
-            <w:proofErr w:type="spellStart"/>
-            <w:r>
-              <w:rPr>
-                <w:sz w:val="24"/>
-              </w:rPr>
-              <w:t>графический</w:t>
-            </w:r>
-            <w:proofErr w:type="spellEnd"/>
-            <w:r>
-              <w:rPr>
-                <w:sz w:val="24"/>
-              </w:rPr>
-              <w:t xml:space="preserve"> </w:t>
-            </w:r>
-            <w:proofErr w:type="spellStart"/>
-            <w:r>
-              <w:rPr>
-                <w:sz w:val="24"/>
-              </w:rPr>
-              <w:t>интерфейс</w:t>
-            </w:r>
-            <w:proofErr w:type="spellEnd"/>
-            <w:r>
-              <w:rPr>
-                <w:sz w:val="24"/>
-              </w:rPr>
-              <w:t xml:space="preserve"> </w:t>
-            </w:r>
-            <w:proofErr w:type="spellStart"/>
-            <w:r>
-              <w:rPr>
-                <w:sz w:val="24"/>
-              </w:rPr>
-              <w:t>пользователя</w:t>
-            </w:r>
-            <w:proofErr w:type="spellEnd"/>
-            <w:r>
-              <w:rPr>
-                <w:sz w:val="24"/>
-              </w:rPr>
-              <w:t xml:space="preserve"> и </w:t>
-            </w:r>
-            <w:proofErr w:type="spellStart"/>
-            <w:r>
-              <w:rPr>
-                <w:sz w:val="24"/>
-              </w:rPr>
-              <w:t>являющийся</w:t>
-            </w:r>
-            <w:proofErr w:type="spellEnd"/>
-            <w:r>
-              <w:rPr>
-                <w:sz w:val="24"/>
-              </w:rPr>
-              <w:t xml:space="preserve"> </w:t>
-            </w:r>
-            <w:proofErr w:type="spellStart"/>
-            <w:r>
-              <w:rPr>
-                <w:sz w:val="24"/>
-              </w:rPr>
-              <w:t>частью</w:t>
-            </w:r>
-            <w:proofErr w:type="spellEnd"/>
-            <w:r>
-              <w:rPr>
-                <w:sz w:val="24"/>
-              </w:rPr>
-              <w:t xml:space="preserve"> Microsoft .NET Framework. </w:t>
-            </w:r>
-            <w:proofErr w:type="spellStart"/>
-            <w:r>
-              <w:rPr>
-                <w:sz w:val="24"/>
-              </w:rPr>
-              <w:t>Данный</w:t>
-            </w:r>
-            <w:proofErr w:type="spellEnd"/>
-            <w:r>
-              <w:rPr>
-                <w:sz w:val="24"/>
-              </w:rPr>
-              <w:t xml:space="preserve"> </w:t>
-            </w:r>
-            <w:proofErr w:type="spellStart"/>
-            <w:r>
-              <w:rPr>
-                <w:sz w:val="24"/>
-              </w:rPr>
-              <w:t>интерфейс</w:t>
-            </w:r>
-            <w:proofErr w:type="spellEnd"/>
-            <w:r>
-              <w:rPr>
-                <w:sz w:val="24"/>
-              </w:rPr>
-              <w:t xml:space="preserve"> </w:t>
-            </w:r>
-            <w:proofErr w:type="spellStart"/>
-            <w:r>
-              <w:rPr>
-                <w:sz w:val="24"/>
-              </w:rPr>
-              <w:t>упрощает</w:t>
-            </w:r>
-            <w:proofErr w:type="spellEnd"/>
-            <w:r>
-              <w:rPr>
-                <w:sz w:val="24"/>
-              </w:rPr>
-              <w:t xml:space="preserve"> </w:t>
-            </w:r>
-            <w:proofErr w:type="spellStart"/>
-            <w:r>
-              <w:rPr>
-                <w:sz w:val="24"/>
-              </w:rPr>
-              <w:t>доступ</w:t>
-            </w:r>
-            <w:proofErr w:type="spellEnd"/>
-            <w:r>
-              <w:rPr>
-                <w:sz w:val="24"/>
-              </w:rPr>
-              <w:t xml:space="preserve"> к </w:t>
-            </w:r>
-            <w:proofErr w:type="spellStart"/>
-            <w:r>
-              <w:rPr>
-                <w:sz w:val="24"/>
-              </w:rPr>
-              <w:t>элементам</w:t>
-            </w:r>
-            <w:proofErr w:type="spellEnd"/>
-            <w:r>
-              <w:rPr>
-                <w:sz w:val="24"/>
-              </w:rPr>
-              <w:t xml:space="preserve"> </w:t>
-            </w:r>
-            <w:proofErr w:type="spellStart"/>
-            <w:r>
-              <w:rPr>
-                <w:sz w:val="24"/>
-              </w:rPr>
-              <w:t>интерфейса</w:t>
-            </w:r>
-            <w:proofErr w:type="spellEnd"/>
-            <w:r>
-              <w:rPr>
-                <w:sz w:val="24"/>
-              </w:rPr>
-              <w:t xml:space="preserve"> Microsoft Windows </w:t>
-            </w:r>
-            <w:proofErr w:type="spellStart"/>
-            <w:r>
-              <w:rPr>
-                <w:sz w:val="24"/>
-              </w:rPr>
-              <w:t>за</w:t>
-            </w:r>
-            <w:proofErr w:type="spellEnd"/>
-            <w:r>
-              <w:rPr>
-                <w:sz w:val="24"/>
-              </w:rPr>
-              <w:t xml:space="preserve"> </w:t>
-            </w:r>
-            <w:proofErr w:type="spellStart"/>
-            <w:r>
-              <w:rPr>
-                <w:sz w:val="24"/>
-              </w:rPr>
-              <w:t>счет</w:t>
-            </w:r>
-            <w:proofErr w:type="spellEnd"/>
-            <w:r>
-              <w:rPr>
-                <w:sz w:val="24"/>
-              </w:rPr>
-              <w:t xml:space="preserve"> </w:t>
-            </w:r>
-            <w:proofErr w:type="spellStart"/>
-            <w:r>
-              <w:rPr>
-                <w:sz w:val="24"/>
-              </w:rPr>
-              <w:t>создания</w:t>
-            </w:r>
-            <w:proofErr w:type="spellEnd"/>
-            <w:r>
-              <w:rPr>
-                <w:sz w:val="24"/>
-              </w:rPr>
-              <w:t xml:space="preserve"> </w:t>
-            </w:r>
-            <w:proofErr w:type="spellStart"/>
-            <w:r>
-              <w:rPr>
-                <w:sz w:val="24"/>
-              </w:rPr>
-              <w:t>обёртки</w:t>
-            </w:r>
-            <w:proofErr w:type="spellEnd"/>
-            <w:r>
-              <w:rPr>
-                <w:sz w:val="24"/>
-              </w:rPr>
-              <w:t xml:space="preserve"> </w:t>
-            </w:r>
-            <w:proofErr w:type="spellStart"/>
-            <w:r>
-              <w:rPr>
-                <w:sz w:val="24"/>
-              </w:rPr>
-              <w:t>для</w:t>
-            </w:r>
-            <w:proofErr w:type="spellEnd"/>
-            <w:r>
-              <w:rPr>
-                <w:sz w:val="24"/>
-              </w:rPr>
-              <w:t xml:space="preserve"> </w:t>
-            </w:r>
-            <w:proofErr w:type="spellStart"/>
-            <w:r>
-              <w:rPr>
-                <w:sz w:val="24"/>
-              </w:rPr>
-              <w:t>существующего</w:t>
-            </w:r>
-            <w:proofErr w:type="spellEnd"/>
-            <w:r>
-              <w:rPr>
-                <w:sz w:val="24"/>
-              </w:rPr>
-              <w:t xml:space="preserve"> Win32 API в </w:t>
-            </w:r>
-            <w:proofErr w:type="spellStart"/>
-            <w:r>
-              <w:rPr>
-                <w:sz w:val="24"/>
-              </w:rPr>
-              <w:t>управляемом</w:t>
-            </w:r>
-            <w:proofErr w:type="spellEnd"/>
-            <w:r>
-              <w:rPr>
-                <w:sz w:val="24"/>
-              </w:rPr>
-              <w:t xml:space="preserve"> </w:t>
-            </w:r>
-            <w:proofErr w:type="spellStart"/>
-            <w:r>
-              <w:rPr>
-                <w:sz w:val="24"/>
-              </w:rPr>
-              <w:t>коде</w:t>
-            </w:r>
-            <w:proofErr w:type="spellEnd"/>
-            <w:r>
-              <w:rPr>
-                <w:sz w:val="24"/>
-              </w:rPr>
-              <w:t>.</w:t>
+              <w:t xml:space="preserve"> за счет создания обёртки для существующего Win32 API в управляемом коде.</w:t>
             </w:r>
           </w:p>
         </w:tc>
@@ -1000,12 +669,32 @@
                 <w:sz w:val="24"/>
               </w:rPr>
             </w:pPr>
+            <w:r>
+              <w:rPr>
+                <w:sz w:val="24"/>
+              </w:rPr>
+              <w:t xml:space="preserve">Шаблон проектирования архитектуры приложения. Представлен в 2005 году Джоном </w:t>
+            </w:r>
             <w:proofErr w:type="spellStart"/>
             <w:r>
               <w:rPr>
                 <w:sz w:val="24"/>
               </w:rPr>
-              <w:t>Шаблон</w:t>
+              <w:t>Госсманом</w:t>
+            </w:r>
+            <w:proofErr w:type="spellEnd"/>
+            <w:r>
+              <w:rPr>
+                <w:sz w:val="24"/>
+              </w:rPr>
+              <w:t xml:space="preserve"> (</w:t>
+            </w:r>
+            <w:proofErr w:type="spellStart"/>
+            <w:r>
+              <w:rPr>
+                <w:sz w:val="24"/>
+              </w:rPr>
+              <w:t>John</w:t>
             </w:r>
             <w:proofErr w:type="spellEnd"/>
             <w:r>
@@ -1019,104 +708,6 @@
               <w:rPr>
                 <w:sz w:val="24"/>
               </w:rPr>
-              <w:t>проектирования</w:t>
-            </w:r>
-            <w:proofErr w:type="spellEnd"/>
-            <w:r>
-              <w:rPr>
-                <w:sz w:val="24"/>
-              </w:rPr>
-              <w:t xml:space="preserve"> </w:t>
-            </w:r>
-            <w:proofErr w:type="spellStart"/>
-            <w:r>
-              <w:rPr>
-                <w:sz w:val="24"/>
-              </w:rPr>
-              <w:t>архитектуры</w:t>
-            </w:r>
-            <w:proofErr w:type="spellEnd"/>
-            <w:r>
-              <w:rPr>
-                <w:sz w:val="24"/>
-              </w:rPr>
-              <w:t xml:space="preserve"> </w:t>
-            </w:r>
-            <w:proofErr w:type="spellStart"/>
-            <w:r>
-              <w:rPr>
-                <w:sz w:val="24"/>
-              </w:rPr>
-              <w:t>приложения</w:t>
-            </w:r>
-            <w:proofErr w:type="spellEnd"/>
-            <w:r>
-              <w:rPr>
-                <w:sz w:val="24"/>
-              </w:rPr>
-              <w:t xml:space="preserve">. </w:t>
-            </w:r>
-            <w:proofErr w:type="spellStart"/>
-            <w:r>
-              <w:rPr>
-                <w:sz w:val="24"/>
-              </w:rPr>
-              <w:t>Представлен</w:t>
-            </w:r>
-            <w:proofErr w:type="spellEnd"/>
-            <w:r>
-              <w:rPr>
-                <w:sz w:val="24"/>
-              </w:rPr>
-              <w:t xml:space="preserve"> в 2005 </w:t>
-            </w:r>
-            <w:proofErr w:type="spellStart"/>
-            <w:r>
-              <w:rPr>
-                <w:sz w:val="24"/>
-              </w:rPr>
-              <w:t>году</w:t>
-            </w:r>
-            <w:proofErr w:type="spellEnd"/>
-            <w:r>
-              <w:rPr>
-                <w:sz w:val="24"/>
-              </w:rPr>
-              <w:t xml:space="preserve"> </w:t>
-            </w:r>
-            <w:proofErr w:type="spellStart"/>
-            <w:r>
-              <w:rPr>
-                <w:sz w:val="24"/>
-              </w:rPr>
-              <w:t>Джоном</w:t>
-            </w:r>
-            <w:proofErr w:type="spellEnd"/>
-            <w:r>
-              <w:rPr>
-                <w:sz w:val="24"/>
-              </w:rPr>
-              <w:t xml:space="preserve"> </w:t>
-            </w:r>
-            <w:proofErr w:type="spellStart"/>
-            <w:r>
-              <w:rPr>
-                <w:sz w:val="24"/>
-              </w:rPr>
-              <w:t>Госсманом</w:t>
-            </w:r>
-            <w:proofErr w:type="spellEnd"/>
-            <w:r>
-              <w:rPr>
-                <w:sz w:val="24"/>
-              </w:rPr>
-              <w:t xml:space="preserve"> (John </w:t>
-            </w:r>
-            <w:proofErr w:type="spellStart"/>
-            <w:r>
-              <w:rPr>
-                <w:sz w:val="24"/>
-              </w:rPr>
               <w:t>Gossman</w:t>
             </w:r>
             <w:proofErr w:type="spellEnd"/>
@@ -1124,49 +715,21 @@
               <w:rPr>
                 <w:sz w:val="24"/>
               </w:rPr>
-              <w:t xml:space="preserve">) </w:t>
+              <w:t xml:space="preserve">) как модификация шаблона </w:t>
             </w:r>
             <w:proofErr w:type="spellStart"/>
             <w:r>
               <w:rPr>
                 <w:sz w:val="24"/>
               </w:rPr>
-              <w:t>как</w:t>
+              <w:t>Presentation</w:t>
             </w:r>
             <w:proofErr w:type="spellEnd"/>
             <w:r>
               <w:rPr>
                 <w:sz w:val="24"/>
               </w:rPr>
-              <w:t xml:space="preserve"> </w:t>
-            </w:r>
-            <w:proofErr w:type="spellStart"/>
-            <w:r>
-              <w:rPr>
-                <w:sz w:val="24"/>
-              </w:rPr>
-              <w:t>модификация</w:t>
-            </w:r>
-            <w:proofErr w:type="spellEnd"/>
-            <w:r>
-              <w:rPr>
-                <w:sz w:val="24"/>
-              </w:rPr>
-              <w:t xml:space="preserve"> </w:t>
-            </w:r>
-            <w:proofErr w:type="spellStart"/>
-            <w:r>
-              <w:rPr>
-                <w:sz w:val="24"/>
-              </w:rPr>
-              <w:t>шаблона</w:t>
-            </w:r>
-            <w:proofErr w:type="spellEnd"/>
-            <w:r>
-              <w:rPr>
-                <w:sz w:val="24"/>
-              </w:rPr>
-              <w:t xml:space="preserve"> Presentation Model.</w:t>
+              <w:t xml:space="preserve"> Model.</w:t>
             </w:r>
           </w:p>
         </w:tc>
@@ -1216,103 +779,11 @@
                 <w:sz w:val="24"/>
               </w:rPr>
             </w:pPr>
-            <w:proofErr w:type="spellStart"/>
             <w:r>
               <w:rPr>
                 <w:sz w:val="24"/>
               </w:rPr>
-              <w:t>Технология</w:t>
-            </w:r>
-            <w:proofErr w:type="spellEnd"/>
-            <w:r>
-              <w:rPr>
-                <w:sz w:val="24"/>
-              </w:rPr>
-              <w:t xml:space="preserve">, </w:t>
-            </w:r>
-            <w:proofErr w:type="spellStart"/>
-            <w:r>
-              <w:rPr>
-                <w:sz w:val="24"/>
-              </w:rPr>
-              <w:t>предоставляющая</w:t>
-            </w:r>
-            <w:proofErr w:type="spellEnd"/>
-            <w:r>
-              <w:rPr>
-                <w:sz w:val="24"/>
-              </w:rPr>
-              <w:t xml:space="preserve"> </w:t>
-            </w:r>
-            <w:proofErr w:type="spellStart"/>
-            <w:r>
-              <w:rPr>
-                <w:sz w:val="24"/>
-              </w:rPr>
-              <w:t>управление</w:t>
-            </w:r>
-            <w:proofErr w:type="spellEnd"/>
-            <w:r>
-              <w:rPr>
-                <w:sz w:val="24"/>
-              </w:rPr>
-              <w:t xml:space="preserve"> </w:t>
-            </w:r>
-            <w:proofErr w:type="spellStart"/>
-            <w:r>
-              <w:rPr>
-                <w:sz w:val="24"/>
-              </w:rPr>
-              <w:t>данными</w:t>
-            </w:r>
-            <w:proofErr w:type="spellEnd"/>
-            <w:r>
-              <w:rPr>
-                <w:sz w:val="24"/>
-              </w:rPr>
-              <w:t xml:space="preserve">, </w:t>
-            </w:r>
-            <w:proofErr w:type="spellStart"/>
-            <w:r>
-              <w:rPr>
-                <w:sz w:val="24"/>
-              </w:rPr>
-              <w:t>хранящимися</w:t>
-            </w:r>
-            <w:proofErr w:type="spellEnd"/>
-            <w:r>
-              <w:rPr>
-                <w:sz w:val="24"/>
-              </w:rPr>
-              <w:t xml:space="preserve"> в </w:t>
-            </w:r>
-            <w:proofErr w:type="spellStart"/>
-            <w:r>
-              <w:rPr>
-                <w:sz w:val="24"/>
-              </w:rPr>
-              <w:t>базе</w:t>
-            </w:r>
-            <w:proofErr w:type="spellEnd"/>
-            <w:r>
-              <w:rPr>
-                <w:sz w:val="24"/>
-              </w:rPr>
-              <w:t xml:space="preserve"> </w:t>
-            </w:r>
-            <w:proofErr w:type="spellStart"/>
-            <w:r>
-              <w:rPr>
-                <w:sz w:val="24"/>
-              </w:rPr>
-              <w:t>данных</w:t>
-            </w:r>
-            <w:proofErr w:type="spellEnd"/>
-            <w:r>
-              <w:rPr>
-                <w:sz w:val="24"/>
-              </w:rPr>
-              <w:t xml:space="preserve"> или других источниках (</w:t>
+              <w:t>Технология, предоставляющая управление данными, хранящимися в базе данных или других источниках (</w:t>
             </w:r>
             <w:proofErr w:type="spellStart"/>
             <w:r>
@@ -2295,49 +1766,21 @@
               <w:rPr>
                 <w:sz w:val="24"/>
               </w:rPr>
-              <w:t xml:space="preserve">Линейка систем разработки программного </w:t>
+              <w:t xml:space="preserve">Линейка систем разработки программного обеспечения от компании </w:t>
             </w:r>
             <w:proofErr w:type="spellStart"/>
             <w:r>
               <w:rPr>
                 <w:sz w:val="24"/>
               </w:rPr>
-              <w:t>обеспечения</w:t>
+              <w:t>Microsoft</w:t>
             </w:r>
             <w:proofErr w:type="spellEnd"/>
             <w:r>
               <w:rPr>
                 <w:sz w:val="24"/>
               </w:rPr>
-              <w:t xml:space="preserve"> </w:t>
-            </w:r>
-            <w:proofErr w:type="spellStart"/>
-            <w:r>
-              <w:rPr>
-                <w:sz w:val="24"/>
-              </w:rPr>
-              <w:t>от</w:t>
-            </w:r>
-            <w:proofErr w:type="spellEnd"/>
-            <w:r>
-              <w:rPr>
-                <w:sz w:val="24"/>
-              </w:rPr>
-              <w:t xml:space="preserve"> </w:t>
-            </w:r>
-            <w:proofErr w:type="spellStart"/>
-            <w:r>
-              <w:rPr>
-                <w:sz w:val="24"/>
-              </w:rPr>
-              <w:t>компании</w:t>
-            </w:r>
-            <w:proofErr w:type="spellEnd"/>
-            <w:r>
-              <w:rPr>
-                <w:sz w:val="24"/>
-              </w:rPr>
-              <w:t xml:space="preserve"> Microsoft.</w:t>
+              <w:t>.</w:t>
             </w:r>
           </w:p>
         </w:tc>
@@ -2364,7 +1807,6 @@
       </w:pPr>
       <w:r>
         <w:rPr>
-          <w:b/>
           <w:sz w:val="32"/>
           <w:lang w:val="ru-RU"/>
         </w:rPr>
@@ -2380,7 +1822,6 @@
       </w:pPr>
       <w:r>
         <w:rPr>
-          <w:b/>
           <w:lang w:val="ru-RU"/>
         </w:rPr>
         <w:t>1.1 Назначение документа</w:t>
@@ -2399,13 +1840,7 @@
         <w:rPr>
           <w:lang w:val="ru-RU"/>
         </w:rPr>
-        <w:t>Настоящее техническое задание определяет требования к разработке учебного программного продукта «Система электронного документооборота для малого предприятия», выполняемого в рамках учебной практики по</w:t>
-      </w:r>
-      <w:r>
-        <w:rPr>
-          <w:lang w:val="ru-RU"/>
-        </w:rPr>
-        <w:t xml:space="preserve"> специальности 09.02.07 «Информационные системы и программирование».</w:t>
+        <w:t>Настоящее техническое задание определяет требования к разработке учебного программного продукта «Система электронного документооборота для малого предприятия», выполняемого в рамках учебной практики по специальности 09.02.07 «Информационные системы и программирование».</w:t>
       </w:r>
     </w:p>
     <w:p>
@@ -2416,7 +1851,6 @@
       </w:pPr>
       <w:r>
         <w:rPr>
-          <w:b/>
           <w:lang w:val="ru-RU"/>
         </w:rPr>
         <w:t>1.2 Наименование заказчика и исполнителя</w:t>
@@ -2435,13 +1869,7 @@
         <w:rPr>
           <w:lang w:val="ru-RU"/>
         </w:rPr>
-        <w:t>Заказчиком учебного проекта выступает образовательная организация, в рамках которой выполняется практика. Исполнителем является студент, проходящи</w:t>
-      </w:r>
-      <w:r>
-        <w:rPr>
-          <w:lang w:val="ru-RU"/>
-        </w:rPr>
-        <w:t>й учебную практику и осуществляющий разработку программного продукта под руководством преподавателя и руководителя практики.</w:t>
+        <w:t>Заказчиком учебного проекта выступает образовательная организация, в рамках которой выполняется практика. Исполнителем является студент, проходящий учебную практику и осуществляющий разработку программного продукта под руководством преподавателя и руководителя практики.</w:t>
       </w:r>
     </w:p>
     <w:p>
@@ -2452,7 +1880,6 @@
       </w:pPr>
       <w:r>
         <w:rPr>
-          <w:b/>
           <w:lang w:val="ru-RU"/>
         </w:rPr>
         <w:t>1.3 Краткие сведения об объекте автоматизации</w:t>
@@ -2471,13 +1898,7 @@
         <w:rPr>
           <w:lang w:val="ru-RU"/>
         </w:rPr>
-        <w:t>Объектом автоматизации является документооборот малого предприятия. В организации исп</w:t>
-      </w:r>
-      <w:r>
-        <w:rPr>
-          <w:lang w:val="ru-RU"/>
-        </w:rPr>
-        <w:t>ользуются входящие, исходящие и внутренние документы, для которых требуется регистрация, хранение, поиск, контроль статуса и фиксация ответственных лиц. Ведение таких операций в ручном режиме занимает значительное время и повышает вероятность ошибок.</w:t>
+        <w:t>Объектом автоматизации является документооборот малого предприятия. В организации используются входящие, исходящие и внутренние документы, для которых требуется регистрация, хранение, поиск, контроль статуса и фиксация ответственных лиц. Ведение таких операций в ручном режиме занимает значительное время и повышает вероятность ошибок.</w:t>
       </w:r>
     </w:p>
     <w:p>
@@ -2488,17 +1909,9 @@
       </w:pPr>
       <w:r>
         <w:rPr>
-          <w:b/>
-          <w:lang w:val="ru-RU"/>
-        </w:rPr>
-        <w:t>1.4 О</w:t>
-      </w:r>
-      <w:r>
-        <w:rPr>
-          <w:b/>
-          <w:lang w:val="ru-RU"/>
-        </w:rPr>
-        <w:t>снование для разработки</w:t>
+          <w:lang w:val="ru-RU"/>
+        </w:rPr>
+        <w:t>1.4 Основание для разработки</w:t>
       </w:r>
     </w:p>
     <w:p>
@@ -2534,7 +1947,6 @@
       </w:pPr>
       <w:r>
         <w:rPr>
-          <w:b/>
           <w:lang w:val="ru-RU"/>
         </w:rPr>
         <w:t>1.5 Плановые сроки начала и окончания работ</w:t>
@@ -2553,13 +1965,7 @@
         <w:rPr>
           <w:lang w:val="ru-RU"/>
         </w:rPr>
-        <w:t>Начало работ по проекту</w:t>
-      </w:r>
-      <w:r>
-        <w:rPr>
-          <w:lang w:val="ru-RU"/>
-        </w:rPr>
-        <w:t>: 13.04.2026 г. Окончание работ: 26.04.2026 г. Сроки выполнения этапов являются ориентировочными и могут корректироваться по согласованию с руководителем практики.</w:t>
+        <w:t>Начало работ по проекту: 13.04.2026 г. Окончание работ: 26.04.2026 г. Сроки выполнения этапов являются ориентировочными и могут корректироваться по согласованию с руководителем практики.</w:t>
       </w:r>
     </w:p>
     <w:p>
@@ -2570,7 +1976,6 @@
       </w:pPr>
       <w:r>
         <w:rPr>
-          <w:b/>
           <w:lang w:val="ru-RU"/>
         </w:rPr>
         <w:t>1.6 Порядок оформления и предъявления результатов работ</w:t>
@@ -2590,13 +1995,7 @@
           <w:lang w:val="ru-RU"/>
         </w:rPr>
         <w:lastRenderedPageBreak/>
-        <w:t>Результаты выполнения работ предъявл</w:t>
-      </w:r>
-      <w:r>
-        <w:rPr>
-          <w:lang w:val="ru-RU"/>
-        </w:rPr>
-        <w:t>яются поэтапно. По завершении ключевых этапов разработки студент представляет руководителю практики аналитические материалы, проектные решения, программный код, результаты тестирования и оформленную отчётную документацию.</w:t>
+        <w:t>Результаты выполнения работ предъявляются поэтапно. По завершении ключевых этапов разработки студент представляет руководителю практики аналитические материалы, проектные решения, программный код, результаты тестирования и оформленную отчётную документацию.</w:t>
       </w:r>
     </w:p>
     <w:p>
@@ -2607,19 +2006,10 @@
       </w:pPr>
       <w:r>
         <w:rPr>
-          <w:b/>
           <w:sz w:val="32"/>
           <w:lang w:val="ru-RU"/>
         </w:rPr>
-        <w:t>2. Назначение и цели создания прил</w:t>
-      </w:r>
-      <w:r>
-        <w:rPr>
-          <w:b/>
-          <w:sz w:val="32"/>
-          <w:lang w:val="ru-RU"/>
-        </w:rPr>
-        <w:t>ожения</w:t>
+        <w:t>2. Назначение и цели создания приложения</w:t>
       </w:r>
     </w:p>
     <w:p>
@@ -2630,7 +2020,6 @@
       </w:pPr>
       <w:r>
         <w:rPr>
-          <w:b/>
           <w:lang w:val="ru-RU"/>
         </w:rPr>
         <w:t>2.1 Назначение приложения</w:t>
@@ -2649,13 +2038,7 @@
         <w:rPr>
           <w:lang w:val="ru-RU"/>
         </w:rPr>
-        <w:t xml:space="preserve">Приложение «Система электронного документооборота для малого предприятия» предназначено для автоматизации регистрации, хранения, обработки и поиска документов внутри организации. Программный продукт ориентирован на </w:t>
-      </w:r>
-      <w:r>
-        <w:rPr>
-          <w:lang w:val="ru-RU"/>
-        </w:rPr>
-        <w:t>использование в условиях малого предприятия, где требуется простой, понятный и локально развёртываемый инструмент.</w:t>
+        <w:t>Приложение «Система электронного документооборота для малого предприятия» предназначено для автоматизации регистрации, хранения, обработки и поиска документов внутри организации. Программный продукт ориентирован на использование в условиях малого предприятия, где требуется простой, понятный и локально развёртываемый инструмент.</w:t>
       </w:r>
     </w:p>
     <w:p>
@@ -2666,7 +2049,6 @@
       </w:pPr>
       <w:r>
         <w:rPr>
-          <w:b/>
           <w:lang w:val="ru-RU"/>
         </w:rPr>
         <w:t>2.2 Цели создания приложения</w:t>
@@ -2685,13 +2067,7 @@
         <w:rPr>
           <w:lang w:val="ru-RU"/>
         </w:rPr>
-        <w:t>Целью создания приложения является разработка удобного и надёжного инструмента, позволяющего сократить объём руч</w:t>
-      </w:r>
-      <w:r>
-        <w:rPr>
-          <w:lang w:val="ru-RU"/>
-        </w:rPr>
-        <w:t>ной работы при обработке документов, уменьшить количество ошибок, связанных с человеческим фактором, и повысить прозрачность движения документов в организации.</w:t>
+        <w:t>Целью создания приложения является разработка удобного и надёжного инструмента, позволяющего сократить объём ручной работы при обработке документов, уменьшить количество ошибок, связанных с человеческим фактором, и повысить прозрачность движения документов в организации.</w:t>
       </w:r>
     </w:p>
     <w:p>
@@ -2702,7 +2078,6 @@
       </w:pPr>
       <w:r>
         <w:rPr>
-          <w:b/>
           <w:lang w:val="ru-RU"/>
         </w:rPr>
         <w:t>2.2.1 Основные цели создания приложения</w:t>
@@ -2721,13 +2096,7 @@
         <w:rPr>
           <w:lang w:val="ru-RU"/>
         </w:rPr>
-        <w:t>— автоматизация регистрации входящих, исходящих и внутре</w:t>
-      </w:r>
-      <w:r>
-        <w:rPr>
-          <w:lang w:val="ru-RU"/>
-        </w:rPr>
-        <w:t>нних документов;</w:t>
+        <w:t>— автоматизация регистрации входящих, исходящих и внутренних документов;</w:t>
       </w:r>
     </w:p>
     <w:p>
@@ -2791,13 +2160,7 @@
         <w:rPr>
           <w:lang w:val="ru-RU"/>
         </w:rPr>
-        <w:t>—</w:t>
-      </w:r>
-      <w:r>
-        <w:rPr>
-          <w:lang w:val="ru-RU"/>
-        </w:rPr>
-        <w:t xml:space="preserve"> обеспечение разграничения доступа к данным в зависимости от роли пользователя.</w:t>
+        <w:t>— обеспечение разграничения доступа к данным в зависимости от роли пользователя.</w:t>
       </w:r>
     </w:p>
     <w:p>
@@ -2808,7 +2171,6 @@
       </w:pPr>
       <w:r>
         <w:rPr>
-          <w:b/>
           <w:lang w:val="ru-RU"/>
         </w:rPr>
         <w:t>2.2.2 Целевая аудитория</w:t>
@@ -2828,13 +2190,7 @@
           <w:lang w:val="ru-RU"/>
         </w:rPr>
         <w:lastRenderedPageBreak/>
-        <w:t xml:space="preserve">Целевой аудиторией приложения являются сотрудники малого предприятия: секретарь, офис-менеджер, руководитель, а также администратор системы. Для работы </w:t>
-      </w:r>
-      <w:r>
-        <w:rPr>
-          <w:lang w:val="ru-RU"/>
-        </w:rPr>
-        <w:t xml:space="preserve">с приложением достаточно базовых навыков использования операционной системы </w:t>
+        <w:t xml:space="preserve">Целевой аудиторией приложения являются сотрудники малого предприятия: секретарь, офис-менеджер, руководитель, а также администратор системы. Для работы с приложением достаточно базовых навыков использования операционной системы </w:t>
       </w:r>
       <w:r>
         <w:t>Windows</w:t>
@@ -2854,7 +2210,6 @@
       </w:pPr>
       <w:r>
         <w:rPr>
-          <w:b/>
           <w:sz w:val="32"/>
           <w:lang w:val="ru-RU"/>
         </w:rPr>
@@ -2869,7 +2224,6 @@
       </w:pPr>
       <w:r>
         <w:rPr>
-          <w:b/>
           <w:lang w:val="ru-RU"/>
         </w:rPr>
         <w:t>3.1 Требования к приложению в целом</w:t>
@@ -2883,7 +2237,6 @@
       </w:pPr>
       <w:r>
         <w:rPr>
-          <w:b/>
           <w:lang w:val="ru-RU"/>
         </w:rPr>
         <w:t>3.1.1 Требования к структуре и функционированию приложения</w:t>
@@ -2902,13 +2255,7 @@
         <w:rPr>
           <w:lang w:val="ru-RU"/>
         </w:rPr>
-        <w:t>Приложение должно быть реализовано как оконное на</w:t>
-      </w:r>
-      <w:r>
-        <w:rPr>
-          <w:lang w:val="ru-RU"/>
-        </w:rPr>
-        <w:t xml:space="preserve">стольное приложение для операционной системы </w:t>
+        <w:t xml:space="preserve">Приложение должно быть реализовано как оконное настольное приложение для операционной системы </w:t>
       </w:r>
       <w:r>
         <w:t>Windows</w:t>
@@ -2917,13 +2264,7 @@
         <w:rPr>
           <w:lang w:val="ru-RU"/>
         </w:rPr>
-        <w:t>. Архитектура программного продукта должна быть модульной и предусматривать разделение на уровни интерфейса, бизнес-логики и доступа к данным. Приложение должно поддерживать локальную работу без необходим</w:t>
-      </w:r>
-      <w:r>
-        <w:rPr>
-          <w:lang w:val="ru-RU"/>
-        </w:rPr>
-        <w:t>ости постоянного подключения к серверной инфраструктуре.</w:t>
+        <w:t>. Архитектура программного продукта должна быть модульной и предусматривать разделение на уровни интерфейса, бизнес-логики и доступа к данным. Приложение должно поддерживать локальную работу без необходимости постоянного подключения к серверной инфраструктуре.</w:t>
       </w:r>
     </w:p>
     <w:p>
@@ -2934,7 +2275,6 @@
       </w:pPr>
       <w:r>
         <w:rPr>
-          <w:b/>
           <w:lang w:val="ru-RU"/>
         </w:rPr>
         <w:t>3.1.2 Требования к персоналу</w:t>
@@ -2953,13 +2293,7 @@
         <w:rPr>
           <w:lang w:val="ru-RU"/>
         </w:rPr>
-        <w:t>Пользователям приложения не требуются специальные знания в области программирования или администрирования баз данных. Интерфейс должен быть интуитивно понятным, содержать</w:t>
-      </w:r>
-      <w:r>
-        <w:rPr>
-          <w:lang w:val="ru-RU"/>
-        </w:rPr>
-        <w:t xml:space="preserve"> логично сгруппированные элементы управления и понятные сообщения об ошибках.</w:t>
+        <w:t>Пользователям приложения не требуются специальные знания в области программирования или администрирования баз данных. Интерфейс должен быть интуитивно понятным, содержать логично сгруппированные элементы управления и понятные сообщения об ошибках.</w:t>
       </w:r>
     </w:p>
     <w:p>
@@ -2970,7 +2304,6 @@
       </w:pPr>
       <w:r>
         <w:rPr>
-          <w:b/>
           <w:lang w:val="ru-RU"/>
         </w:rPr>
         <w:t>3.1.3 Требования к сохранности информации</w:t>
@@ -2989,13 +2322,7 @@
         <w:rPr>
           <w:lang w:val="ru-RU"/>
         </w:rPr>
-        <w:t xml:space="preserve">Приложение должно обеспечивать сохранность данных о документах, пользователях и истории действий. Должна быть предусмотрена возможность </w:t>
-      </w:r>
-      <w:r>
-        <w:rPr>
-          <w:lang w:val="ru-RU"/>
-        </w:rPr>
-        <w:t>резервного копирования базы данных и восстановления информации в случае сбоя. Недопустима потеря данных при штатном завершении работы приложения.</w:t>
+        <w:t>Приложение должно обеспечивать сохранность данных о документах, пользователях и истории действий. Должна быть предусмотрена возможность резервного копирования базы данных и восстановления информации в случае сбоя. Недопустима потеря данных при штатном завершении работы приложения.</w:t>
       </w:r>
     </w:p>
     <w:p>
@@ -3006,7 +2333,6 @@
       </w:pPr>
       <w:r>
         <w:rPr>
-          <w:b/>
           <w:lang w:val="ru-RU"/>
         </w:rPr>
         <w:t>3.1.4 Требования к разграничению доступа</w:t>
@@ -3025,26 +2351,14 @@
         <w:rPr>
           <w:lang w:val="ru-RU"/>
         </w:rPr>
-        <w:t xml:space="preserve">Доступ к функциям приложения должен предоставляться в соответствии с </w:t>
+        <w:t xml:space="preserve">Доступ к функциям приложения должен предоставляться в соответствии с ролями пользователей. Предусматриваются следующие роли: администратор, </w:t>
       </w:r>
       <w:r>
         <w:rPr>
           <w:lang w:val="ru-RU"/>
         </w:rPr>
-        <w:t xml:space="preserve">ролями пользователей. Предусматриваются следующие роли: администратор, </w:t>
-      </w:r>
-      <w:r>
-        <w:rPr>
-          <w:lang w:val="ru-RU"/>
-        </w:rPr>
         <w:lastRenderedPageBreak/>
-        <w:t>руководитель, сотрудник. Администратор обладает полным набором прав, руководитель имеет доступ к просмотру, согласованию и контролю документов, сотрудник — к созданию и просмотру докуме</w:t>
-      </w:r>
-      <w:r>
-        <w:rPr>
-          <w:lang w:val="ru-RU"/>
-        </w:rPr>
-        <w:t>нтов в пределах выданных полномочий.</w:t>
+        <w:t>руководитель, сотрудник. Администратор обладает полным набором прав, руководитель имеет доступ к просмотру, согласованию и контролю документов, сотрудник — к созданию и просмотру документов в пределах выданных полномочий.</w:t>
       </w:r>
     </w:p>
     <w:p>
@@ -3055,7 +2369,6 @@
       </w:pPr>
       <w:r>
         <w:rPr>
-          <w:b/>
           <w:lang w:val="ru-RU"/>
         </w:rPr>
         <w:t>3.2 Требования к функциям (задачам), выполняемым приложением</w:t>
@@ -3069,7 +2382,6 @@
       </w:pPr>
       <w:r>
         <w:rPr>
-          <w:b/>
           <w:lang w:val="ru-RU"/>
         </w:rPr>
         <w:t>3.2.1 Основные требования</w:t>
@@ -3120,13 +2432,7 @@
         <w:rPr>
           <w:lang w:val="ru-RU"/>
         </w:rPr>
-        <w:t xml:space="preserve">— ведение </w:t>
-      </w:r>
-      <w:r>
-        <w:rPr>
-          <w:lang w:val="ru-RU"/>
-        </w:rPr>
-        <w:t>справочников типов документов, статусов, подразделений и пользователей;</w:t>
+        <w:t>— ведение справочников типов документов, статусов, подразделений и пользователей;</w:t>
       </w:r>
     </w:p>
     <w:p>
@@ -3174,13 +2480,7 @@
         <w:rPr>
           <w:lang w:val="ru-RU"/>
         </w:rPr>
-        <w:t>— хранение реквизитов документа: номер, дата, тип, тем</w:t>
-      </w:r>
-      <w:r>
-        <w:rPr>
-          <w:lang w:val="ru-RU"/>
-        </w:rPr>
-        <w:t>а, отправитель/получатель, ответственный, статус;</w:t>
+        <w:t>— хранение реквизитов документа: номер, дата, тип, тема, отправитель/получатель, ответственный, статус;</w:t>
       </w:r>
     </w:p>
     <w:p>
@@ -3260,13 +2560,7 @@
         <w:rPr>
           <w:lang w:val="ru-RU"/>
         </w:rPr>
-        <w:t>— контроль с</w:t>
-      </w:r>
-      <w:r>
-        <w:rPr>
-          <w:lang w:val="ru-RU"/>
-        </w:rPr>
-        <w:t>мены статусов документа по маршруту обработки.</w:t>
+        <w:t>— контроль смены статусов документа по маршруту обработки.</w:t>
       </w:r>
     </w:p>
     <w:p>
@@ -3277,7 +2571,6 @@
       </w:pPr>
       <w:r>
         <w:rPr>
-          <w:b/>
           <w:lang w:val="ru-RU"/>
         </w:rPr>
         <w:t>3.2.2 Структура приложения</w:t>
@@ -3360,13 +2653,7 @@
         <w:rPr>
           <w:lang w:val="ru-RU"/>
         </w:rPr>
-        <w:t>— окно просмо</w:t>
-      </w:r>
-      <w:r>
-        <w:rPr>
-          <w:lang w:val="ru-RU"/>
-        </w:rPr>
-        <w:t>тра карточки документа;</w:t>
+        <w:t>— окно просмотра карточки документа;</w:t>
       </w:r>
     </w:p>
     <w:p>
@@ -3425,7 +2712,6 @@
       </w:pPr>
       <w:r>
         <w:rPr>
-          <w:b/>
           <w:lang w:val="ru-RU"/>
         </w:rPr>
         <w:t>3.2.3 Система навигации</w:t>
@@ -3445,13 +2731,7 @@
           <w:lang w:val="ru-RU"/>
         </w:rPr>
         <w:lastRenderedPageBreak/>
-        <w:t>Главное окно должно обеспечивать быстрый переход к основным разделам приложения. Переход между операциями создания, прос</w:t>
-      </w:r>
-      <w:r>
-        <w:rPr>
-          <w:lang w:val="ru-RU"/>
-        </w:rPr>
-        <w:t>мотра, редактирования и поиска документов должен выполняться не более чем за два действия пользователя. Навигация должна быть последовательной и предсказуемой.</w:t>
+        <w:t>Главное окно должно обеспечивать быстрый переход к основным разделам приложения. Переход между операциями создания, просмотра, редактирования и поиска документов должен выполняться не более чем за два действия пользователя. Навигация должна быть последовательной и предсказуемой.</w:t>
       </w:r>
     </w:p>
     <w:p>
@@ -3462,7 +2742,6 @@
       </w:pPr>
       <w:r>
         <w:rPr>
-          <w:b/>
           <w:lang w:val="ru-RU"/>
         </w:rPr>
         <w:t>3.2.4 Требования к функциональным возможностям разделов</w:t>
@@ -3476,7 +2755,6 @@
       </w:pPr>
       <w:r>
         <w:rPr>
-          <w:b/>
           <w:lang w:val="ru-RU"/>
         </w:rPr>
         <w:t>3.2.5 Требования к дизайну</w:t>
@@ -3495,13 +2773,7 @@
         <w:rPr>
           <w:lang w:val="ru-RU"/>
         </w:rPr>
-        <w:t xml:space="preserve">Интерфейс приложения должен быть выполнен в сдержанном деловом стиле. Предпочтение следует отдавать светлой теме, контрастным подписям, читабельным шрифтам и логичной </w:t>
-      </w:r>
-      <w:r>
-        <w:rPr>
-          <w:lang w:val="ru-RU"/>
-        </w:rPr>
-        <w:t>группировке элементов. Основная задача дизайна — обеспечить ясность интерфейса, сократить время адаптации пользователя и снизить вероятность ошибок при вводе данных.</w:t>
+        <w:t>Интерфейс приложения должен быть выполнен в сдержанном деловом стиле. Предпочтение следует отдавать светлой теме, контрастным подписям, читабельным шрифтам и логичной группировке элементов. Основная задача дизайна — обеспечить ясность интерфейса, сократить время адаптации пользователя и снизить вероятность ошибок при вводе данных.</w:t>
       </w:r>
     </w:p>
     <w:p>
@@ -3512,7 +2784,6 @@
       </w:pPr>
       <w:r>
         <w:rPr>
-          <w:b/>
           <w:lang w:val="ru-RU"/>
         </w:rPr>
         <w:t>3.2.6 Требования к технической реализации</w:t>
@@ -3556,13 +2827,7 @@
         <w:rPr>
           <w:lang w:val="ru-RU"/>
         </w:rPr>
-        <w:t>— технология польз</w:t>
-      </w:r>
-      <w:r>
-        <w:rPr>
-          <w:lang w:val="ru-RU"/>
-        </w:rPr>
-        <w:t xml:space="preserve">овательского интерфейса — </w:t>
+        <w:t xml:space="preserve">— технология пользовательского интерфейса — </w:t>
       </w:r>
       <w:r>
         <w:t>Windows</w:t>
@@ -3687,17 +2952,9 @@
       </w:pPr>
       <w:r>
         <w:rPr>
-          <w:b/>
-          <w:lang w:val="ru-RU"/>
-        </w:rPr>
-        <w:t>3.3 Требования к данн</w:t>
-      </w:r>
-      <w:r>
-        <w:rPr>
-          <w:b/>
-          <w:lang w:val="ru-RU"/>
-        </w:rPr>
-        <w:t>ым</w:t>
+          <w:lang w:val="ru-RU"/>
+        </w:rPr>
+        <w:t>3.3 Требования к данным</w:t>
       </w:r>
     </w:p>
     <w:p>
@@ -3713,13 +2970,7 @@
         <w:rPr>
           <w:lang w:val="ru-RU"/>
         </w:rPr>
-        <w:t>База данных приложения должна содержать таблицы пользователей, ролей, документов, типов документов, статусов, подразделений и журнала действий. Для каждого документа должна храниться уникальная запись с обязательными реквизитами. Должны быть предусмотре</w:t>
-      </w:r>
-      <w:r>
-        <w:rPr>
-          <w:lang w:val="ru-RU"/>
-        </w:rPr>
-        <w:t>ны ограничения целостности, исключающие появление пустых ключевых полей и некорректных ссылок между сущностями.</w:t>
+        <w:t>База данных приложения должна содержать таблицы пользователей, ролей, документов, типов документов, статусов, подразделений и журнала действий. Для каждого документа должна храниться уникальная запись с обязательными реквизитами. Должны быть предусмотрены ограничения целостности, исключающие появление пустых ключевых полей и некорректных ссылок между сущностями.</w:t>
       </w:r>
     </w:p>
     <w:p>
@@ -3730,7 +2981,6 @@
       </w:pPr>
       <w:r>
         <w:rPr>
-          <w:b/>
           <w:sz w:val="32"/>
           <w:lang w:val="ru-RU"/>
         </w:rPr>
@@ -3757,29 +3007,29 @@
     <w:p>
       <w:pPr>
         <w:spacing w:after="0" w:line="288" w:lineRule="auto"/>
-      </w:pPr>
-      <w:bookmarkStart w:id="0" w:name="_GoBack"/>
-      <w:bookmarkEnd w:id="0"/>
+        <w:rPr>
+          <w:lang w:val="ru-RU"/>
+        </w:rPr>
+      </w:pPr>
       <w:r>
         <w:rPr>
           <w:i/>
           <w:sz w:val="24"/>
-        </w:rPr>
-        <w:t xml:space="preserve">Таблица 1 - Этапы создания </w:t>
-      </w:r>
-      <w:r>
-        <w:rPr>
-          <w:i/>
-          <w:sz w:val="24"/>
-        </w:rPr>
-        <w:t>приложения.</w:t>
+          <w:lang w:val="ru-RU"/>
+        </w:rPr>
+        <w:t>Таблица 1 - Этапы создания приложения.</w:t>
       </w:r>
     </w:p>
     <w:p>
+      <w:pPr>
+        <w:rPr>
+          <w:lang w:val="ru-RU"/>
+        </w:rPr>
+      </w:pPr>
       <w:r>
         <w:rPr>
-          <w:b/>
           <w:sz w:val="32"/>
+          <w:lang w:val="ru-RU"/>
         </w:rPr>
         <w:t>5. Порядок контроля и приёмки приложения</w:t>
       </w:r>
@@ -3792,7 +3042,6 @@
       </w:pPr>
       <w:r>
         <w:rPr>
-          <w:b/>
           <w:lang w:val="ru-RU"/>
         </w:rPr>
         <w:t>5.1 Виды, состав, объём и методы испытаний</w:t>
@@ -3811,13 +3060,7 @@
         <w:rPr>
           <w:lang w:val="ru-RU"/>
         </w:rPr>
-        <w:t xml:space="preserve">Для проверки качества приложения проводится функциональное тестирование основных пользовательских сценариев: вход в систему, создание документа, редактирование </w:t>
-      </w:r>
-      <w:r>
-        <w:rPr>
-          <w:lang w:val="ru-RU"/>
-        </w:rPr>
-        <w:t>документа, поиск, смена статуса, работа со справочниками и разграничение доступа. Дополнительно проводится тестирование удобства интерфейса и проверка корректности сохранения данных в базе.</w:t>
+        <w:t>Для проверки качества приложения проводится функциональное тестирование основных пользовательских сценариев: вход в систему, создание документа, редактирование документа, поиск, смена статуса, работа со справочниками и разграничение доступа. Дополнительно проводится тестирование удобства интерфейса и проверка корректности сохранения данных в базе.</w:t>
       </w:r>
     </w:p>
     <w:p>
@@ -3828,7 +3071,6 @@
       </w:pPr>
       <w:r>
         <w:rPr>
-          <w:b/>
           <w:lang w:val="ru-RU"/>
         </w:rPr>
         <w:t>5.2 Общие требования к приёмке приложения</w:t>
@@ -3847,19 +3089,7 @@
         <w:rPr>
           <w:lang w:val="ru-RU"/>
         </w:rPr>
-        <w:t>Приложение принимается п</w:t>
-      </w:r>
-      <w:r>
-        <w:rPr>
-          <w:lang w:val="ru-RU"/>
-        </w:rPr>
-        <w:t xml:space="preserve">ри условии, что реализован основной функционал, предусмотренный настоящим техническим заданием, устранены критические ошибки, обеспечена корректная работа интерфейса и сохранение данных. Приёмка результатов учебной практики осуществляется руководителем на </w:t>
-      </w:r>
-      <w:r>
-        <w:rPr>
-          <w:lang w:val="ru-RU"/>
-        </w:rPr>
-        <w:t>основании демонстрации приложения, представленного исходного кода и оформленной отчётной документации.</w:t>
+        <w:t>Приложение принимается при условии, что реализован основной функционал, предусмотренный настоящим техническим заданием, устранены критические ошибки, обеспечена корректная работа интерфейса и сохранение данных. Приёмка результатов учебной практики осуществляется руководителем на основании демонстрации приложения, представленного исходного кода и оформленной отчётной документации.</w:t>
       </w:r>
     </w:p>
     <w:p>
@@ -3870,7 +3100,6 @@
       </w:pPr>
       <w:r>
         <w:rPr>
-          <w:b/>
           <w:lang w:val="ru-RU"/>
         </w:rPr>
         <w:t>5.3 Требования к составу и содержанию работ</w:t>
@@ -3889,13 +3118,7 @@
         <w:rPr>
           <w:lang w:val="ru-RU"/>
         </w:rPr>
-        <w:t>Итоговый комплект результатов должен включать исходный код проекта, файл базы данных, краткое руководство пол</w:t>
-      </w:r>
-      <w:r>
-        <w:rPr>
-          <w:lang w:val="ru-RU"/>
-        </w:rPr>
-        <w:t>ьзователя, результаты тестирования, а также документы, оформленные в рамках учебной практики: дневник, отчёт, техническое задание и приложения при необходимости.</w:t>
+        <w:t>Итоговый комплект результатов должен включать исходный код проекта, файл базы данных, краткое руководство пользователя, результаты тестирования, а также документы, оформленные в рамках учебной практики: дневник, отчёт, техническое задание и приложения при необходимости.</w:t>
       </w:r>
     </w:p>
     <w:sectPr>
@@ -15839,7 +15062,7 @@
 </file>
 
 <file path=customXml/itemProps1.xml><?xml version="1.0" encoding="utf-8"?>
-<ds:datastoreItem xmlns:ds="http://schemas.openxmlformats.org/officeDocument/2006/customXml" ds:itemID="{70634F20-3970-4B42-8148-EA2CAA7E6C13}">
+<ds:datastoreItem xmlns:ds="http://schemas.openxmlformats.org/officeDocument/2006/customXml" ds:itemID="{5EA092DA-9106-4B0F-8C8B-1C918F1FA43E}">
   <ds:schemaRefs>
     <ds:schemaRef ds:uri="http://schemas.openxmlformats.org/officeDocument/2006/bibliography"/>
   </ds:schemaRefs>

--- a/Документация/ТЗ.docx
+++ b/Документация/ТЗ.docx
@@ -666,12 +666,25 @@
           <w:sz w:val="24"/>
         </w:rPr>
       </w:pPr>
-      <w:proofErr w:type="gramStart"/>
-      <w:r>
-        <w:rPr>
-          <w:sz w:val="24"/>
-        </w:rPr>
-        <w:t xml:space="preserve">На  </w:t>
+      <w:r>
+        <w:rPr>
+          <w:sz w:val="24"/>
+        </w:rPr>
+        <w:t xml:space="preserve">На </w:t>
+      </w:r>
+      <w:r>
+        <w:rPr>
+          <w:sz w:val="24"/>
+        </w:rPr>
+        <w:t>23</w:t>
+      </w:r>
+      <w:bookmarkStart w:id="0" w:name="_GoBack"/>
+      <w:bookmarkEnd w:id="0"/>
+      <w:r>
+        <w:rPr>
+          <w:sz w:val="24"/>
+        </w:rPr>
+        <w:t xml:space="preserve"> </w:t>
       </w:r>
       <w:r>
         <w:rPr>
@@ -680,7 +693,6 @@
         </w:rPr>
         <w:t>листах</w:t>
       </w:r>
-      <w:proofErr w:type="gramEnd"/>
     </w:p>
     <w:p>
       <w:pPr>
@@ -2991,9 +3003,9 @@
         <w:pStyle w:val="10"/>
         <w:spacing w:before="0" w:after="0"/>
       </w:pPr>
-      <w:bookmarkStart w:id="0" w:name="_bookmark0"/>
-      <w:bookmarkStart w:id="1" w:name="_Toc209615043"/>
-      <w:bookmarkEnd w:id="0"/>
+      <w:bookmarkStart w:id="1" w:name="_bookmark0"/>
+      <w:bookmarkStart w:id="2" w:name="_Toc209615043"/>
+      <w:bookmarkEnd w:id="1"/>
       <w:r>
         <w:lastRenderedPageBreak/>
         <w:t>Термины</w:t>
@@ -3016,7 +3028,7 @@
       <w:r>
         <w:t>определения</w:t>
       </w:r>
-      <w:bookmarkEnd w:id="1"/>
+      <w:bookmarkEnd w:id="2"/>
     </w:p>
     <w:p>
       <w:pPr>
@@ -4499,9 +4511,9 @@
         <w:pStyle w:val="10"/>
         <w:spacing w:before="0" w:after="0"/>
       </w:pPr>
-      <w:bookmarkStart w:id="2" w:name="_bookmark1"/>
-      <w:bookmarkStart w:id="3" w:name="_Toc209615044"/>
-      <w:bookmarkEnd w:id="2"/>
+      <w:bookmarkStart w:id="3" w:name="_bookmark1"/>
+      <w:bookmarkStart w:id="4" w:name="_Toc209615044"/>
+      <w:bookmarkEnd w:id="3"/>
       <w:r>
         <w:lastRenderedPageBreak/>
         <w:t>1. Общие</w:t>
@@ -4515,20 +4527,20 @@
       <w:r>
         <w:t>сведения</w:t>
       </w:r>
-      <w:bookmarkEnd w:id="3"/>
+      <w:bookmarkEnd w:id="4"/>
     </w:p>
     <w:p>
       <w:pPr>
         <w:pStyle w:val="2"/>
         <w:spacing w:before="0" w:after="0"/>
       </w:pPr>
-      <w:bookmarkStart w:id="4" w:name="_bookmark2"/>
-      <w:bookmarkStart w:id="5" w:name="_Toc209615045"/>
-      <w:bookmarkEnd w:id="4"/>
+      <w:bookmarkStart w:id="5" w:name="_bookmark2"/>
+      <w:bookmarkStart w:id="6" w:name="_Toc209615045"/>
+      <w:bookmarkEnd w:id="5"/>
       <w:r>
         <w:t>1.1 Назначение документа</w:t>
       </w:r>
-      <w:bookmarkEnd w:id="5"/>
+      <w:bookmarkEnd w:id="6"/>
     </w:p>
     <w:p>
       <w:pPr>
@@ -4551,9 +4563,9 @@
         <w:pStyle w:val="2"/>
         <w:spacing w:before="0" w:after="0"/>
       </w:pPr>
-      <w:bookmarkStart w:id="6" w:name="_bookmark3"/>
-      <w:bookmarkStart w:id="7" w:name="_Toc209615046"/>
-      <w:bookmarkEnd w:id="6"/>
+      <w:bookmarkStart w:id="7" w:name="_bookmark3"/>
+      <w:bookmarkStart w:id="8" w:name="_Toc209615046"/>
+      <w:bookmarkEnd w:id="7"/>
       <w:r>
         <w:t>1.2 Наименование</w:t>
       </w:r>
@@ -4584,7 +4596,7 @@
       <w:r>
         <w:t>Заказчика</w:t>
       </w:r>
-      <w:bookmarkEnd w:id="7"/>
+      <w:bookmarkEnd w:id="8"/>
     </w:p>
     <w:tbl>
       <w:tblPr>
@@ -4712,9 +4724,9 @@
         <w:pStyle w:val="2"/>
         <w:spacing w:before="0" w:after="0"/>
       </w:pPr>
-      <w:bookmarkStart w:id="8" w:name="_bookmark4"/>
-      <w:bookmarkStart w:id="9" w:name="_Toc209615047"/>
-      <w:bookmarkEnd w:id="8"/>
+      <w:bookmarkStart w:id="9" w:name="_bookmark4"/>
+      <w:bookmarkStart w:id="10" w:name="_Toc209615047"/>
+      <w:bookmarkEnd w:id="9"/>
       <w:r>
         <w:t>1.3 Краткие</w:t>
       </w:r>
@@ -4745,7 +4757,7 @@
       <w:r>
         <w:t>компании</w:t>
       </w:r>
-      <w:bookmarkEnd w:id="9"/>
+      <w:bookmarkEnd w:id="10"/>
     </w:p>
     <w:p>
       <w:pPr>
@@ -4867,9 +4879,9 @@
         <w:pStyle w:val="2"/>
         <w:spacing w:before="0" w:after="0"/>
       </w:pPr>
-      <w:bookmarkStart w:id="10" w:name="_bookmark5"/>
-      <w:bookmarkStart w:id="11" w:name="_Toc209615048"/>
-      <w:bookmarkEnd w:id="10"/>
+      <w:bookmarkStart w:id="11" w:name="_bookmark5"/>
+      <w:bookmarkStart w:id="12" w:name="_Toc209615048"/>
+      <w:bookmarkEnd w:id="11"/>
       <w:r>
         <w:t>1.4 Основание</w:t>
       </w:r>
@@ -4900,7 +4912,7 @@
       <w:r>
         <w:t>приложения для управления финансами</w:t>
       </w:r>
-      <w:bookmarkEnd w:id="11"/>
+      <w:bookmarkEnd w:id="12"/>
     </w:p>
     <w:p>
       <w:pPr>
@@ -4927,13 +4939,13 @@
         <w:pStyle w:val="2"/>
         <w:spacing w:before="0" w:after="0"/>
       </w:pPr>
-      <w:bookmarkStart w:id="12" w:name="_bookmark6"/>
-      <w:bookmarkStart w:id="13" w:name="_Toc209615049"/>
-      <w:bookmarkEnd w:id="12"/>
+      <w:bookmarkStart w:id="13" w:name="_bookmark6"/>
+      <w:bookmarkStart w:id="14" w:name="_Toc209615049"/>
+      <w:bookmarkEnd w:id="13"/>
       <w:r>
         <w:t>1.5 Плановые сроки начала и окончания работ по созданию программного обеспечения для организации</w:t>
       </w:r>
-      <w:bookmarkEnd w:id="13"/>
+      <w:bookmarkEnd w:id="14"/>
       <w:r>
         <w:t xml:space="preserve"> </w:t>
       </w:r>
@@ -5008,13 +5020,13 @@
         <w:pStyle w:val="2"/>
         <w:spacing w:before="0" w:after="0"/>
       </w:pPr>
-      <w:bookmarkStart w:id="14" w:name="_bookmark7"/>
-      <w:bookmarkStart w:id="15" w:name="_Toc209615050"/>
-      <w:bookmarkEnd w:id="14"/>
+      <w:bookmarkStart w:id="15" w:name="_bookmark7"/>
+      <w:bookmarkStart w:id="16" w:name="_Toc209615050"/>
+      <w:bookmarkEnd w:id="15"/>
       <w:r>
         <w:t>1.6 Порядок оформления и предъявления результатов работ</w:t>
       </w:r>
-      <w:bookmarkEnd w:id="15"/>
+      <w:bookmarkEnd w:id="16"/>
     </w:p>
     <w:p>
       <w:pPr>
@@ -5060,9 +5072,9 @@
         <w:pStyle w:val="10"/>
         <w:spacing w:before="0" w:after="0"/>
       </w:pPr>
-      <w:bookmarkStart w:id="16" w:name="_bookmark8"/>
-      <w:bookmarkStart w:id="17" w:name="_Toc209615051"/>
-      <w:bookmarkEnd w:id="16"/>
+      <w:bookmarkStart w:id="17" w:name="_bookmark8"/>
+      <w:bookmarkStart w:id="18" w:name="_Toc209615051"/>
+      <w:bookmarkEnd w:id="17"/>
       <w:r>
         <w:lastRenderedPageBreak/>
         <w:t>2</w:t>
@@ -5109,25 +5121,25 @@
       <w:r>
         <w:t>приложения</w:t>
       </w:r>
-      <w:bookmarkEnd w:id="17"/>
+      <w:bookmarkEnd w:id="18"/>
     </w:p>
     <w:p>
       <w:pPr>
         <w:pStyle w:val="2"/>
         <w:spacing w:before="0" w:after="0"/>
       </w:pPr>
-      <w:bookmarkStart w:id="18" w:name="_bookmark9"/>
-      <w:bookmarkStart w:id="19" w:name="_Toc209615052"/>
-      <w:bookmarkEnd w:id="18"/>
+      <w:bookmarkStart w:id="19" w:name="_bookmark9"/>
+      <w:bookmarkStart w:id="20" w:name="_Toc209615052"/>
+      <w:bookmarkEnd w:id="19"/>
       <w:r>
         <w:t>2.1 Назначение приложения</w:t>
       </w:r>
-      <w:bookmarkEnd w:id="19"/>
-    </w:p>
-    <w:p>
-      <w:bookmarkStart w:id="20" w:name="_bookmark10"/>
-      <w:bookmarkStart w:id="21" w:name="_Toc209615053"/>
       <w:bookmarkEnd w:id="20"/>
+    </w:p>
+    <w:p>
+      <w:bookmarkStart w:id="21" w:name="_bookmark10"/>
+      <w:bookmarkStart w:id="22" w:name="_Toc209615053"/>
+      <w:bookmarkEnd w:id="21"/>
       <w:r>
         <w:t xml:space="preserve">Приложение «Система электронного документооборота для малого предприятия» предназначено для автоматизации операций регистрации, хранения, поиска и согласования документов в небольшой организации. Система обеспечивает ведение карточек документов, контроль статусов обработки, формирование маршрута согласования, разграничение доступа по ролям пользователей и регистрацию действий в журнале событий. Приложение создается как результат учебной практики и должно демонстрировать применение языка C#, </w:t>
       </w:r>
@@ -5148,22 +5160,22 @@
       <w:r>
         <w:t>2.2 Цели создания приложения</w:t>
       </w:r>
-      <w:bookmarkEnd w:id="21"/>
+      <w:bookmarkEnd w:id="22"/>
     </w:p>
     <w:p>
       <w:pPr>
         <w:pStyle w:val="3"/>
         <w:spacing w:before="0" w:after="0"/>
       </w:pPr>
-      <w:bookmarkStart w:id="22" w:name="_bookmark11"/>
-      <w:bookmarkEnd w:id="22"/>
+      <w:bookmarkStart w:id="23" w:name="_bookmark11"/>
+      <w:bookmarkEnd w:id="23"/>
       <w:r>
         <w:t>2.2.1 Основные цели создания приложения</w:t>
       </w:r>
     </w:p>
     <w:p>
-      <w:bookmarkStart w:id="23" w:name="_bookmark12"/>
-      <w:bookmarkEnd w:id="23"/>
+      <w:bookmarkStart w:id="24" w:name="_bookmark12"/>
+      <w:bookmarkEnd w:id="24"/>
       <w:r>
         <w:t>Цель приложения состоит в создании удобного инструмента для сотрудников малого предприятия, который обеспечит сокращение времени на обработку документов, снижение вероятности потери файлов, прозрачность этапов согласования и упорядоченное хранение регистрационных данных. Система должна уменьшить количество ручных операций, повысить дисциплину документооборота и обеспечить быстрый поиск документов по реквизитам.</w:t>
       </w:r>
@@ -5178,9 +5190,9 @@
       </w:r>
     </w:p>
     <w:p>
-      <w:bookmarkStart w:id="24" w:name="_bookmark13"/>
-      <w:bookmarkStart w:id="25" w:name="_Toc209615054"/>
-      <w:bookmarkEnd w:id="24"/>
+      <w:bookmarkStart w:id="25" w:name="_bookmark13"/>
+      <w:bookmarkStart w:id="26" w:name="_Toc209615054"/>
+      <w:bookmarkEnd w:id="25"/>
       <w:r>
         <w:t xml:space="preserve">Пользователями приложения являются сотрудники малого предприятия: администратор системы, делопроизводитель (секретарь), руководитель подразделения, директор и рядовой сотрудник, создающий документы. Для работы с приложением достаточно базовых навыков использования персонального компьютера и программ </w:t>
       </w:r>
@@ -5208,28 +5220,28 @@
       <w:r>
         <w:t xml:space="preserve"> Требования к приложению</w:t>
       </w:r>
-      <w:bookmarkEnd w:id="25"/>
+      <w:bookmarkEnd w:id="26"/>
     </w:p>
     <w:p>
       <w:pPr>
         <w:pStyle w:val="2"/>
         <w:spacing w:before="0" w:after="0"/>
       </w:pPr>
-      <w:bookmarkStart w:id="26" w:name="_bookmark14"/>
-      <w:bookmarkStart w:id="27" w:name="_Toc209615055"/>
-      <w:bookmarkEnd w:id="26"/>
+      <w:bookmarkStart w:id="27" w:name="_bookmark14"/>
+      <w:bookmarkStart w:id="28" w:name="_Toc209615055"/>
+      <w:bookmarkEnd w:id="27"/>
       <w:r>
         <w:t>3.1 Требования к приложению в целом</w:t>
       </w:r>
-      <w:bookmarkEnd w:id="27"/>
+      <w:bookmarkEnd w:id="28"/>
     </w:p>
     <w:p>
       <w:pPr>
         <w:pStyle w:val="3"/>
         <w:spacing w:before="0" w:after="0"/>
       </w:pPr>
-      <w:bookmarkStart w:id="28" w:name="_bookmark15"/>
-      <w:bookmarkEnd w:id="28"/>
+      <w:bookmarkStart w:id="29" w:name="_bookmark15"/>
+      <w:bookmarkEnd w:id="29"/>
       <w:r>
         <w:t>3.1.1 Требования к структуре и функционированию приложения</w:t>
       </w:r>
@@ -5289,8 +5301,8 @@
       </w:r>
     </w:p>
     <w:p>
-      <w:bookmarkStart w:id="29" w:name="_bookmark17"/>
-      <w:bookmarkEnd w:id="29"/>
+      <w:bookmarkStart w:id="30" w:name="_bookmark17"/>
+      <w:bookmarkEnd w:id="30"/>
       <w:r>
         <w:t>Для эксплуатации приложения не требуется специальная техническая подготовка. Пользователь должен уметь запускать приложение, входить в систему, выбирать разделы меню, заполнять формы и работать с табличными списками. Администратор должен владеть базовыми навыками резервного копирования базы данных и создания учетных записей пользователей.</w:t>
       </w:r>
@@ -5333,8 +5345,8 @@
         <w:pStyle w:val="3"/>
         <w:spacing w:before="0" w:after="0"/>
       </w:pPr>
-      <w:bookmarkStart w:id="30" w:name="_bookmark18"/>
-      <w:bookmarkEnd w:id="30"/>
+      <w:bookmarkStart w:id="31" w:name="_bookmark18"/>
+      <w:bookmarkEnd w:id="31"/>
       <w:r>
         <w:t>3.1.4 Требования к разграничению доступа</w:t>
       </w:r>
@@ -5358,35 +5370,17 @@
       </w:r>
       <w:proofErr w:type="spellEnd"/>
       <w:r>
-        <w:t xml:space="preserve"> - регистрация входящих и исходящих документов, редактирование карточек документов, отправка на согласование</w:t>
-      </w:r>
-      <w:r>
-        <w:t>,</w:t>
+        <w:t xml:space="preserve"> - регистрация входящих и исходящих документов, редактирование карточек документов, отправка на согласование,</w:t>
       </w:r>
       <w:r>
         <w:t xml:space="preserve"> </w:t>
       </w:r>
       <w:r>
-        <w:t>р</w:t>
-      </w:r>
-      <w:r>
-        <w:t>уководитель - просмотр документов своего подразделения, согласование или</w:t>
-      </w:r>
-      <w:r>
-        <w:t xml:space="preserve"> </w:t>
+        <w:t xml:space="preserve">руководитель - просмотр документов своего подразделения, согласование или </w:t>
       </w:r>
       <w:r>
         <w:lastRenderedPageBreak/>
-        <w:t>отклонение документов</w:t>
-      </w:r>
-      <w:r>
-        <w:t>, с</w:t>
-      </w:r>
-      <w:r>
-        <w:t>отрудник - создание черновиков документов и просмотр собственных документов</w:t>
-      </w:r>
-      <w:r>
-        <w:t>.</w:t>
+        <w:t>отклонение документов, сотрудник - создание черновиков документов и просмотр собственных документов.</w:t>
       </w:r>
     </w:p>
     <w:p>
@@ -5399,9 +5393,9 @@
         <w:pStyle w:val="2"/>
         <w:spacing w:before="0" w:after="0"/>
       </w:pPr>
-      <w:bookmarkStart w:id="31" w:name="_bookmark19"/>
-      <w:bookmarkStart w:id="32" w:name="_Toc209615056"/>
-      <w:bookmarkEnd w:id="31"/>
+      <w:bookmarkStart w:id="32" w:name="_bookmark19"/>
+      <w:bookmarkStart w:id="33" w:name="_Toc209615056"/>
+      <w:bookmarkEnd w:id="32"/>
       <w:r>
         <w:t>3.2 Требования</w:t>
       </w:r>
@@ -5450,15 +5444,15 @@
       <w:r>
         <w:t>приложением</w:t>
       </w:r>
-      <w:bookmarkEnd w:id="32"/>
+      <w:bookmarkEnd w:id="33"/>
     </w:p>
     <w:p>
       <w:pPr>
         <w:pStyle w:val="3"/>
         <w:spacing w:before="0" w:after="0"/>
       </w:pPr>
-      <w:bookmarkStart w:id="33" w:name="_bookmark20"/>
-      <w:bookmarkEnd w:id="33"/>
+      <w:bookmarkStart w:id="34" w:name="_bookmark20"/>
+      <w:bookmarkEnd w:id="34"/>
       <w:r>
         <w:t>3.2.1 Основные</w:t>
       </w:r>
@@ -5479,8 +5473,8 @@
           <w:rStyle w:val="19"/>
         </w:rPr>
       </w:pPr>
-      <w:bookmarkStart w:id="34" w:name="_bookmark21"/>
-      <w:bookmarkEnd w:id="34"/>
+      <w:bookmarkStart w:id="35" w:name="_bookmark21"/>
+      <w:bookmarkEnd w:id="35"/>
       <w:r>
         <w:rPr>
           <w:rStyle w:val="19"/>
@@ -5489,8 +5483,8 @@
       </w:r>
     </w:p>
     <w:p>
-      <w:bookmarkStart w:id="35" w:name="_bookmark22"/>
-      <w:bookmarkEnd w:id="35"/>
+      <w:bookmarkStart w:id="36" w:name="_bookmark22"/>
+      <w:bookmarkEnd w:id="36"/>
       <w:r>
         <w:t>Структура приложения</w:t>
       </w:r>
@@ -5764,29 +5758,42 @@
       <w:r>
         <w:t>Взаимосвязь разделов приложения строится вокруг главного окна. Из главного меню пользователь переходит к модулям «Документы», «Согласование», «Пользователи», «Справочники» и «Журнал действий». Карточка документа открывается из списка документов, а окно согласования вызывается из карточки или из раздела задач руководителя.</w:t>
       </w:r>
-    </w:p>
-    <w:p/>
+      <w:r>
+        <w:t xml:space="preserve"> </w:t>
+      </w:r>
+    </w:p>
     <w:p>
       <w:pPr>
         <w:ind w:firstLine="0"/>
+      </w:pPr>
+      <w:bookmarkStart w:id="37" w:name="_bookmark23"/>
+      <w:bookmarkEnd w:id="37"/>
+    </w:p>
+    <w:p>
+      <w:pPr>
+        <w:ind w:firstLine="0"/>
+        <w:jc w:val="center"/>
+        <w:rPr>
+          <w:i/>
+          <w:sz w:val="24"/>
+          <w:szCs w:val="24"/>
+        </w:rPr>
         <w:sectPr>
           <w:pgSz w:w="11910" w:h="16840"/>
           <w:pgMar w:top="1134" w:right="850" w:bottom="1134" w:left="1701" w:header="811" w:footer="332" w:gutter="0"/>
           <w:cols w:space="720"/>
         </w:sectPr>
       </w:pPr>
-      <w:bookmarkStart w:id="36" w:name="_bookmark23"/>
-      <w:bookmarkEnd w:id="36"/>
     </w:p>
     <w:p>
       <w:pPr>
         <w:pStyle w:val="ae"/>
         <w:rPr>
-          <w:rStyle w:val="19"/>
-        </w:rPr>
-      </w:pPr>
-      <w:bookmarkStart w:id="37" w:name="_bookmark24"/>
-      <w:bookmarkEnd w:id="37"/>
+          <w:b/>
+        </w:rPr>
+      </w:pPr>
+      <w:bookmarkStart w:id="38" w:name="_bookmark24"/>
+      <w:bookmarkEnd w:id="38"/>
       <w:r>
         <w:rPr>
           <w:rStyle w:val="19"/>
@@ -5794,15 +5801,6 @@
         <w:lastRenderedPageBreak/>
         <w:t>Система навигации (карта приложения)</w:t>
       </w:r>
-    </w:p>
-    <w:p>
-      <w:pPr>
-        <w:pStyle w:val="ae"/>
-        <w:rPr>
-          <w:b/>
-          <w:sz w:val="20"/>
-        </w:rPr>
-      </w:pPr>
     </w:p>
     <w:p>
       <w:pPr>
@@ -5818,24 +5816,118 @@
         </w:rPr>
       </w:pPr>
       <w:r>
-        <w:rPr>
-          <w:b/>
+        <w:t>Взаимосвязь</w:t>
+      </w:r>
+      <w:r>
+        <w:rPr>
+          <w:spacing w:val="-2"/>
+        </w:rPr>
+        <w:t xml:space="preserve"> </w:t>
+      </w:r>
+      <w:r>
+        <w:t>между</w:t>
+      </w:r>
+      <w:r>
+        <w:rPr>
+          <w:spacing w:val="-7"/>
+        </w:rPr>
+        <w:t xml:space="preserve"> </w:t>
+      </w:r>
+      <w:r>
+        <w:t>разделами</w:t>
+      </w:r>
+      <w:r>
+        <w:rPr>
+          <w:spacing w:val="-2"/>
+        </w:rPr>
+        <w:t xml:space="preserve"> приложения</w:t>
+      </w:r>
+      <w:r>
+        <w:rPr>
+          <w:spacing w:val="2"/>
+        </w:rPr>
+        <w:t xml:space="preserve"> </w:t>
+      </w:r>
+      <w:r>
+        <w:t>(карта</w:t>
+      </w:r>
+      <w:r>
+        <w:rPr>
+          <w:spacing w:val="-2"/>
+        </w:rPr>
+        <w:t xml:space="preserve"> приложения</w:t>
+      </w:r>
+      <w:r>
+        <w:t>)</w:t>
+      </w:r>
+      <w:r>
+        <w:rPr>
+          <w:spacing w:val="-3"/>
+        </w:rPr>
+        <w:t xml:space="preserve"> </w:t>
+      </w:r>
+      <w:r>
+        <w:t>представлена</w:t>
+      </w:r>
+      <w:r>
+        <w:rPr>
+          <w:spacing w:val="-3"/>
+        </w:rPr>
+        <w:t xml:space="preserve"> </w:t>
+      </w:r>
+      <w:r>
+        <w:t>на</w:t>
+      </w:r>
+      <w:r>
+        <w:rPr>
+          <w:spacing w:val="-1"/>
+        </w:rPr>
+        <w:t xml:space="preserve"> </w:t>
+      </w:r>
+      <w:r>
+        <w:t>рисунке</w:t>
+      </w:r>
+      <w:r>
+        <w:rPr>
+          <w:spacing w:val="-2"/>
+        </w:rPr>
+        <w:t xml:space="preserve"> </w:t>
+      </w:r>
+      <w:hyperlink w:anchor="_bookmark25" w:history="1">
+        <w:r>
+          <w:t>1.</w:t>
+        </w:r>
+      </w:hyperlink>
+      <w:r>
+        <w:rPr>
+          <w:sz w:val="20"/>
+        </w:rPr>
+        <w:t xml:space="preserve"> </w:t>
+      </w:r>
+    </w:p>
+    <w:p>
+      <w:pPr>
+        <w:pStyle w:val="ae"/>
+        <w:tabs>
+          <w:tab w:val="left" w:pos="0"/>
+          <w:tab w:val="left" w:pos="284"/>
+          <w:tab w:val="left" w:pos="426"/>
+        </w:tabs>
+        <w:ind w:left="147" w:hanging="5"/>
+        <w:jc w:val="center"/>
+        <w:rPr>
+          <w:sz w:val="20"/>
+        </w:rPr>
+      </w:pPr>
+      <w:r>
+        <w:rPr>
           <w:noProof/>
-          <w:sz w:val="24"/>
         </w:rPr>
         <w:drawing>
-          <wp:anchor distT="0" distB="0" distL="114300" distR="114300" simplePos="0" relativeHeight="251658240" behindDoc="0" locked="0" layoutInCell="1" allowOverlap="1" wp14:anchorId="34058293" wp14:editId="526F0510">
-            <wp:simplePos x="0" y="0"/>
-            <wp:positionH relativeFrom="column">
-              <wp:posOffset>94920</wp:posOffset>
-            </wp:positionH>
-            <wp:positionV relativeFrom="paragraph">
-              <wp:posOffset>668944</wp:posOffset>
-            </wp:positionV>
-            <wp:extent cx="4939030" cy="3896360"/>
-            <wp:effectExtent l="0" t="0" r="0" b="8890"/>
-            <wp:wrapTopAndBottom/>
-            <wp:docPr id="13" name="Рисунок 13" descr="C:\Users\Kira\AppData\Local\Microsoft\Windows\INetCache\Content.Word\fLPTQnDH47rVsFzmoOjQQAX2NwIK1grOXA2bzJM4Pg6BQLBI-52QG3x4KYpDQq6CLFq1QqYQ3ytcBypzHvwvcrsoNycg3maXT-QSCsTcxkxEMJLVgRu_AUgQhZqGz8KisPGjsI2RnZIXaQwTlJDBf_bA_aGKpP9HFJyrHBbIFIxhsh5PCCIHMJag6l"/>
+          <wp:inline distT="0" distB="0" distL="0" distR="0" wp14:anchorId="51CC9589" wp14:editId="3091909F">
+            <wp:extent cx="5942753" cy="3762375"/>
+            <wp:effectExtent l="0" t="0" r="1270" b="0"/>
+            <wp:docPr id="11" name="Рисунок 11" descr="C:\Users\Kira\Downloads\06e7df0e-ffb0-4119-9755-0e3469e2fc13.png"/>
             <wp:cNvGraphicFramePr>
               <a:graphicFrameLocks xmlns:a="http://schemas.openxmlformats.org/drawingml/2006/main" noChangeAspect="1"/>
             </wp:cNvGraphicFramePr>
@@ -5843,28 +5935,26 @@
               <a:graphicData uri="http://schemas.openxmlformats.org/drawingml/2006/picture">
                 <pic:pic xmlns:pic="http://schemas.openxmlformats.org/drawingml/2006/picture">
                   <pic:nvPicPr>
-                    <pic:cNvPr id="0" name="Picture 14" descr="C:\Users\Kira\AppData\Local\Microsoft\Windows\INetCache\Content.Word\fLPTQnDH47rVsFzmoOjQQAX2NwIK1grOXA2bzJM4Pg6BQLBI-52QG3x4KYpDQq6CLFq1QqYQ3ytcBypzHvwvcrsoNycg3maXT-QSCsTcxkxEMJLVgRu_AUgQhZqGz8KisPGjsI2RnZIXaQwTlJDBf_bA_aGKpP9HFJyrHBbIFIxhsh5PCCIHMJag6l"/>
+                    <pic:cNvPr id="0" name="Picture 1" descr="C:\Users\Kira\Downloads\06e7df0e-ffb0-4119-9755-0e3469e2fc13.png"/>
                     <pic:cNvPicPr>
                       <a:picLocks noChangeAspect="1" noChangeArrowheads="1"/>
                     </pic:cNvPicPr>
                   </pic:nvPicPr>
-                  <pic:blipFill>
-                    <a:blip r:embed="rId12">
+                  <pic:blipFill rotWithShape="1">
+                    <a:blip r:embed="rId12" cstate="print">
                       <a:extLst>
                         <a:ext uri="{28A0092B-C50C-407E-A947-70E740481C1C}">
                           <a14:useLocalDpi xmlns:a14="http://schemas.microsoft.com/office/drawing/2010/main" val="0"/>
                         </a:ext>
                       </a:extLst>
                     </a:blip>
-                    <a:srcRect/>
-                    <a:stretch>
-                      <a:fillRect/>
-                    </a:stretch>
+                    <a:srcRect b="15586"/>
+                    <a:stretch/>
                   </pic:blipFill>
                   <pic:spPr bwMode="auto">
                     <a:xfrm>
                       <a:off x="0" y="0"/>
-                      <a:ext cx="4939030" cy="3896360"/>
+                      <a:ext cx="5942965" cy="3762509"/>
                     </a:xfrm>
                     <a:prstGeom prst="rect">
                       <a:avLst/>
@@ -5873,152 +5963,52 @@
                     <a:ln>
                       <a:noFill/>
                     </a:ln>
+                    <a:extLst>
+                      <a:ext uri="{53640926-AAD7-44D8-BBD7-CCE9431645EC}">
+                        <a14:shadowObscured xmlns:a14="http://schemas.microsoft.com/office/drawing/2010/main"/>
+                      </a:ext>
+                    </a:extLst>
                   </pic:spPr>
                 </pic:pic>
               </a:graphicData>
             </a:graphic>
-            <wp14:sizeRelH relativeFrom="margin">
-              <wp14:pctWidth>0</wp14:pctWidth>
-            </wp14:sizeRelH>
-            <wp14:sizeRelV relativeFrom="margin">
-              <wp14:pctHeight>0</wp14:pctHeight>
-            </wp14:sizeRelV>
-          </wp:anchor>
+          </wp:inline>
         </w:drawing>
       </w:r>
-      <w:r>
-        <w:t>Взаимосвязь</w:t>
-      </w:r>
-      <w:r>
-        <w:rPr>
-          <w:spacing w:val="-2"/>
-        </w:rPr>
-        <w:t xml:space="preserve"> </w:t>
-      </w:r>
-      <w:r>
-        <w:t>между</w:t>
-      </w:r>
-      <w:r>
-        <w:rPr>
-          <w:spacing w:val="-7"/>
-        </w:rPr>
-        <w:t xml:space="preserve"> </w:t>
-      </w:r>
-      <w:r>
-        <w:t>разделами</w:t>
-      </w:r>
-      <w:r>
-        <w:rPr>
-          <w:spacing w:val="-2"/>
-        </w:rPr>
-        <w:t xml:space="preserve"> приложения</w:t>
-      </w:r>
-      <w:r>
-        <w:rPr>
-          <w:spacing w:val="2"/>
-        </w:rPr>
-        <w:t xml:space="preserve"> </w:t>
-      </w:r>
-      <w:r>
-        <w:t>(карта</w:t>
-      </w:r>
-      <w:r>
-        <w:rPr>
-          <w:spacing w:val="-2"/>
-        </w:rPr>
-        <w:t xml:space="preserve"> приложения</w:t>
-      </w:r>
-      <w:r>
-        <w:t>)</w:t>
-      </w:r>
-      <w:r>
-        <w:rPr>
-          <w:spacing w:val="-3"/>
-        </w:rPr>
-        <w:t xml:space="preserve"> </w:t>
-      </w:r>
-      <w:r>
-        <w:t>представлена</w:t>
-      </w:r>
-      <w:r>
-        <w:rPr>
-          <w:spacing w:val="-3"/>
-        </w:rPr>
-        <w:t xml:space="preserve"> </w:t>
-      </w:r>
-      <w:r>
-        <w:t>на</w:t>
-      </w:r>
-      <w:r>
-        <w:rPr>
-          <w:spacing w:val="-1"/>
-        </w:rPr>
-        <w:t xml:space="preserve"> </w:t>
-      </w:r>
-      <w:r>
-        <w:t>рисунке</w:t>
-      </w:r>
-      <w:r>
-        <w:rPr>
-          <w:spacing w:val="-2"/>
-        </w:rPr>
-        <w:t xml:space="preserve"> </w:t>
-      </w:r>
-      <w:hyperlink w:anchor="_bookmark25" w:history="1">
-        <w:r>
-          <w:t>1.</w:t>
-        </w:r>
-      </w:hyperlink>
-      <w:r>
-        <w:rPr>
-          <w:sz w:val="20"/>
-        </w:rPr>
-        <w:t xml:space="preserve"> </w:t>
-      </w:r>
-    </w:p>
-    <w:p>
-      <w:pPr>
-        <w:pStyle w:val="ae"/>
-        <w:tabs>
-          <w:tab w:val="left" w:pos="0"/>
-          <w:tab w:val="left" w:pos="284"/>
-          <w:tab w:val="left" w:pos="426"/>
-        </w:tabs>
-        <w:rPr>
-          <w:sz w:val="20"/>
-        </w:rPr>
-      </w:pPr>
-    </w:p>
-    <w:p>
-      <w:pPr>
-        <w:pStyle w:val="ae"/>
-        <w:tabs>
-          <w:tab w:val="left" w:pos="0"/>
-          <w:tab w:val="left" w:pos="284"/>
-          <w:tab w:val="left" w:pos="426"/>
-        </w:tabs>
-        <w:rPr>
-          <w:sz w:val="20"/>
-        </w:rPr>
-      </w:pPr>
-    </w:p>
-    <w:p>
-      <w:pPr>
+    </w:p>
+    <w:p>
+      <w:pPr>
+        <w:ind w:firstLine="0"/>
         <w:jc w:val="center"/>
+        <w:rPr>
+          <w:i/>
+          <w:sz w:val="24"/>
+          <w:szCs w:val="24"/>
+        </w:rPr>
         <w:sectPr>
-          <w:headerReference w:type="default" r:id="rId13"/>
-          <w:footerReference w:type="default" r:id="rId14"/>
           <w:pgSz w:w="11910" w:h="16840"/>
-          <w:pgMar w:top="850" w:right="1134" w:bottom="1701" w:left="1701" w:header="813" w:footer="503" w:gutter="0"/>
+          <w:pgMar w:top="1134" w:right="850" w:bottom="1134" w:left="1701" w:header="811" w:footer="332" w:gutter="0"/>
           <w:cols w:space="720"/>
-          <w:docGrid w:linePitch="381"/>
         </w:sectPr>
       </w:pPr>
-      <w:r>
-        <w:t xml:space="preserve">Рисунок 1. </w:t>
-      </w:r>
-      <w:r>
-        <w:t>ER-диаграмма</w:t>
+      <w:bookmarkStart w:id="39" w:name="_bookmark26"/>
+      <w:bookmarkEnd w:id="39"/>
+      <w:r>
+        <w:rPr>
+          <w:b/>
+          <w:i/>
+          <w:sz w:val="24"/>
+          <w:szCs w:val="24"/>
+        </w:rPr>
+        <w:t>Рисунок 1</w:t>
+      </w:r>
+      <w:r>
+        <w:rPr>
+          <w:i/>
+          <w:sz w:val="24"/>
+          <w:szCs w:val="24"/>
+        </w:rPr>
+        <w:t>. Карта приложения.</w:t>
       </w:r>
     </w:p>
     <w:p>
@@ -6026,8 +6016,6 @@
         <w:pStyle w:val="3"/>
         <w:spacing w:before="0" w:after="0"/>
       </w:pPr>
-      <w:bookmarkStart w:id="38" w:name="_bookmark26"/>
-      <w:bookmarkEnd w:id="38"/>
       <w:r>
         <w:lastRenderedPageBreak/>
         <w:t>3.2.2 Требования</w:t>
@@ -6067,10 +6055,10 @@
           <w:rStyle w:val="19"/>
         </w:rPr>
       </w:pPr>
-      <w:bookmarkStart w:id="39" w:name="_bookmark27"/>
-      <w:bookmarkStart w:id="40" w:name="_bookmark28"/>
-      <w:bookmarkEnd w:id="39"/>
+      <w:bookmarkStart w:id="40" w:name="_bookmark27"/>
+      <w:bookmarkStart w:id="41" w:name="_bookmark28"/>
       <w:bookmarkEnd w:id="40"/>
+      <w:bookmarkEnd w:id="41"/>
       <w:r>
         <w:rPr>
           <w:rStyle w:val="19"/>
@@ -6088,8 +6076,8 @@
         <w:pStyle w:val="3"/>
         <w:spacing w:before="0" w:after="0"/>
       </w:pPr>
-      <w:bookmarkStart w:id="41" w:name="_bookmark29"/>
-      <w:bookmarkEnd w:id="41"/>
+      <w:bookmarkStart w:id="42" w:name="_bookmark29"/>
+      <w:bookmarkEnd w:id="42"/>
       <w:r>
         <w:t>3.2.3 Функциональные возможности разделов</w:t>
       </w:r>
@@ -6520,8 +6508,8 @@
         <w:pStyle w:val="3"/>
         <w:spacing w:before="0" w:after="0"/>
       </w:pPr>
-      <w:bookmarkStart w:id="42" w:name="_bookmark31"/>
-      <w:bookmarkEnd w:id="42"/>
+      <w:bookmarkStart w:id="43" w:name="_bookmark31"/>
+      <w:bookmarkEnd w:id="43"/>
       <w:r>
         <w:t>3.2.4 Требования</w:t>
       </w:r>
@@ -6548,8 +6536,8 @@
       <w:pPr>
         <w:pStyle w:val="ae"/>
       </w:pPr>
-      <w:bookmarkStart w:id="43" w:name="_bookmark32"/>
-      <w:bookmarkEnd w:id="43"/>
+      <w:bookmarkStart w:id="44" w:name="_bookmark32"/>
+      <w:bookmarkEnd w:id="44"/>
       <w:r>
         <w:rPr>
           <w:rStyle w:val="19"/>
@@ -6580,8 +6568,8 @@
           <w:rStyle w:val="19"/>
         </w:rPr>
       </w:pPr>
-      <w:bookmarkStart w:id="44" w:name="_bookmark33"/>
-      <w:bookmarkEnd w:id="44"/>
+      <w:bookmarkStart w:id="45" w:name="_bookmark33"/>
+      <w:bookmarkEnd w:id="45"/>
       <w:r>
         <w:rPr>
           <w:rStyle w:val="19"/>
@@ -6599,8 +6587,8 @@
         </w:numPr>
         <w:ind w:left="1429" w:hanging="709"/>
       </w:pPr>
-      <w:bookmarkStart w:id="45" w:name="_bookmark35"/>
-      <w:bookmarkEnd w:id="45"/>
+      <w:bookmarkStart w:id="46" w:name="_bookmark35"/>
+      <w:bookmarkEnd w:id="46"/>
       <w:proofErr w:type="spellStart"/>
       <w:r>
         <w:t>Главное</w:t>
@@ -6731,8 +6719,8 @@
       </w:pPr>
     </w:p>
     <w:p>
-      <w:bookmarkStart w:id="46" w:name="_bookmark36"/>
-      <w:bookmarkEnd w:id="46"/>
+      <w:bookmarkStart w:id="47" w:name="_bookmark36"/>
+      <w:bookmarkEnd w:id="47"/>
       <w:r>
         <w:t>Главное окно</w:t>
       </w:r>
@@ -6796,8 +6784,8 @@
         <w:pStyle w:val="3"/>
         <w:spacing w:before="0" w:after="0"/>
       </w:pPr>
-      <w:bookmarkStart w:id="47" w:name="_bookmark38"/>
-      <w:bookmarkEnd w:id="47"/>
+      <w:bookmarkStart w:id="48" w:name="_bookmark38"/>
+      <w:bookmarkEnd w:id="48"/>
       <w:r>
         <w:t>3.2.5 Эскизы окон</w:t>
       </w:r>
@@ -6807,11 +6795,286 @@
         <w:pStyle w:val="ae"/>
       </w:pPr>
       <w:r>
+        <w:rPr>
+          <w:noProof/>
+        </w:rPr>
         <w:drawing>
           <wp:inline distT="0" distB="0" distL="0" distR="0" wp14:anchorId="1A7ED116" wp14:editId="7D439387">
             <wp:extent cx="5150118" cy="2895600"/>
             <wp:effectExtent l="0" t="0" r="0" b="0"/>
             <wp:docPr id="5" name="Рисунок 5"/>
+            <wp:cNvGraphicFramePr>
+              <a:graphicFrameLocks xmlns:a="http://schemas.openxmlformats.org/drawingml/2006/main" noChangeAspect="1"/>
+            </wp:cNvGraphicFramePr>
+            <a:graphic xmlns:a="http://schemas.openxmlformats.org/drawingml/2006/main">
+              <a:graphicData uri="http://schemas.openxmlformats.org/drawingml/2006/picture">
+                <pic:pic xmlns:pic="http://schemas.openxmlformats.org/drawingml/2006/picture">
+                  <pic:nvPicPr>
+                    <pic:cNvPr id="1" name=""/>
+                    <pic:cNvPicPr/>
+                  </pic:nvPicPr>
+                  <pic:blipFill>
+                    <a:blip r:embed="rId13"/>
+                    <a:stretch>
+                      <a:fillRect/>
+                    </a:stretch>
+                  </pic:blipFill>
+                  <pic:spPr>
+                    <a:xfrm>
+                      <a:off x="0" y="0"/>
+                      <a:ext cx="5152396" cy="2896881"/>
+                    </a:xfrm>
+                    <a:prstGeom prst="rect">
+                      <a:avLst/>
+                    </a:prstGeom>
+                  </pic:spPr>
+                </pic:pic>
+              </a:graphicData>
+            </a:graphic>
+          </wp:inline>
+        </w:drawing>
+      </w:r>
+    </w:p>
+    <w:p>
+      <w:pPr>
+        <w:ind w:left="2694" w:right="2893"/>
+        <w:jc w:val="center"/>
+        <w:rPr>
+          <w:i/>
+          <w:sz w:val="24"/>
+          <w:szCs w:val="24"/>
+        </w:rPr>
+      </w:pPr>
+      <w:r>
+        <w:rPr>
+          <w:b/>
+          <w:i/>
+          <w:sz w:val="24"/>
+          <w:szCs w:val="24"/>
+        </w:rPr>
+        <w:t>Рисунок</w:t>
+      </w:r>
+      <w:r>
+        <w:rPr>
+          <w:b/>
+          <w:i/>
+          <w:spacing w:val="-2"/>
+          <w:sz w:val="24"/>
+          <w:szCs w:val="24"/>
+        </w:rPr>
+        <w:t xml:space="preserve"> </w:t>
+      </w:r>
+      <w:bookmarkStart w:id="49" w:name="_bookmark41"/>
+      <w:bookmarkEnd w:id="49"/>
+      <w:r>
+        <w:rPr>
+          <w:b/>
+          <w:i/>
+          <w:sz w:val="24"/>
+          <w:szCs w:val="24"/>
+        </w:rPr>
+        <w:t>2</w:t>
+      </w:r>
+      <w:r>
+        <w:rPr>
+          <w:b/>
+          <w:i/>
+          <w:spacing w:val="-2"/>
+          <w:sz w:val="24"/>
+          <w:szCs w:val="24"/>
+        </w:rPr>
+        <w:t xml:space="preserve">. </w:t>
+      </w:r>
+      <w:r>
+        <w:rPr>
+          <w:i/>
+          <w:spacing w:val="-2"/>
+          <w:sz w:val="24"/>
+          <w:szCs w:val="24"/>
+        </w:rPr>
+        <w:t xml:space="preserve"> </w:t>
+      </w:r>
+      <w:r>
+        <w:rPr>
+          <w:i/>
+          <w:sz w:val="24"/>
+          <w:szCs w:val="24"/>
+        </w:rPr>
+        <w:t>Главный экран</w:t>
+      </w:r>
+    </w:p>
+    <w:p>
+      <w:pPr>
+        <w:pStyle w:val="ae"/>
+        <w:ind w:right="145"/>
+        <w:jc w:val="center"/>
+        <w:rPr>
+          <w:i/>
+          <w:sz w:val="24"/>
+          <w:szCs w:val="24"/>
+        </w:rPr>
+      </w:pPr>
+      <w:r>
+        <w:rPr>
+          <w:i/>
+          <w:noProof/>
+          <w:sz w:val="24"/>
+          <w:szCs w:val="24"/>
+        </w:rPr>
+        <w:lastRenderedPageBreak/>
+        <w:drawing>
+          <wp:inline distT="0" distB="0" distL="0" distR="0" wp14:anchorId="29480E65" wp14:editId="6761BBE3">
+            <wp:extent cx="4963047" cy="3476625"/>
+            <wp:effectExtent l="0" t="0" r="9525" b="0"/>
+            <wp:docPr id="7" name="Рисунок 7"/>
+            <wp:cNvGraphicFramePr>
+              <a:graphicFrameLocks xmlns:a="http://schemas.openxmlformats.org/drawingml/2006/main" noChangeAspect="1"/>
+            </wp:cNvGraphicFramePr>
+            <a:graphic xmlns:a="http://schemas.openxmlformats.org/drawingml/2006/main">
+              <a:graphicData uri="http://schemas.openxmlformats.org/drawingml/2006/picture">
+                <pic:pic xmlns:pic="http://schemas.openxmlformats.org/drawingml/2006/picture">
+                  <pic:nvPicPr>
+                    <pic:cNvPr id="1" name=""/>
+                    <pic:cNvPicPr/>
+                  </pic:nvPicPr>
+                  <pic:blipFill>
+                    <a:blip r:embed="rId14"/>
+                    <a:stretch>
+                      <a:fillRect/>
+                    </a:stretch>
+                  </pic:blipFill>
+                  <pic:spPr>
+                    <a:xfrm>
+                      <a:off x="0" y="0"/>
+                      <a:ext cx="4969720" cy="3481299"/>
+                    </a:xfrm>
+                    <a:prstGeom prst="rect">
+                      <a:avLst/>
+                    </a:prstGeom>
+                  </pic:spPr>
+                </pic:pic>
+              </a:graphicData>
+            </a:graphic>
+          </wp:inline>
+        </w:drawing>
+      </w:r>
+    </w:p>
+    <w:p>
+      <w:pPr>
+        <w:ind w:left="2410" w:right="2129"/>
+        <w:jc w:val="center"/>
+        <w:rPr>
+          <w:i/>
+          <w:sz w:val="24"/>
+          <w:szCs w:val="24"/>
+        </w:rPr>
+      </w:pPr>
+      <w:r>
+        <w:rPr>
+          <w:b/>
+          <w:i/>
+          <w:sz w:val="24"/>
+          <w:szCs w:val="24"/>
+        </w:rPr>
+        <w:t>Рисунок</w:t>
+      </w:r>
+      <w:r>
+        <w:rPr>
+          <w:b/>
+          <w:i/>
+          <w:spacing w:val="-2"/>
+          <w:sz w:val="24"/>
+          <w:szCs w:val="24"/>
+        </w:rPr>
+        <w:t xml:space="preserve"> </w:t>
+      </w:r>
+      <w:bookmarkStart w:id="50" w:name="_bookmark42"/>
+      <w:bookmarkEnd w:id="50"/>
+      <w:r>
+        <w:rPr>
+          <w:b/>
+          <w:i/>
+          <w:sz w:val="24"/>
+          <w:szCs w:val="24"/>
+        </w:rPr>
+        <w:t>3</w:t>
+      </w:r>
+      <w:r>
+        <w:rPr>
+          <w:b/>
+          <w:i/>
+          <w:spacing w:val="-3"/>
+          <w:sz w:val="24"/>
+          <w:szCs w:val="24"/>
+        </w:rPr>
+        <w:t xml:space="preserve">. </w:t>
+      </w:r>
+      <w:r>
+        <w:rPr>
+          <w:i/>
+          <w:spacing w:val="-2"/>
+          <w:sz w:val="24"/>
+          <w:szCs w:val="24"/>
+        </w:rPr>
+        <w:t xml:space="preserve"> </w:t>
+      </w:r>
+      <w:r>
+        <w:rPr>
+          <w:i/>
+          <w:sz w:val="24"/>
+          <w:szCs w:val="24"/>
+        </w:rPr>
+        <w:t xml:space="preserve">Окно </w:t>
+      </w:r>
+      <w:r>
+        <w:rPr>
+          <w:i/>
+          <w:sz w:val="24"/>
+          <w:szCs w:val="24"/>
+        </w:rPr>
+        <w:t xml:space="preserve">создания </w:t>
+      </w:r>
+      <w:proofErr w:type="gramStart"/>
+      <w:r>
+        <w:rPr>
+          <w:i/>
+          <w:sz w:val="24"/>
+          <w:szCs w:val="24"/>
+        </w:rPr>
+        <w:t>документа.</w:t>
+      </w:r>
+      <w:r>
+        <w:rPr>
+          <w:i/>
+          <w:sz w:val="24"/>
+          <w:szCs w:val="24"/>
+        </w:rPr>
+        <w:t>.</w:t>
+      </w:r>
+      <w:proofErr w:type="gramEnd"/>
+    </w:p>
+    <w:p>
+      <w:pPr>
+        <w:pStyle w:val="ae"/>
+        <w:jc w:val="center"/>
+        <w:rPr>
+          <w:i/>
+          <w:sz w:val="24"/>
+          <w:szCs w:val="24"/>
+        </w:rPr>
+      </w:pPr>
+      <w:r>
+        <w:rPr>
+          <w:i/>
+          <w:noProof/>
+          <w:sz w:val="24"/>
+          <w:szCs w:val="24"/>
+        </w:rPr>
+        <w:drawing>
+          <wp:inline distT="0" distB="0" distL="0" distR="0" wp14:anchorId="7F8E7640" wp14:editId="57341101">
+            <wp:extent cx="4029637" cy="1790950"/>
+            <wp:effectExtent l="0" t="0" r="9525" b="0"/>
+            <wp:docPr id="8" name="Рисунок 8"/>
             <wp:cNvGraphicFramePr>
               <a:graphicFrameLocks xmlns:a="http://schemas.openxmlformats.org/drawingml/2006/main" noChangeAspect="1"/>
             </wp:cNvGraphicFramePr>
@@ -6831,7 +7094,7 @@
                   <pic:spPr>
                     <a:xfrm>
                       <a:off x="0" y="0"/>
-                      <a:ext cx="5152396" cy="2896881"/>
+                      <a:ext cx="4029637" cy="1790950"/>
                     </a:xfrm>
                     <a:prstGeom prst="rect">
                       <a:avLst/>
@@ -6846,7 +7109,7 @@
     </w:p>
     <w:p>
       <w:pPr>
-        <w:ind w:left="2694" w:right="2893"/>
+        <w:ind w:left="2410" w:right="2129"/>
         <w:jc w:val="center"/>
         <w:rPr>
           <w:i/>
@@ -6873,8 +7136,6 @@
         </w:rPr>
         <w:t xml:space="preserve"> </w:t>
       </w:r>
-      <w:bookmarkStart w:id="48" w:name="_bookmark41"/>
-      <w:bookmarkEnd w:id="48"/>
       <w:r>
         <w:rPr>
           <w:b/>
@@ -6882,13 +7143,13 @@
           <w:sz w:val="24"/>
           <w:szCs w:val="24"/>
         </w:rPr>
-        <w:t>2</w:t>
+        <w:t>4</w:t>
       </w:r>
       <w:r>
         <w:rPr>
           <w:b/>
           <w:i/>
-          <w:spacing w:val="-2"/>
+          <w:spacing w:val="-3"/>
           <w:sz w:val="24"/>
           <w:szCs w:val="24"/>
         </w:rPr>
@@ -6909,15 +7170,33 @@
           <w:sz w:val="24"/>
           <w:szCs w:val="24"/>
         </w:rPr>
-        <w:t>Главный экран</w:t>
-      </w:r>
-    </w:p>
-    <w:p>
-      <w:pPr>
-        <w:pStyle w:val="ae"/>
-        <w:ind w:right="145"/>
+        <w:t xml:space="preserve">Окно отправки на </w:t>
+      </w:r>
+      <w:proofErr w:type="gramStart"/>
+      <w:r>
+        <w:rPr>
+          <w:i/>
+          <w:sz w:val="24"/>
+          <w:szCs w:val="24"/>
+        </w:rPr>
+        <w:t>согласование.</w:t>
+      </w:r>
+      <w:r>
+        <w:rPr>
+          <w:i/>
+          <w:sz w:val="24"/>
+          <w:szCs w:val="24"/>
+        </w:rPr>
+        <w:t>.</w:t>
+      </w:r>
+      <w:proofErr w:type="gramEnd"/>
+    </w:p>
+    <w:p>
+      <w:pPr>
+        <w:ind w:right="3"/>
         <w:jc w:val="center"/>
         <w:rPr>
+          <w:b/>
           <w:i/>
           <w:sz w:val="24"/>
           <w:szCs w:val="24"/>
@@ -6925,16 +7204,17 @@
       </w:pPr>
       <w:r>
         <w:rPr>
+          <w:b/>
           <w:i/>
+          <w:noProof/>
           <w:sz w:val="24"/>
           <w:szCs w:val="24"/>
         </w:rPr>
-        <w:lastRenderedPageBreak/>
         <w:drawing>
-          <wp:inline distT="0" distB="0" distL="0" distR="0" wp14:anchorId="29480E65" wp14:editId="6761BBE3">
-            <wp:extent cx="4963047" cy="3476625"/>
-            <wp:effectExtent l="0" t="0" r="9525" b="0"/>
-            <wp:docPr id="7" name="Рисунок 7"/>
+          <wp:inline distT="0" distB="0" distL="0" distR="0" wp14:anchorId="7CD9DB4C" wp14:editId="55A3D0BB">
+            <wp:extent cx="3982006" cy="2343477"/>
+            <wp:effectExtent l="0" t="0" r="0" b="0"/>
+            <wp:docPr id="6" name="Рисунок 6"/>
             <wp:cNvGraphicFramePr>
               <a:graphicFrameLocks xmlns:a="http://schemas.openxmlformats.org/drawingml/2006/main" noChangeAspect="1"/>
             </wp:cNvGraphicFramePr>
@@ -6954,7 +7234,7 @@
                   <pic:spPr>
                     <a:xfrm>
                       <a:off x="0" y="0"/>
-                      <a:ext cx="4969720" cy="3481299"/>
+                      <a:ext cx="3982006" cy="2343477"/>
                     </a:xfrm>
                     <a:prstGeom prst="rect">
                       <a:avLst/>
@@ -6969,7 +7249,7 @@
     </w:p>
     <w:p>
       <w:pPr>
-        <w:ind w:left="2410" w:right="2129"/>
+        <w:ind w:right="3"/>
         <w:jc w:val="center"/>
         <w:rPr>
           <w:i/>
@@ -6984,28 +7264,7 @@
           <w:sz w:val="24"/>
           <w:szCs w:val="24"/>
         </w:rPr>
-        <w:t>Рисунок</w:t>
-      </w:r>
-      <w:r>
-        <w:rPr>
-          <w:b/>
-          <w:i/>
-          <w:spacing w:val="-2"/>
-          <w:sz w:val="24"/>
-          <w:szCs w:val="24"/>
-        </w:rPr>
-        <w:t xml:space="preserve"> </w:t>
-      </w:r>
-      <w:bookmarkStart w:id="49" w:name="_bookmark42"/>
-      <w:bookmarkEnd w:id="49"/>
-      <w:r>
-        <w:rPr>
-          <w:b/>
-          <w:i/>
-          <w:sz w:val="24"/>
-          <w:szCs w:val="24"/>
-        </w:rPr>
-        <w:t>3</w:t>
+        <w:t>Рисунок 5</w:t>
       </w:r>
       <w:r>
         <w:rPr>
@@ -7032,56 +7291,34 @@
           <w:sz w:val="24"/>
           <w:szCs w:val="24"/>
         </w:rPr>
-        <w:t xml:space="preserve">Окно </w:t>
-      </w:r>
-      <w:r>
-        <w:rPr>
+        <w:t>Окно согласования.</w:t>
+      </w:r>
+    </w:p>
+    <w:p>
+      <w:pPr>
+        <w:ind w:right="3"/>
+        <w:jc w:val="center"/>
+        <w:rPr>
+          <w:rStyle w:val="19"/>
           <w:i/>
           <w:sz w:val="24"/>
           <w:szCs w:val="24"/>
         </w:rPr>
-        <w:t xml:space="preserve">создания </w:t>
-      </w:r>
-      <w:proofErr w:type="gramStart"/>
-      <w:r>
-        <w:rPr>
+      </w:pPr>
+      <w:r>
+        <w:rPr>
+          <w:rStyle w:val="19"/>
           <w:i/>
+          <w:noProof/>
           <w:sz w:val="24"/>
           <w:szCs w:val="24"/>
         </w:rPr>
-        <w:t>документа.</w:t>
-      </w:r>
-      <w:r>
-        <w:rPr>
-          <w:i/>
-          <w:sz w:val="24"/>
-          <w:szCs w:val="24"/>
-        </w:rPr>
-        <w:t>.</w:t>
-      </w:r>
-      <w:proofErr w:type="gramEnd"/>
-    </w:p>
-    <w:p>
-      <w:pPr>
-        <w:pStyle w:val="ae"/>
-        <w:jc w:val="center"/>
-        <w:rPr>
-          <w:i/>
-          <w:sz w:val="24"/>
-          <w:szCs w:val="24"/>
-        </w:rPr>
-      </w:pPr>
-      <w:r>
-        <w:rPr>
-          <w:i/>
-          <w:sz w:val="24"/>
-          <w:szCs w:val="24"/>
-        </w:rPr>
+        <w:lastRenderedPageBreak/>
         <w:drawing>
-          <wp:inline distT="0" distB="0" distL="0" distR="0" wp14:anchorId="7F8E7640" wp14:editId="57341101">
-            <wp:extent cx="4029637" cy="1790950"/>
-            <wp:effectExtent l="0" t="0" r="9525" b="0"/>
-            <wp:docPr id="8" name="Рисунок 8"/>
+          <wp:inline distT="0" distB="0" distL="0" distR="0" wp14:anchorId="58DAECB2" wp14:editId="6B50C259">
+            <wp:extent cx="5314950" cy="2992818"/>
+            <wp:effectExtent l="0" t="0" r="0" b="0"/>
+            <wp:docPr id="9" name="Рисунок 9"/>
             <wp:cNvGraphicFramePr>
               <a:graphicFrameLocks xmlns:a="http://schemas.openxmlformats.org/drawingml/2006/main" noChangeAspect="1"/>
             </wp:cNvGraphicFramePr>
@@ -7101,7 +7338,7 @@
                   <pic:spPr>
                     <a:xfrm>
                       <a:off x="0" y="0"/>
-                      <a:ext cx="4029637" cy="1790950"/>
+                      <a:ext cx="5322134" cy="2996863"/>
                     </a:xfrm>
                     <a:prstGeom prst="rect">
                       <a:avLst/>
@@ -7116,9 +7353,11 @@
     </w:p>
     <w:p>
       <w:pPr>
-        <w:ind w:left="2410" w:right="2129"/>
+        <w:ind w:right="3"/>
         <w:jc w:val="center"/>
         <w:rPr>
+          <w:rStyle w:val="19"/>
+          <w:b w:val="0"/>
           <w:i/>
           <w:sz w:val="24"/>
           <w:szCs w:val="24"/>
@@ -7131,26 +7370,7 @@
           <w:sz w:val="24"/>
           <w:szCs w:val="24"/>
         </w:rPr>
-        <w:t>Рисунок</w:t>
-      </w:r>
-      <w:r>
-        <w:rPr>
-          <w:b/>
-          <w:i/>
-          <w:spacing w:val="-2"/>
-          <w:sz w:val="24"/>
-          <w:szCs w:val="24"/>
-        </w:rPr>
-        <w:t xml:space="preserve"> </w:t>
-      </w:r>
-      <w:r>
-        <w:rPr>
-          <w:b/>
-          <w:i/>
-          <w:sz w:val="24"/>
-          <w:szCs w:val="24"/>
-        </w:rPr>
-        <w:t>4</w:t>
+        <w:t>Рисунок 6</w:t>
       </w:r>
       <w:r>
         <w:rPr>
@@ -7177,33 +7397,23 @@
           <w:sz w:val="24"/>
           <w:szCs w:val="24"/>
         </w:rPr>
-        <w:t xml:space="preserve">Окно отправки на </w:t>
-      </w:r>
-      <w:proofErr w:type="gramStart"/>
+        <w:t xml:space="preserve">Окно </w:t>
+      </w:r>
       <w:r>
         <w:rPr>
           <w:i/>
           <w:sz w:val="24"/>
           <w:szCs w:val="24"/>
         </w:rPr>
-        <w:t>согласование.</w:t>
-      </w:r>
-      <w:r>
-        <w:rPr>
-          <w:i/>
-          <w:sz w:val="24"/>
-          <w:szCs w:val="24"/>
-        </w:rPr>
-        <w:t>.</w:t>
-      </w:r>
-      <w:proofErr w:type="gramEnd"/>
+        <w:t>просроченных задач.</w:t>
+      </w:r>
     </w:p>
     <w:p>
       <w:pPr>
         <w:ind w:right="3"/>
         <w:jc w:val="center"/>
         <w:rPr>
-          <w:b/>
+          <w:rStyle w:val="19"/>
           <w:i/>
           <w:sz w:val="24"/>
           <w:szCs w:val="24"/>
@@ -7211,16 +7421,17 @@
       </w:pPr>
       <w:r>
         <w:rPr>
-          <w:b/>
+          <w:rStyle w:val="19"/>
           <w:i/>
+          <w:noProof/>
           <w:sz w:val="24"/>
           <w:szCs w:val="24"/>
         </w:rPr>
         <w:drawing>
-          <wp:inline distT="0" distB="0" distL="0" distR="0" wp14:anchorId="7CD9DB4C" wp14:editId="55A3D0BB">
-            <wp:extent cx="3982006" cy="2343477"/>
+          <wp:inline distT="0" distB="0" distL="0" distR="0" wp14:anchorId="6B37B312" wp14:editId="45EE3450">
+            <wp:extent cx="5438120" cy="3057525"/>
             <wp:effectExtent l="0" t="0" r="0" b="0"/>
-            <wp:docPr id="6" name="Рисунок 6"/>
+            <wp:docPr id="10" name="Рисунок 10"/>
             <wp:cNvGraphicFramePr>
               <a:graphicFrameLocks xmlns:a="http://schemas.openxmlformats.org/drawingml/2006/main" noChangeAspect="1"/>
             </wp:cNvGraphicFramePr>
@@ -7240,222 +7451,6 @@
                   <pic:spPr>
                     <a:xfrm>
                       <a:off x="0" y="0"/>
-                      <a:ext cx="3982006" cy="2343477"/>
-                    </a:xfrm>
-                    <a:prstGeom prst="rect">
-                      <a:avLst/>
-                    </a:prstGeom>
-                  </pic:spPr>
-                </pic:pic>
-              </a:graphicData>
-            </a:graphic>
-          </wp:inline>
-        </w:drawing>
-      </w:r>
-    </w:p>
-    <w:p>
-      <w:pPr>
-        <w:ind w:right="3"/>
-        <w:jc w:val="center"/>
-        <w:rPr>
-          <w:i/>
-          <w:sz w:val="24"/>
-          <w:szCs w:val="24"/>
-        </w:rPr>
-      </w:pPr>
-      <w:r>
-        <w:rPr>
-          <w:b/>
-          <w:i/>
-          <w:sz w:val="24"/>
-          <w:szCs w:val="24"/>
-        </w:rPr>
-        <w:t>Рисунок 5</w:t>
-      </w:r>
-      <w:r>
-        <w:rPr>
-          <w:b/>
-          <w:i/>
-          <w:spacing w:val="-3"/>
-          <w:sz w:val="24"/>
-          <w:szCs w:val="24"/>
-        </w:rPr>
-        <w:t xml:space="preserve">. </w:t>
-      </w:r>
-      <w:r>
-        <w:rPr>
-          <w:i/>
-          <w:spacing w:val="-2"/>
-          <w:sz w:val="24"/>
-          <w:szCs w:val="24"/>
-        </w:rPr>
-        <w:t xml:space="preserve"> </w:t>
-      </w:r>
-      <w:r>
-        <w:rPr>
-          <w:i/>
-          <w:sz w:val="24"/>
-          <w:szCs w:val="24"/>
-        </w:rPr>
-        <w:t>Окно согласования.</w:t>
-      </w:r>
-    </w:p>
-    <w:p>
-      <w:pPr>
-        <w:ind w:right="3"/>
-        <w:jc w:val="center"/>
-        <w:rPr>
-          <w:rStyle w:val="19"/>
-          <w:i/>
-          <w:sz w:val="24"/>
-          <w:szCs w:val="24"/>
-        </w:rPr>
-      </w:pPr>
-      <w:r>
-        <w:rPr>
-          <w:rStyle w:val="19"/>
-          <w:i/>
-          <w:sz w:val="24"/>
-          <w:szCs w:val="24"/>
-        </w:rPr>
-        <w:lastRenderedPageBreak/>
-        <w:drawing>
-          <wp:inline distT="0" distB="0" distL="0" distR="0" wp14:anchorId="58DAECB2" wp14:editId="6B50C259">
-            <wp:extent cx="5314950" cy="2992818"/>
-            <wp:effectExtent l="0" t="0" r="0" b="0"/>
-            <wp:docPr id="9" name="Рисунок 9"/>
-            <wp:cNvGraphicFramePr>
-              <a:graphicFrameLocks xmlns:a="http://schemas.openxmlformats.org/drawingml/2006/main" noChangeAspect="1"/>
-            </wp:cNvGraphicFramePr>
-            <a:graphic xmlns:a="http://schemas.openxmlformats.org/drawingml/2006/main">
-              <a:graphicData uri="http://schemas.openxmlformats.org/drawingml/2006/picture">
-                <pic:pic xmlns:pic="http://schemas.openxmlformats.org/drawingml/2006/picture">
-                  <pic:nvPicPr>
-                    <pic:cNvPr id="1" name=""/>
-                    <pic:cNvPicPr/>
-                  </pic:nvPicPr>
-                  <pic:blipFill>
-                    <a:blip r:embed="rId19"/>
-                    <a:stretch>
-                      <a:fillRect/>
-                    </a:stretch>
-                  </pic:blipFill>
-                  <pic:spPr>
-                    <a:xfrm>
-                      <a:off x="0" y="0"/>
-                      <a:ext cx="5322134" cy="2996863"/>
-                    </a:xfrm>
-                    <a:prstGeom prst="rect">
-                      <a:avLst/>
-                    </a:prstGeom>
-                  </pic:spPr>
-                </pic:pic>
-              </a:graphicData>
-            </a:graphic>
-          </wp:inline>
-        </w:drawing>
-      </w:r>
-    </w:p>
-    <w:p>
-      <w:pPr>
-        <w:ind w:right="3"/>
-        <w:jc w:val="center"/>
-        <w:rPr>
-          <w:rStyle w:val="19"/>
-          <w:b w:val="0"/>
-          <w:i/>
-          <w:sz w:val="24"/>
-          <w:szCs w:val="24"/>
-        </w:rPr>
-      </w:pPr>
-      <w:r>
-        <w:rPr>
-          <w:b/>
-          <w:i/>
-          <w:sz w:val="24"/>
-          <w:szCs w:val="24"/>
-        </w:rPr>
-        <w:t>Рисунок 6</w:t>
-      </w:r>
-      <w:r>
-        <w:rPr>
-          <w:b/>
-          <w:i/>
-          <w:spacing w:val="-3"/>
-          <w:sz w:val="24"/>
-          <w:szCs w:val="24"/>
-        </w:rPr>
-        <w:t xml:space="preserve">. </w:t>
-      </w:r>
-      <w:r>
-        <w:rPr>
-          <w:i/>
-          <w:spacing w:val="-2"/>
-          <w:sz w:val="24"/>
-          <w:szCs w:val="24"/>
-        </w:rPr>
-        <w:t xml:space="preserve"> </w:t>
-      </w:r>
-      <w:r>
-        <w:rPr>
-          <w:i/>
-          <w:sz w:val="24"/>
-          <w:szCs w:val="24"/>
-        </w:rPr>
-        <w:t xml:space="preserve">Окно </w:t>
-      </w:r>
-      <w:r>
-        <w:rPr>
-          <w:i/>
-          <w:sz w:val="24"/>
-          <w:szCs w:val="24"/>
-        </w:rPr>
-        <w:t>просроченных задач.</w:t>
-      </w:r>
-    </w:p>
-    <w:p>
-      <w:pPr>
-        <w:ind w:right="3"/>
-        <w:jc w:val="center"/>
-        <w:rPr>
-          <w:rStyle w:val="19"/>
-          <w:i/>
-          <w:sz w:val="24"/>
-          <w:szCs w:val="24"/>
-        </w:rPr>
-      </w:pPr>
-      <w:bookmarkStart w:id="50" w:name="_GoBack"/>
-      <w:r>
-        <w:rPr>
-          <w:rStyle w:val="19"/>
-          <w:i/>
-          <w:sz w:val="24"/>
-          <w:szCs w:val="24"/>
-        </w:rPr>
-        <w:drawing>
-          <wp:inline distT="0" distB="0" distL="0" distR="0" wp14:anchorId="6B37B312" wp14:editId="45EE3450">
-            <wp:extent cx="5438120" cy="3057525"/>
-            <wp:effectExtent l="0" t="0" r="0" b="0"/>
-            <wp:docPr id="10" name="Рисунок 10"/>
-            <wp:cNvGraphicFramePr>
-              <a:graphicFrameLocks xmlns:a="http://schemas.openxmlformats.org/drawingml/2006/main" noChangeAspect="1"/>
-            </wp:cNvGraphicFramePr>
-            <a:graphic xmlns:a="http://schemas.openxmlformats.org/drawingml/2006/main">
-              <a:graphicData uri="http://schemas.openxmlformats.org/drawingml/2006/picture">
-                <pic:pic xmlns:pic="http://schemas.openxmlformats.org/drawingml/2006/picture">
-                  <pic:nvPicPr>
-                    <pic:cNvPr id="1" name=""/>
-                    <pic:cNvPicPr/>
-                  </pic:nvPicPr>
-                  <pic:blipFill>
-                    <a:blip r:embed="rId20"/>
-                    <a:stretch>
-                      <a:fillRect/>
-                    </a:stretch>
-                  </pic:blipFill>
-                  <pic:spPr>
-                    <a:xfrm>
-                      <a:off x="0" y="0"/>
                       <a:ext cx="5451431" cy="3065009"/>
                     </a:xfrm>
                     <a:prstGeom prst="rect">
@@ -7468,7 +7463,6 @@
           </wp:inline>
         </w:drawing>
       </w:r>
-      <w:bookmarkEnd w:id="50"/>
     </w:p>
     <w:p>
       <w:pPr>
@@ -7534,6 +7528,7 @@
           <w:rStyle w:val="19"/>
           <w:b w:val="0"/>
           <w:i/>
+          <w:noProof/>
           <w:sz w:val="24"/>
           <w:szCs w:val="24"/>
         </w:rPr>
@@ -7554,7 +7549,7 @@
                     <pic:cNvPicPr/>
                   </pic:nvPicPr>
                   <pic:blipFill>
-                    <a:blip r:embed="rId21"/>
+                    <a:blip r:embed="rId19"/>
                     <a:stretch>
                       <a:fillRect/>
                     </a:stretch>
@@ -8811,7 +8806,6 @@
         <w:rPr>
           <w:i/>
           <w:sz w:val="21"/>
-          <w:lang w:val="en-US"/>
         </w:rPr>
       </w:pPr>
     </w:p>
@@ -9027,8 +9021,8 @@
     </w:p>
     <w:p/>
     <w:sectPr>
-      <w:headerReference w:type="default" r:id="rId22"/>
-      <w:footerReference w:type="default" r:id="rId23"/>
+      <w:headerReference w:type="default" r:id="rId20"/>
+      <w:footerReference w:type="default" r:id="rId21"/>
       <w:pgSz w:w="11910" w:h="16840"/>
       <w:pgMar w:top="1134" w:right="850" w:bottom="1134" w:left="1701" w:header="850" w:footer="850" w:gutter="0"/>
       <w:cols w:space="720"/>
@@ -9083,7 +9077,7 @@
       <w:rPr>
         <w:noProof/>
       </w:rPr>
-      <w:t>11</w:t>
+      <w:t>12</w:t>
     </w:r>
     <w:r>
       <w:fldChar w:fldCharType="end"/>
@@ -9127,50 +9121,6 @@
 <w:ftr xmlns:wpc="http://schemas.microsoft.com/office/word/2010/wordprocessingCanvas" xmlns:cx="http://schemas.microsoft.com/office/drawing/2014/chartex" xmlns:mc="http://schemas.openxmlformats.org/markup-compatibility/2006" xmlns:o="urn:schemas-microsoft-com:office:office" xmlns:r="http://schemas.openxmlformats.org/officeDocument/2006/relationships" xmlns:m="http://schemas.openxmlformats.org/officeDocument/2006/math" xmlns:v="urn:schemas-microsoft-com:vml" xmlns:wp14="http://schemas.microsoft.com/office/word/2010/wordprocessingDrawing" xmlns:wp="http://schemas.openxmlformats.org/drawingml/2006/wordprocessingDrawing" xmlns:w10="urn:schemas-microsoft-com:office:word" xmlns:w="http://schemas.openxmlformats.org/wordprocessingml/2006/main" xmlns:w14="http://schemas.microsoft.com/office/word/2010/wordml" xmlns:w15="http://schemas.microsoft.com/office/word/2012/wordml" xmlns:w16se="http://schemas.microsoft.com/office/word/2015/wordml/symex" xmlns:wpg="http://schemas.microsoft.com/office/word/2010/wordprocessingGroup" xmlns:wpi="http://schemas.microsoft.com/office/word/2010/wordprocessingInk" xmlns:wne="http://schemas.microsoft.com/office/word/2006/wordml" xmlns:wps="http://schemas.microsoft.com/office/word/2010/wordprocessingShape" mc:Ignorable="w14 w15 w16se wp14">
   <w:p>
     <w:pPr>
-      <w:framePr w:w="968" w:wrap="around" w:vAnchor="text" w:hAnchor="page" w:x="7739" w:y="-15"/>
-      <w:jc w:val="center"/>
-    </w:pPr>
-    <w:r>
-      <w:fldChar w:fldCharType="begin"/>
-    </w:r>
-    <w:r>
-      <w:instrText xml:space="preserve">PAGE </w:instrText>
-    </w:r>
-    <w:r>
-      <w:fldChar w:fldCharType="separate"/>
-    </w:r>
-    <w:r>
-      <w:rPr>
-        <w:noProof/>
-      </w:rPr>
-      <w:t>12</w:t>
-    </w:r>
-    <w:r>
-      <w:fldChar w:fldCharType="end"/>
-    </w:r>
-  </w:p>
-  <w:p>
-    <w:pPr>
-      <w:pStyle w:val="aa"/>
-      <w:jc w:val="center"/>
-    </w:pPr>
-  </w:p>
-  <w:p>
-    <w:pPr>
-      <w:pStyle w:val="ae"/>
-      <w:spacing w:line="12" w:lineRule="auto"/>
-      <w:rPr>
-        <w:sz w:val="20"/>
-      </w:rPr>
-    </w:pPr>
-  </w:p>
-</w:ftr>
-</file>
-
-<file path=word/footer4.xml><?xml version="1.0" encoding="utf-8"?>
-<w:ftr xmlns:wpc="http://schemas.microsoft.com/office/word/2010/wordprocessingCanvas" xmlns:cx="http://schemas.microsoft.com/office/drawing/2014/chartex" xmlns:mc="http://schemas.openxmlformats.org/markup-compatibility/2006" xmlns:o="urn:schemas-microsoft-com:office:office" xmlns:r="http://schemas.openxmlformats.org/officeDocument/2006/relationships" xmlns:m="http://schemas.openxmlformats.org/officeDocument/2006/math" xmlns:v="urn:schemas-microsoft-com:vml" xmlns:wp14="http://schemas.microsoft.com/office/word/2010/wordprocessingDrawing" xmlns:wp="http://schemas.openxmlformats.org/drawingml/2006/wordprocessingDrawing" xmlns:w10="urn:schemas-microsoft-com:office:word" xmlns:w="http://schemas.openxmlformats.org/wordprocessingml/2006/main" xmlns:w14="http://schemas.microsoft.com/office/word/2010/wordml" xmlns:w15="http://schemas.microsoft.com/office/word/2012/wordml" xmlns:w16se="http://schemas.microsoft.com/office/word/2015/wordml/symex" xmlns:wpg="http://schemas.microsoft.com/office/word/2010/wordprocessingGroup" xmlns:wpi="http://schemas.microsoft.com/office/word/2010/wordprocessingInk" xmlns:wne="http://schemas.microsoft.com/office/word/2006/wordml" xmlns:wps="http://schemas.microsoft.com/office/word/2010/wordprocessingShape" mc:Ignorable="w14 w15 w16se wp14">
-  <w:p>
-    <w:pPr>
       <w:framePr w:wrap="around" w:vAnchor="text" w:hAnchor="page" w:x="5719" w:y="281"/>
       <w:jc w:val="center"/>
     </w:pPr>
@@ -9187,7 +9137,7 @@
       <w:rPr>
         <w:noProof/>
       </w:rPr>
-      <w:t>20</w:t>
+      <w:t>21</w:t>
     </w:r>
     <w:r>
       <w:fldChar w:fldCharType="end"/>
@@ -9364,20 +9314,6 @@
 </file>
 
 <file path=word/header4.xml><?xml version="1.0" encoding="utf-8"?>
-<w:hdr xmlns:wpc="http://schemas.microsoft.com/office/word/2010/wordprocessingCanvas" xmlns:cx="http://schemas.microsoft.com/office/drawing/2014/chartex" xmlns:mc="http://schemas.openxmlformats.org/markup-compatibility/2006" xmlns:o="urn:schemas-microsoft-com:office:office" xmlns:r="http://schemas.openxmlformats.org/officeDocument/2006/relationships" xmlns:m="http://schemas.openxmlformats.org/officeDocument/2006/math" xmlns:v="urn:schemas-microsoft-com:vml" xmlns:wp14="http://schemas.microsoft.com/office/word/2010/wordprocessingDrawing" xmlns:wp="http://schemas.openxmlformats.org/drawingml/2006/wordprocessingDrawing" xmlns:w10="urn:schemas-microsoft-com:office:word" xmlns:w="http://schemas.openxmlformats.org/wordprocessingml/2006/main" xmlns:w14="http://schemas.microsoft.com/office/word/2010/wordml" xmlns:w15="http://schemas.microsoft.com/office/word/2012/wordml" xmlns:w16se="http://schemas.microsoft.com/office/word/2015/wordml/symex" xmlns:wpg="http://schemas.microsoft.com/office/word/2010/wordprocessingGroup" xmlns:wpi="http://schemas.microsoft.com/office/word/2010/wordprocessingInk" xmlns:wne="http://schemas.microsoft.com/office/word/2006/wordml" xmlns:wps="http://schemas.microsoft.com/office/word/2010/wordprocessingShape" mc:Ignorable="w14 w15 w16se wp14">
-  <w:p>
-    <w:pPr>
-      <w:pStyle w:val="ae"/>
-      <w:spacing w:line="12" w:lineRule="auto"/>
-      <w:rPr>
-        <w:sz w:val="20"/>
-      </w:rPr>
-    </w:pPr>
-  </w:p>
-</w:hdr>
-</file>
-
-<file path=word/header5.xml><?xml version="1.0" encoding="utf-8"?>
 <w:hdr xmlns:wpc="http://schemas.microsoft.com/office/word/2010/wordprocessingCanvas" xmlns:cx="http://schemas.microsoft.com/office/drawing/2014/chartex" xmlns:mc="http://schemas.openxmlformats.org/markup-compatibility/2006" xmlns:o="urn:schemas-microsoft-com:office:office" xmlns:r="http://schemas.openxmlformats.org/officeDocument/2006/relationships" xmlns:m="http://schemas.openxmlformats.org/officeDocument/2006/math" xmlns:v="urn:schemas-microsoft-com:vml" xmlns:wp14="http://schemas.microsoft.com/office/word/2010/wordprocessingDrawing" xmlns:wp="http://schemas.openxmlformats.org/drawingml/2006/wordprocessingDrawing" xmlns:w10="urn:schemas-microsoft-com:office:word" xmlns:w="http://schemas.openxmlformats.org/wordprocessingml/2006/main" xmlns:w14="http://schemas.microsoft.com/office/word/2010/wordml" xmlns:w15="http://schemas.microsoft.com/office/word/2012/wordml" xmlns:w16se="http://schemas.microsoft.com/office/word/2015/wordml/symex" xmlns:wpg="http://schemas.microsoft.com/office/word/2010/wordprocessingGroup" xmlns:wpi="http://schemas.microsoft.com/office/word/2010/wordprocessingInk" xmlns:wne="http://schemas.microsoft.com/office/word/2006/wordml" xmlns:wps="http://schemas.microsoft.com/office/word/2010/wordprocessingShape" mc:Ignorable="w14 w15 w16se wp14">
   <w:p>
     <w:pPr>

--- a/Документация/ТЗ.docx
+++ b/Документация/ТЗ.docx
@@ -210,7 +210,21 @@
                                 <w:spacing w:val="-4"/>
                                 <w:sz w:val="24"/>
                               </w:rPr>
-                              <w:t>_____________________2025 г.</w:t>
+                              <w:t>_____________________202</w:t>
+                            </w:r>
+                            <w:r>
+                              <w:rPr>
+                                <w:spacing w:val="-4"/>
+                                <w:sz w:val="24"/>
+                              </w:rPr>
+                              <w:t>6</w:t>
+                            </w:r>
+                            <w:r>
+                              <w:rPr>
+                                <w:spacing w:val="-4"/>
+                                <w:sz w:val="24"/>
+                              </w:rPr>
+                              <w:t xml:space="preserve"> г.</w:t>
                             </w:r>
                           </w:p>
                           <w:p>
@@ -385,7 +399,21 @@
                           <w:spacing w:val="-4"/>
                           <w:sz w:val="24"/>
                         </w:rPr>
-                        <w:t>_____________________2025 г.</w:t>
+                        <w:t>_____________________202</w:t>
+                      </w:r>
+                      <w:r>
+                        <w:rPr>
+                          <w:spacing w:val="-4"/>
+                          <w:sz w:val="24"/>
+                        </w:rPr>
+                        <w:t>6</w:t>
+                      </w:r>
+                      <w:r>
+                        <w:rPr>
+                          <w:spacing w:val="-4"/>
+                          <w:sz w:val="24"/>
+                        </w:rPr>
+                        <w:t xml:space="preserve"> г.</w:t>
                       </w:r>
                     </w:p>
                     <w:p>
@@ -559,7 +587,14 @@
           <w:spacing w:val="-2"/>
           <w:sz w:val="24"/>
         </w:rPr>
-        <w:t>__________________2025 г.</w:t>
+        <w:t>__________________2026</w:t>
+      </w:r>
+      <w:r>
+        <w:rPr>
+          <w:spacing w:val="-2"/>
+          <w:sz w:val="24"/>
+        </w:rPr>
+        <w:t xml:space="preserve"> г.</w:t>
       </w:r>
     </w:p>
     <w:p>
@@ -678,8 +713,6 @@
         </w:rPr>
         <w:t>23</w:t>
       </w:r>
-      <w:bookmarkStart w:id="0" w:name="_GoBack"/>
-      <w:bookmarkEnd w:id="0"/>
       <w:r>
         <w:rPr>
           <w:sz w:val="24"/>
@@ -786,7 +819,45 @@
         <w:rPr>
           <w:sz w:val="24"/>
         </w:rPr>
-        <w:t>Руководитель_______________________________________</w:t>
+        <w:t>Руководитель______</w:t>
+      </w:r>
+      <w:r>
+        <w:rPr>
+          <w:szCs w:val="28"/>
+        </w:rPr>
+        <w:t xml:space="preserve"> </w:t>
+      </w:r>
+      <w:bookmarkStart w:id="0" w:name="_GoBack"/>
+      <w:proofErr w:type="spellStart"/>
+      <w:r>
+        <w:rPr>
+          <w:sz w:val="24"/>
+          <w:szCs w:val="28"/>
+          <w:u w:val="single"/>
+        </w:rPr>
+        <w:t>Пузиков</w:t>
+      </w:r>
+      <w:proofErr w:type="spellEnd"/>
+      <w:r>
+        <w:rPr>
+          <w:sz w:val="24"/>
+          <w:szCs w:val="28"/>
+          <w:u w:val="single"/>
+        </w:rPr>
+        <w:t xml:space="preserve"> Денис Владимирович</w:t>
+      </w:r>
+      <w:r>
+        <w:rPr>
+          <w:sz w:val="22"/>
+        </w:rPr>
+        <w:t xml:space="preserve"> </w:t>
+      </w:r>
+      <w:bookmarkEnd w:id="0"/>
+      <w:r>
+        <w:rPr>
+          <w:sz w:val="24"/>
+        </w:rPr>
+        <w:t>______</w:t>
       </w:r>
       <w:r>
         <w:rPr>
@@ -878,7 +949,21 @@
           <w:spacing w:val="-4"/>
           <w:sz w:val="24"/>
         </w:rPr>
-        <w:t>________________2025 г.</w:t>
+        <w:t>________________202</w:t>
+      </w:r>
+      <w:r>
+        <w:rPr>
+          <w:spacing w:val="-4"/>
+          <w:sz w:val="24"/>
+        </w:rPr>
+        <w:t>6</w:t>
+      </w:r>
+      <w:r>
+        <w:rPr>
+          <w:spacing w:val="-4"/>
+          <w:sz w:val="24"/>
+        </w:rPr>
+        <w:t xml:space="preserve"> г.</w:t>
       </w:r>
     </w:p>
     <w:p>
@@ -893,9 +978,9 @@
     <w:p>
       <w:pPr>
         <w:sectPr>
-          <w:headerReference w:type="default" r:id="rId7"/>
-          <w:footerReference w:type="default" r:id="rId8"/>
-          <w:headerReference w:type="first" r:id="rId9"/>
+          <w:headerReference w:type="default" r:id="rId8"/>
+          <w:footerReference w:type="default" r:id="rId9"/>
+          <w:headerReference w:type="first" r:id="rId10"/>
           <w:type w:val="continuous"/>
           <w:pgSz w:w="11910" w:h="16840"/>
           <w:pgMar w:top="1134" w:right="850" w:bottom="1134" w:left="1701" w:header="850" w:footer="850" w:gutter="0"/>
@@ -939,7 +1024,7 @@
         <w:tabs>
           <w:tab w:val="right" w:leader="dot" w:pos="9349"/>
         </w:tabs>
-        <w:ind w:firstLine="709"/>
+        <w:ind w:left="709" w:firstLine="0"/>
         <w:rPr>
           <w:rFonts w:asciiTheme="minorHAnsi" w:eastAsiaTheme="minorEastAsia" w:hAnsiTheme="minorHAnsi" w:cstheme="minorBidi"/>
           <w:noProof/>
@@ -963,7 +1048,7 @@
         </w:rPr>
         <w:fldChar w:fldCharType="separate"/>
       </w:r>
-      <w:hyperlink w:anchor="_Toc209615043" w:history="1">
+      <w:hyperlink w:anchor="_Toc228307997" w:history="1">
         <w:r>
           <w:rPr>
             <w:rStyle w:val="af0"/>
@@ -1020,7 +1105,7 @@
             <w:noProof/>
             <w:webHidden/>
           </w:rPr>
-          <w:instrText xml:space="preserve"> PAGEREF _Toc209615043 \h </w:instrText>
+          <w:instrText xml:space="preserve"> PAGEREF _Toc228307997 \h </w:instrText>
         </w:r>
         <w:r>
           <w:rPr>
@@ -1057,7 +1142,7 @@
         <w:tabs>
           <w:tab w:val="right" w:leader="dot" w:pos="9349"/>
         </w:tabs>
-        <w:ind w:firstLine="709"/>
+        <w:ind w:left="709" w:firstLine="0"/>
         <w:rPr>
           <w:rFonts w:asciiTheme="minorHAnsi" w:eastAsiaTheme="minorEastAsia" w:hAnsiTheme="minorHAnsi" w:cstheme="minorBidi"/>
           <w:noProof/>
@@ -1066,7 +1151,7 @@
           <w:szCs w:val="22"/>
         </w:rPr>
       </w:pPr>
-      <w:hyperlink w:anchor="_Toc209615044" w:history="1">
+      <w:hyperlink w:anchor="_Toc228307998" w:history="1">
         <w:r>
           <w:rPr>
             <w:rStyle w:val="af0"/>
@@ -1108,7 +1193,7 @@
             <w:noProof/>
             <w:webHidden/>
           </w:rPr>
-          <w:instrText xml:space="preserve"> PAGEREF _Toc209615044 \h </w:instrText>
+          <w:instrText xml:space="preserve"> PAGEREF _Toc228307998 \h </w:instrText>
         </w:r>
         <w:r>
           <w:rPr>
@@ -1145,7 +1230,7 @@
         <w:tabs>
           <w:tab w:val="right" w:leader="dot" w:pos="9349"/>
         </w:tabs>
-        <w:ind w:firstLine="709"/>
+        <w:ind w:left="709" w:firstLine="0"/>
         <w:rPr>
           <w:rFonts w:asciiTheme="minorHAnsi" w:eastAsiaTheme="minorEastAsia" w:hAnsiTheme="minorHAnsi" w:cstheme="minorBidi"/>
           <w:noProof/>
@@ -1154,7 +1239,7 @@
           <w:szCs w:val="22"/>
         </w:rPr>
       </w:pPr>
-      <w:hyperlink w:anchor="_Toc209615045" w:history="1">
+      <w:hyperlink w:anchor="_Toc228307999" w:history="1">
         <w:r>
           <w:rPr>
             <w:rStyle w:val="af0"/>
@@ -1181,7 +1266,7 @@
             <w:noProof/>
             <w:webHidden/>
           </w:rPr>
-          <w:instrText xml:space="preserve"> PAGEREF _Toc209615045 \h </w:instrText>
+          <w:instrText xml:space="preserve"> PAGEREF _Toc228307999 \h </w:instrText>
         </w:r>
         <w:r>
           <w:rPr>
@@ -1218,7 +1303,7 @@
         <w:tabs>
           <w:tab w:val="right" w:leader="dot" w:pos="9349"/>
         </w:tabs>
-        <w:ind w:firstLine="709"/>
+        <w:ind w:left="709" w:firstLine="0"/>
         <w:rPr>
           <w:rFonts w:asciiTheme="minorHAnsi" w:eastAsiaTheme="minorEastAsia" w:hAnsiTheme="minorHAnsi" w:cstheme="minorBidi"/>
           <w:noProof/>
@@ -1227,7 +1312,7 @@
           <w:szCs w:val="22"/>
         </w:rPr>
       </w:pPr>
-      <w:hyperlink w:anchor="_Toc209615046" w:history="1">
+      <w:hyperlink w:anchor="_Toc228308000" w:history="1">
         <w:r>
           <w:rPr>
             <w:rStyle w:val="af0"/>
@@ -1299,7 +1384,7 @@
             <w:noProof/>
             <w:webHidden/>
           </w:rPr>
-          <w:instrText xml:space="preserve"> PAGEREF _Toc209615046 \h </w:instrText>
+          <w:instrText xml:space="preserve"> PAGEREF _Toc228308000 \h </w:instrText>
         </w:r>
         <w:r>
           <w:rPr>
@@ -1336,7 +1421,7 @@
         <w:tabs>
           <w:tab w:val="right" w:leader="dot" w:pos="9349"/>
         </w:tabs>
-        <w:ind w:firstLine="709"/>
+        <w:ind w:left="709" w:firstLine="0"/>
         <w:rPr>
           <w:rFonts w:asciiTheme="minorHAnsi" w:eastAsiaTheme="minorEastAsia" w:hAnsiTheme="minorHAnsi" w:cstheme="minorBidi"/>
           <w:noProof/>
@@ -1345,7 +1430,7 @@
           <w:szCs w:val="22"/>
         </w:rPr>
       </w:pPr>
-      <w:hyperlink w:anchor="_Toc209615047" w:history="1">
+      <w:hyperlink w:anchor="_Toc228308001" w:history="1">
         <w:r>
           <w:rPr>
             <w:rStyle w:val="af0"/>
@@ -1417,7 +1502,7 @@
             <w:noProof/>
             <w:webHidden/>
           </w:rPr>
-          <w:instrText xml:space="preserve"> PAGEREF _Toc209615047 \h </w:instrText>
+          <w:instrText xml:space="preserve"> PAGEREF _Toc228308001 \h </w:instrText>
         </w:r>
         <w:r>
           <w:rPr>
@@ -1454,7 +1539,7 @@
         <w:tabs>
           <w:tab w:val="right" w:leader="dot" w:pos="9349"/>
         </w:tabs>
-        <w:ind w:firstLine="709"/>
+        <w:ind w:left="709" w:firstLine="0"/>
         <w:rPr>
           <w:rFonts w:asciiTheme="minorHAnsi" w:eastAsiaTheme="minorEastAsia" w:hAnsiTheme="minorHAnsi" w:cstheme="minorBidi"/>
           <w:noProof/>
@@ -1463,7 +1548,7 @@
           <w:szCs w:val="22"/>
         </w:rPr>
       </w:pPr>
-      <w:hyperlink w:anchor="_Toc209615048" w:history="1">
+      <w:hyperlink w:anchor="_Toc228308002" w:history="1">
         <w:r>
           <w:rPr>
             <w:rStyle w:val="af0"/>
@@ -1535,7 +1620,7 @@
             <w:noProof/>
             <w:webHidden/>
           </w:rPr>
-          <w:instrText xml:space="preserve"> PAGEREF _Toc209615048 \h </w:instrText>
+          <w:instrText xml:space="preserve"> PAGEREF _Toc228308002 \h </w:instrText>
         </w:r>
         <w:r>
           <w:rPr>
@@ -1572,7 +1657,7 @@
         <w:tabs>
           <w:tab w:val="right" w:leader="dot" w:pos="9349"/>
         </w:tabs>
-        <w:ind w:firstLine="709"/>
+        <w:ind w:left="709" w:firstLine="0"/>
         <w:rPr>
           <w:rFonts w:asciiTheme="minorHAnsi" w:eastAsiaTheme="minorEastAsia" w:hAnsiTheme="minorHAnsi" w:cstheme="minorBidi"/>
           <w:noProof/>
@@ -1581,7 +1666,7 @@
           <w:szCs w:val="22"/>
         </w:rPr>
       </w:pPr>
-      <w:hyperlink w:anchor="_Toc209615049" w:history="1">
+      <w:hyperlink w:anchor="_Toc228308003" w:history="1">
         <w:r>
           <w:rPr>
             <w:rStyle w:val="af0"/>
@@ -1608,7 +1693,7 @@
             <w:noProof/>
             <w:webHidden/>
           </w:rPr>
-          <w:instrText xml:space="preserve"> PAGEREF _Toc209615049 \h </w:instrText>
+          <w:instrText xml:space="preserve"> PAGEREF _Toc228308003 \h </w:instrText>
         </w:r>
         <w:r>
           <w:rPr>
@@ -1645,7 +1730,7 @@
         <w:tabs>
           <w:tab w:val="right" w:leader="dot" w:pos="9349"/>
         </w:tabs>
-        <w:ind w:firstLine="709"/>
+        <w:ind w:left="709" w:firstLine="0"/>
         <w:rPr>
           <w:rFonts w:asciiTheme="minorHAnsi" w:eastAsiaTheme="minorEastAsia" w:hAnsiTheme="minorHAnsi" w:cstheme="minorBidi"/>
           <w:noProof/>
@@ -1654,7 +1739,7 @@
           <w:szCs w:val="22"/>
         </w:rPr>
       </w:pPr>
-      <w:hyperlink w:anchor="_Toc209615050" w:history="1">
+      <w:hyperlink w:anchor="_Toc228308004" w:history="1">
         <w:r>
           <w:rPr>
             <w:rStyle w:val="af0"/>
@@ -1681,7 +1766,7 @@
             <w:noProof/>
             <w:webHidden/>
           </w:rPr>
-          <w:instrText xml:space="preserve"> PAGEREF _Toc209615050 \h </w:instrText>
+          <w:instrText xml:space="preserve"> PAGEREF _Toc228308004 \h </w:instrText>
         </w:r>
         <w:r>
           <w:rPr>
@@ -1701,7 +1786,7 @@
             <w:noProof/>
             <w:webHidden/>
           </w:rPr>
-          <w:t>7</w:t>
+          <w:t>6</w:t>
         </w:r>
         <w:r>
           <w:rPr>
@@ -1718,7 +1803,7 @@
         <w:tabs>
           <w:tab w:val="right" w:leader="dot" w:pos="9349"/>
         </w:tabs>
-        <w:ind w:firstLine="709"/>
+        <w:ind w:left="709" w:firstLine="0"/>
         <w:rPr>
           <w:rFonts w:asciiTheme="minorHAnsi" w:eastAsiaTheme="minorEastAsia" w:hAnsiTheme="minorHAnsi" w:cstheme="minorBidi"/>
           <w:noProof/>
@@ -1727,7 +1812,7 @@
           <w:szCs w:val="22"/>
         </w:rPr>
       </w:pPr>
-      <w:hyperlink w:anchor="_Toc209615051" w:history="1">
+      <w:hyperlink w:anchor="_Toc228308005" w:history="1">
         <w:r>
           <w:rPr>
             <w:rStyle w:val="af0"/>
@@ -1814,7 +1899,7 @@
             <w:noProof/>
             <w:webHidden/>
           </w:rPr>
-          <w:instrText xml:space="preserve"> PAGEREF _Toc209615051 \h </w:instrText>
+          <w:instrText xml:space="preserve"> PAGEREF _Toc228308005 \h </w:instrText>
         </w:r>
         <w:r>
           <w:rPr>
@@ -1851,7 +1936,7 @@
         <w:tabs>
           <w:tab w:val="right" w:leader="dot" w:pos="9349"/>
         </w:tabs>
-        <w:ind w:firstLine="709"/>
+        <w:ind w:left="709" w:firstLine="0"/>
         <w:rPr>
           <w:rFonts w:asciiTheme="minorHAnsi" w:eastAsiaTheme="minorEastAsia" w:hAnsiTheme="minorHAnsi" w:cstheme="minorBidi"/>
           <w:noProof/>
@@ -1860,7 +1945,7 @@
           <w:szCs w:val="22"/>
         </w:rPr>
       </w:pPr>
-      <w:hyperlink w:anchor="_Toc209615052" w:history="1">
+      <w:hyperlink w:anchor="_Toc228308006" w:history="1">
         <w:r>
           <w:rPr>
             <w:rStyle w:val="af0"/>
@@ -1887,7 +1972,7 @@
             <w:noProof/>
             <w:webHidden/>
           </w:rPr>
-          <w:instrText xml:space="preserve"> PAGEREF _Toc209615052 \h </w:instrText>
+          <w:instrText xml:space="preserve"> PAGEREF _Toc228308006 \h </w:instrText>
         </w:r>
         <w:r>
           <w:rPr>
@@ -1924,7 +2009,7 @@
         <w:tabs>
           <w:tab w:val="right" w:leader="dot" w:pos="9349"/>
         </w:tabs>
-        <w:ind w:firstLine="709"/>
+        <w:ind w:left="709" w:firstLine="0"/>
         <w:rPr>
           <w:rFonts w:asciiTheme="minorHAnsi" w:eastAsiaTheme="minorEastAsia" w:hAnsiTheme="minorHAnsi" w:cstheme="minorBidi"/>
           <w:noProof/>
@@ -1933,7 +2018,7 @@
           <w:szCs w:val="22"/>
         </w:rPr>
       </w:pPr>
-      <w:hyperlink w:anchor="_Toc209615053" w:history="1">
+      <w:hyperlink w:anchor="_Toc228308007" w:history="1">
         <w:r>
           <w:rPr>
             <w:rStyle w:val="af0"/>
@@ -1960,7 +2045,7 @@
             <w:noProof/>
             <w:webHidden/>
           </w:rPr>
-          <w:instrText xml:space="preserve"> PAGEREF _Toc209615053 \h </w:instrText>
+          <w:instrText xml:space="preserve"> PAGEREF _Toc228308007 \h </w:instrText>
         </w:r>
         <w:r>
           <w:rPr>
@@ -1997,7 +2082,7 @@
         <w:tabs>
           <w:tab w:val="right" w:leader="dot" w:pos="9349"/>
         </w:tabs>
-        <w:ind w:firstLine="709"/>
+        <w:ind w:left="709" w:firstLine="0"/>
         <w:rPr>
           <w:rFonts w:asciiTheme="minorHAnsi" w:eastAsiaTheme="minorEastAsia" w:hAnsiTheme="minorHAnsi" w:cstheme="minorBidi"/>
           <w:noProof/>
@@ -2006,7 +2091,7 @@
           <w:szCs w:val="22"/>
         </w:rPr>
       </w:pPr>
-      <w:hyperlink w:anchor="_Toc209615054" w:history="1">
+      <w:hyperlink w:anchor="_Toc228308008" w:history="1">
         <w:r>
           <w:rPr>
             <w:rStyle w:val="af0"/>
@@ -2033,7 +2118,7 @@
             <w:noProof/>
             <w:webHidden/>
           </w:rPr>
-          <w:instrText xml:space="preserve"> PAGEREF _Toc209615054 \h </w:instrText>
+          <w:instrText xml:space="preserve"> PAGEREF _Toc228308008 \h </w:instrText>
         </w:r>
         <w:r>
           <w:rPr>
@@ -2070,7 +2155,7 @@
         <w:tabs>
           <w:tab w:val="right" w:leader="dot" w:pos="9349"/>
         </w:tabs>
-        <w:ind w:firstLine="709"/>
+        <w:ind w:left="709" w:firstLine="0"/>
         <w:rPr>
           <w:rFonts w:asciiTheme="minorHAnsi" w:eastAsiaTheme="minorEastAsia" w:hAnsiTheme="minorHAnsi" w:cstheme="minorBidi"/>
           <w:noProof/>
@@ -2079,7 +2164,7 @@
           <w:szCs w:val="22"/>
         </w:rPr>
       </w:pPr>
-      <w:hyperlink w:anchor="_Toc209615055" w:history="1">
+      <w:hyperlink w:anchor="_Toc228308009" w:history="1">
         <w:r>
           <w:rPr>
             <w:rStyle w:val="af0"/>
@@ -2106,7 +2191,7 @@
             <w:noProof/>
             <w:webHidden/>
           </w:rPr>
-          <w:instrText xml:space="preserve"> PAGEREF _Toc209615055 \h </w:instrText>
+          <w:instrText xml:space="preserve"> PAGEREF _Toc228308009 \h </w:instrText>
         </w:r>
         <w:r>
           <w:rPr>
@@ -2143,7 +2228,7 @@
         <w:tabs>
           <w:tab w:val="right" w:leader="dot" w:pos="9349"/>
         </w:tabs>
-        <w:ind w:firstLine="709"/>
+        <w:ind w:left="709" w:firstLine="0"/>
         <w:rPr>
           <w:rFonts w:asciiTheme="minorHAnsi" w:eastAsiaTheme="minorEastAsia" w:hAnsiTheme="minorHAnsi" w:cstheme="minorBidi"/>
           <w:noProof/>
@@ -2152,7 +2237,7 @@
           <w:szCs w:val="22"/>
         </w:rPr>
       </w:pPr>
-      <w:hyperlink w:anchor="_Toc209615056" w:history="1">
+      <w:hyperlink w:anchor="_Toc228308010" w:history="1">
         <w:r>
           <w:rPr>
             <w:rStyle w:val="af0"/>
@@ -2254,7 +2339,7 @@
             <w:noProof/>
             <w:webHidden/>
           </w:rPr>
-          <w:instrText xml:space="preserve"> PAGEREF _Toc209615056 \h </w:instrText>
+          <w:instrText xml:space="preserve"> PAGEREF _Toc228308010 \h </w:instrText>
         </w:r>
         <w:r>
           <w:rPr>
@@ -2291,7 +2376,7 @@
         <w:tabs>
           <w:tab w:val="right" w:leader="dot" w:pos="9349"/>
         </w:tabs>
-        <w:ind w:firstLine="709"/>
+        <w:ind w:left="709" w:firstLine="0"/>
         <w:rPr>
           <w:rFonts w:asciiTheme="minorHAnsi" w:eastAsiaTheme="minorEastAsia" w:hAnsiTheme="minorHAnsi" w:cstheme="minorBidi"/>
           <w:noProof/>
@@ -2300,7 +2385,7 @@
           <w:szCs w:val="22"/>
         </w:rPr>
       </w:pPr>
-      <w:hyperlink w:anchor="_Toc209615057" w:history="1">
+      <w:hyperlink w:anchor="_Toc228308011" w:history="1">
         <w:r>
           <w:rPr>
             <w:rStyle w:val="af0"/>
@@ -2357,7 +2442,7 @@
             <w:noProof/>
             <w:webHidden/>
           </w:rPr>
-          <w:instrText xml:space="preserve"> PAGEREF _Toc209615057 \h </w:instrText>
+          <w:instrText xml:space="preserve"> PAGEREF _Toc228308011 \h </w:instrText>
         </w:r>
         <w:r>
           <w:rPr>
@@ -2377,7 +2462,7 @@
             <w:noProof/>
             <w:webHidden/>
           </w:rPr>
-          <w:t>21</w:t>
+          <w:t>19</w:t>
         </w:r>
         <w:r>
           <w:rPr>
@@ -2394,7 +2479,7 @@
         <w:tabs>
           <w:tab w:val="right" w:leader="dot" w:pos="9349"/>
         </w:tabs>
-        <w:ind w:firstLine="709"/>
+        <w:ind w:left="709" w:firstLine="0"/>
         <w:rPr>
           <w:rFonts w:asciiTheme="minorHAnsi" w:eastAsiaTheme="minorEastAsia" w:hAnsiTheme="minorHAnsi" w:cstheme="minorBidi"/>
           <w:noProof/>
@@ -2403,7 +2488,7 @@
           <w:szCs w:val="22"/>
         </w:rPr>
       </w:pPr>
-      <w:hyperlink w:anchor="_Toc209615058" w:history="1">
+      <w:hyperlink w:anchor="_Toc228308012" w:history="1">
         <w:r>
           <w:rPr>
             <w:rStyle w:val="af0"/>
@@ -2520,7 +2605,7 @@
             <w:noProof/>
             <w:webHidden/>
           </w:rPr>
-          <w:instrText xml:space="preserve"> PAGEREF _Toc209615058 \h </w:instrText>
+          <w:instrText xml:space="preserve"> PAGEREF _Toc228308012 \h </w:instrText>
         </w:r>
         <w:r>
           <w:rPr>
@@ -2540,7 +2625,7 @@
             <w:noProof/>
             <w:webHidden/>
           </w:rPr>
-          <w:t>24</w:t>
+          <w:t>21</w:t>
         </w:r>
         <w:r>
           <w:rPr>
@@ -2557,7 +2642,7 @@
         <w:tabs>
           <w:tab w:val="right" w:leader="dot" w:pos="9349"/>
         </w:tabs>
-        <w:ind w:firstLine="709"/>
+        <w:ind w:left="709" w:firstLine="0"/>
         <w:rPr>
           <w:rFonts w:asciiTheme="minorHAnsi" w:eastAsiaTheme="minorEastAsia" w:hAnsiTheme="minorHAnsi" w:cstheme="minorBidi"/>
           <w:noProof/>
@@ -2566,7 +2651,7 @@
           <w:szCs w:val="22"/>
         </w:rPr>
       </w:pPr>
-      <w:hyperlink w:anchor="_Toc209615059" w:history="1">
+      <w:hyperlink w:anchor="_Toc228308013" w:history="1">
         <w:r>
           <w:rPr>
             <w:rStyle w:val="af0"/>
@@ -2653,7 +2738,7 @@
             <w:noProof/>
             <w:webHidden/>
           </w:rPr>
-          <w:instrText xml:space="preserve"> PAGEREF _Toc209615059 \h </w:instrText>
+          <w:instrText xml:space="preserve"> PAGEREF _Toc228308013 \h </w:instrText>
         </w:r>
         <w:r>
           <w:rPr>
@@ -2673,7 +2758,7 @@
             <w:noProof/>
             <w:webHidden/>
           </w:rPr>
-          <w:t>25</w:t>
+          <w:t>22</w:t>
         </w:r>
         <w:r>
           <w:rPr>
@@ -2690,7 +2775,7 @@
         <w:tabs>
           <w:tab w:val="right" w:leader="dot" w:pos="9349"/>
         </w:tabs>
-        <w:ind w:firstLine="709"/>
+        <w:ind w:left="709" w:firstLine="0"/>
         <w:rPr>
           <w:rFonts w:asciiTheme="minorHAnsi" w:eastAsiaTheme="minorEastAsia" w:hAnsiTheme="minorHAnsi" w:cstheme="minorBidi"/>
           <w:noProof/>
@@ -2699,7 +2784,7 @@
           <w:szCs w:val="22"/>
         </w:rPr>
       </w:pPr>
-      <w:hyperlink w:anchor="_Toc209615060" w:history="1">
+      <w:hyperlink w:anchor="_Toc228308014" w:history="1">
         <w:r>
           <w:rPr>
             <w:rStyle w:val="af0"/>
@@ -2726,7 +2811,7 @@
             <w:noProof/>
             <w:webHidden/>
           </w:rPr>
-          <w:instrText xml:space="preserve"> PAGEREF _Toc209615060 \h </w:instrText>
+          <w:instrText xml:space="preserve"> PAGEREF _Toc228308014 \h </w:instrText>
         </w:r>
         <w:r>
           <w:rPr>
@@ -2746,7 +2831,7 @@
             <w:noProof/>
             <w:webHidden/>
           </w:rPr>
-          <w:t>25</w:t>
+          <w:t>22</w:t>
         </w:r>
         <w:r>
           <w:rPr>
@@ -2763,7 +2848,7 @@
         <w:tabs>
           <w:tab w:val="right" w:leader="dot" w:pos="9349"/>
         </w:tabs>
-        <w:ind w:firstLine="709"/>
+        <w:ind w:left="709" w:firstLine="0"/>
         <w:rPr>
           <w:rFonts w:asciiTheme="minorHAnsi" w:eastAsiaTheme="minorEastAsia" w:hAnsiTheme="minorHAnsi" w:cstheme="minorBidi"/>
           <w:noProof/>
@@ -2772,7 +2857,7 @@
           <w:szCs w:val="22"/>
         </w:rPr>
       </w:pPr>
-      <w:hyperlink w:anchor="_Toc209615061" w:history="1">
+      <w:hyperlink w:anchor="_Toc228308015" w:history="1">
         <w:r>
           <w:rPr>
             <w:rStyle w:val="af0"/>
@@ -2799,7 +2884,7 @@
             <w:noProof/>
             <w:webHidden/>
           </w:rPr>
-          <w:instrText xml:space="preserve"> PAGEREF _Toc209615061 \h </w:instrText>
+          <w:instrText xml:space="preserve"> PAGEREF _Toc228308015 \h </w:instrText>
         </w:r>
         <w:r>
           <w:rPr>
@@ -2819,7 +2904,7 @@
             <w:noProof/>
             <w:webHidden/>
           </w:rPr>
-          <w:t>25</w:t>
+          <w:t>22</w:t>
         </w:r>
         <w:r>
           <w:rPr>
@@ -2836,7 +2921,7 @@
         <w:tabs>
           <w:tab w:val="right" w:leader="dot" w:pos="9349"/>
         </w:tabs>
-        <w:ind w:firstLine="709"/>
+        <w:ind w:left="709" w:firstLine="0"/>
         <w:rPr>
           <w:rFonts w:asciiTheme="minorHAnsi" w:eastAsiaTheme="minorEastAsia" w:hAnsiTheme="minorHAnsi" w:cstheme="minorBidi"/>
           <w:noProof/>
@@ -2845,7 +2930,7 @@
           <w:szCs w:val="22"/>
         </w:rPr>
       </w:pPr>
-      <w:hyperlink w:anchor="_Toc209615062" w:history="1">
+      <w:hyperlink w:anchor="_Toc228308016" w:history="1">
         <w:r>
           <w:rPr>
             <w:rStyle w:val="af0"/>
@@ -2947,7 +3032,7 @@
             <w:noProof/>
             <w:webHidden/>
           </w:rPr>
-          <w:instrText xml:space="preserve"> PAGEREF _Toc209615062 \h </w:instrText>
+          <w:instrText xml:space="preserve"> PAGEREF _Toc228308016 \h </w:instrText>
         </w:r>
         <w:r>
           <w:rPr>
@@ -2967,7 +3052,7 @@
             <w:noProof/>
             <w:webHidden/>
           </w:rPr>
-          <w:t>26</w:t>
+          <w:t>23</w:t>
         </w:r>
         <w:r>
           <w:rPr>
@@ -2979,6 +3064,9 @@
       </w:hyperlink>
     </w:p>
     <w:p>
+      <w:pPr>
+        <w:ind w:firstLine="6"/>
+      </w:pPr>
       <w:r>
         <w:fldChar w:fldCharType="end"/>
       </w:r>
@@ -3004,7 +3092,7 @@
         <w:spacing w:before="0" w:after="0"/>
       </w:pPr>
       <w:bookmarkStart w:id="1" w:name="_bookmark0"/>
-      <w:bookmarkStart w:id="2" w:name="_Toc209615043"/>
+      <w:bookmarkStart w:id="2" w:name="_Toc228307997"/>
       <w:bookmarkEnd w:id="1"/>
       <w:r>
         <w:lastRenderedPageBreak/>
@@ -4496,8 +4584,8 @@
     <w:p>
       <w:pPr>
         <w:sectPr>
-          <w:headerReference w:type="first" r:id="rId10"/>
-          <w:footerReference w:type="first" r:id="rId11"/>
+          <w:headerReference w:type="first" r:id="rId11"/>
+          <w:footerReference w:type="first" r:id="rId12"/>
           <w:pgSz w:w="11910" w:h="16840"/>
           <w:pgMar w:top="1134" w:right="850" w:bottom="1134" w:left="1701" w:header="811" w:footer="163" w:gutter="0"/>
           <w:pgNumType w:start="2"/>
@@ -4512,7 +4600,7 @@
         <w:spacing w:before="0" w:after="0"/>
       </w:pPr>
       <w:bookmarkStart w:id="3" w:name="_bookmark1"/>
-      <w:bookmarkStart w:id="4" w:name="_Toc209615044"/>
+      <w:bookmarkStart w:id="4" w:name="_Toc228307998"/>
       <w:bookmarkEnd w:id="3"/>
       <w:r>
         <w:lastRenderedPageBreak/>
@@ -4535,7 +4623,7 @@
         <w:spacing w:before="0" w:after="0"/>
       </w:pPr>
       <w:bookmarkStart w:id="5" w:name="_bookmark2"/>
-      <w:bookmarkStart w:id="6" w:name="_Toc209615045"/>
+      <w:bookmarkStart w:id="6" w:name="_Toc228307999"/>
       <w:bookmarkEnd w:id="5"/>
       <w:r>
         <w:t>1.1 Назначение документа</w:t>
@@ -4564,7 +4652,7 @@
         <w:spacing w:before="0" w:after="0"/>
       </w:pPr>
       <w:bookmarkStart w:id="7" w:name="_bookmark3"/>
-      <w:bookmarkStart w:id="8" w:name="_Toc209615046"/>
+      <w:bookmarkStart w:id="8" w:name="_Toc228308000"/>
       <w:bookmarkEnd w:id="7"/>
       <w:r>
         <w:t>1.2 Наименование</w:t>
@@ -4725,7 +4813,7 @@
         <w:spacing w:before="0" w:after="0"/>
       </w:pPr>
       <w:bookmarkStart w:id="9" w:name="_bookmark4"/>
-      <w:bookmarkStart w:id="10" w:name="_Toc209615047"/>
+      <w:bookmarkStart w:id="10" w:name="_Toc228308001"/>
       <w:bookmarkEnd w:id="9"/>
       <w:r>
         <w:t>1.3 Краткие</w:t>
@@ -4880,7 +4968,7 @@
         <w:spacing w:before="0" w:after="0"/>
       </w:pPr>
       <w:bookmarkStart w:id="11" w:name="_bookmark5"/>
-      <w:bookmarkStart w:id="12" w:name="_Toc209615048"/>
+      <w:bookmarkStart w:id="12" w:name="_Toc228308002"/>
       <w:bookmarkEnd w:id="11"/>
       <w:r>
         <w:t>1.4 Основание</w:t>
@@ -4940,7 +5028,7 @@
         <w:spacing w:before="0" w:after="0"/>
       </w:pPr>
       <w:bookmarkStart w:id="13" w:name="_bookmark6"/>
-      <w:bookmarkStart w:id="14" w:name="_Toc209615049"/>
+      <w:bookmarkStart w:id="14" w:name="_Toc228308003"/>
       <w:bookmarkEnd w:id="13"/>
       <w:r>
         <w:t>1.5 Плановые сроки начала и окончания работ по созданию программного обеспечения для организации</w:t>
@@ -5021,7 +5109,7 @@
         <w:spacing w:before="0" w:after="0"/>
       </w:pPr>
       <w:bookmarkStart w:id="15" w:name="_bookmark7"/>
-      <w:bookmarkStart w:id="16" w:name="_Toc209615050"/>
+      <w:bookmarkStart w:id="16" w:name="_Toc228308004"/>
       <w:bookmarkEnd w:id="15"/>
       <w:r>
         <w:t>1.6 Порядок оформления и предъявления результатов работ</w:t>
@@ -5073,7 +5161,7 @@
         <w:spacing w:before="0" w:after="0"/>
       </w:pPr>
       <w:bookmarkStart w:id="17" w:name="_bookmark8"/>
-      <w:bookmarkStart w:id="18" w:name="_Toc209615051"/>
+      <w:bookmarkStart w:id="18" w:name="_Toc228308005"/>
       <w:bookmarkEnd w:id="17"/>
       <w:r>
         <w:lastRenderedPageBreak/>
@@ -5129,7 +5217,7 @@
         <w:spacing w:before="0" w:after="0"/>
       </w:pPr>
       <w:bookmarkStart w:id="19" w:name="_bookmark9"/>
-      <w:bookmarkStart w:id="20" w:name="_Toc209615052"/>
+      <w:bookmarkStart w:id="20" w:name="_Toc228308006"/>
       <w:bookmarkEnd w:id="19"/>
       <w:r>
         <w:t>2.1 Назначение приложения</w:t>
@@ -5138,7 +5226,6 @@
     </w:p>
     <w:p>
       <w:bookmarkStart w:id="21" w:name="_bookmark10"/>
-      <w:bookmarkStart w:id="22" w:name="_Toc209615053"/>
       <w:bookmarkEnd w:id="21"/>
       <w:r>
         <w:t xml:space="preserve">Приложение «Система электронного документооборота для малого предприятия» предназначено для автоматизации операций регистрации, хранения, поиска и согласования документов в небольшой организации. Система обеспечивает ведение карточек документов, контроль статусов обработки, формирование маршрута согласования, разграничение доступа по ролям пользователей и регистрацию действий в журнале событий. Приложение создается как результат учебной практики и должно демонстрировать применение языка C#, </w:t>
@@ -5157,6 +5244,7 @@
         <w:pStyle w:val="2"/>
         <w:spacing w:before="0" w:after="0"/>
       </w:pPr>
+      <w:bookmarkStart w:id="22" w:name="_Toc228308007"/>
       <w:r>
         <w:t>2.2 Цели создания приложения</w:t>
       </w:r>
@@ -5191,7 +5279,6 @@
     </w:p>
     <w:p>
       <w:bookmarkStart w:id="25" w:name="_bookmark13"/>
-      <w:bookmarkStart w:id="26" w:name="_Toc209615054"/>
       <w:bookmarkEnd w:id="25"/>
       <w:r>
         <w:t xml:space="preserve">Пользователями приложения являются сотрудники малого предприятия: администратор системы, делопроизводитель (секретарь), руководитель подразделения, директор и рядовой сотрудник, создающий документы. Для работы с приложением достаточно базовых навыков использования персонального компьютера и программ </w:t>
@@ -5210,6 +5297,7 @@
         <w:pStyle w:val="10"/>
         <w:spacing w:before="0" w:after="0"/>
       </w:pPr>
+      <w:bookmarkStart w:id="26" w:name="_Toc228308008"/>
       <w:r>
         <w:lastRenderedPageBreak/>
         <w:t>3</w:t>
@@ -5228,7 +5316,7 @@
         <w:spacing w:before="0" w:after="0"/>
       </w:pPr>
       <w:bookmarkStart w:id="27" w:name="_bookmark14"/>
-      <w:bookmarkStart w:id="28" w:name="_Toc209615055"/>
+      <w:bookmarkStart w:id="28" w:name="_Toc228308009"/>
       <w:bookmarkEnd w:id="27"/>
       <w:r>
         <w:t>3.1 Требования к приложению в целом</w:t>
@@ -5394,7 +5482,7 @@
         <w:spacing w:before="0" w:after="0"/>
       </w:pPr>
       <w:bookmarkStart w:id="32" w:name="_bookmark19"/>
-      <w:bookmarkStart w:id="33" w:name="_Toc209615056"/>
+      <w:bookmarkStart w:id="33" w:name="_Toc228308010"/>
       <w:bookmarkEnd w:id="32"/>
       <w:r>
         <w:t>3.2 Требования</w:t>
@@ -5941,7 +6029,7 @@
                     </pic:cNvPicPr>
                   </pic:nvPicPr>
                   <pic:blipFill rotWithShape="1">
-                    <a:blip r:embed="rId12" cstate="print">
+                    <a:blip r:embed="rId13" cstate="print">
                       <a:extLst>
                         <a:ext uri="{28A0092B-C50C-407E-A947-70E740481C1C}">
                           <a14:useLocalDpi xmlns:a14="http://schemas.microsoft.com/office/drawing/2010/main" val="0"/>
@@ -6814,7 +6902,7 @@
                     <pic:cNvPicPr/>
                   </pic:nvPicPr>
                   <pic:blipFill>
-                    <a:blip r:embed="rId13"/>
+                    <a:blip r:embed="rId14"/>
                     <a:stretch>
                       <a:fillRect/>
                     </a:stretch>
@@ -6927,154 +7015,6 @@
             <wp:extent cx="4963047" cy="3476625"/>
             <wp:effectExtent l="0" t="0" r="9525" b="0"/>
             <wp:docPr id="7" name="Рисунок 7"/>
-            <wp:cNvGraphicFramePr>
-              <a:graphicFrameLocks xmlns:a="http://schemas.openxmlformats.org/drawingml/2006/main" noChangeAspect="1"/>
-            </wp:cNvGraphicFramePr>
-            <a:graphic xmlns:a="http://schemas.openxmlformats.org/drawingml/2006/main">
-              <a:graphicData uri="http://schemas.openxmlformats.org/drawingml/2006/picture">
-                <pic:pic xmlns:pic="http://schemas.openxmlformats.org/drawingml/2006/picture">
-                  <pic:nvPicPr>
-                    <pic:cNvPr id="1" name=""/>
-                    <pic:cNvPicPr/>
-                  </pic:nvPicPr>
-                  <pic:blipFill>
-                    <a:blip r:embed="rId14"/>
-                    <a:stretch>
-                      <a:fillRect/>
-                    </a:stretch>
-                  </pic:blipFill>
-                  <pic:spPr>
-                    <a:xfrm>
-                      <a:off x="0" y="0"/>
-                      <a:ext cx="4969720" cy="3481299"/>
-                    </a:xfrm>
-                    <a:prstGeom prst="rect">
-                      <a:avLst/>
-                    </a:prstGeom>
-                  </pic:spPr>
-                </pic:pic>
-              </a:graphicData>
-            </a:graphic>
-          </wp:inline>
-        </w:drawing>
-      </w:r>
-    </w:p>
-    <w:p>
-      <w:pPr>
-        <w:ind w:left="2410" w:right="2129"/>
-        <w:jc w:val="center"/>
-        <w:rPr>
-          <w:i/>
-          <w:sz w:val="24"/>
-          <w:szCs w:val="24"/>
-        </w:rPr>
-      </w:pPr>
-      <w:r>
-        <w:rPr>
-          <w:b/>
-          <w:i/>
-          <w:sz w:val="24"/>
-          <w:szCs w:val="24"/>
-        </w:rPr>
-        <w:t>Рисунок</w:t>
-      </w:r>
-      <w:r>
-        <w:rPr>
-          <w:b/>
-          <w:i/>
-          <w:spacing w:val="-2"/>
-          <w:sz w:val="24"/>
-          <w:szCs w:val="24"/>
-        </w:rPr>
-        <w:t xml:space="preserve"> </w:t>
-      </w:r>
-      <w:bookmarkStart w:id="50" w:name="_bookmark42"/>
-      <w:bookmarkEnd w:id="50"/>
-      <w:r>
-        <w:rPr>
-          <w:b/>
-          <w:i/>
-          <w:sz w:val="24"/>
-          <w:szCs w:val="24"/>
-        </w:rPr>
-        <w:t>3</w:t>
-      </w:r>
-      <w:r>
-        <w:rPr>
-          <w:b/>
-          <w:i/>
-          <w:spacing w:val="-3"/>
-          <w:sz w:val="24"/>
-          <w:szCs w:val="24"/>
-        </w:rPr>
-        <w:t xml:space="preserve">. </w:t>
-      </w:r>
-      <w:r>
-        <w:rPr>
-          <w:i/>
-          <w:spacing w:val="-2"/>
-          <w:sz w:val="24"/>
-          <w:szCs w:val="24"/>
-        </w:rPr>
-        <w:t xml:space="preserve"> </w:t>
-      </w:r>
-      <w:r>
-        <w:rPr>
-          <w:i/>
-          <w:sz w:val="24"/>
-          <w:szCs w:val="24"/>
-        </w:rPr>
-        <w:t xml:space="preserve">Окно </w:t>
-      </w:r>
-      <w:r>
-        <w:rPr>
-          <w:i/>
-          <w:sz w:val="24"/>
-          <w:szCs w:val="24"/>
-        </w:rPr>
-        <w:t xml:space="preserve">создания </w:t>
-      </w:r>
-      <w:proofErr w:type="gramStart"/>
-      <w:r>
-        <w:rPr>
-          <w:i/>
-          <w:sz w:val="24"/>
-          <w:szCs w:val="24"/>
-        </w:rPr>
-        <w:t>документа.</w:t>
-      </w:r>
-      <w:r>
-        <w:rPr>
-          <w:i/>
-          <w:sz w:val="24"/>
-          <w:szCs w:val="24"/>
-        </w:rPr>
-        <w:t>.</w:t>
-      </w:r>
-      <w:proofErr w:type="gramEnd"/>
-    </w:p>
-    <w:p>
-      <w:pPr>
-        <w:pStyle w:val="ae"/>
-        <w:jc w:val="center"/>
-        <w:rPr>
-          <w:i/>
-          <w:sz w:val="24"/>
-          <w:szCs w:val="24"/>
-        </w:rPr>
-      </w:pPr>
-      <w:r>
-        <w:rPr>
-          <w:i/>
-          <w:noProof/>
-          <w:sz w:val="24"/>
-          <w:szCs w:val="24"/>
-        </w:rPr>
-        <w:drawing>
-          <wp:inline distT="0" distB="0" distL="0" distR="0" wp14:anchorId="7F8E7640" wp14:editId="57341101">
-            <wp:extent cx="4029637" cy="1790950"/>
-            <wp:effectExtent l="0" t="0" r="9525" b="0"/>
-            <wp:docPr id="8" name="Рисунок 8"/>
             <wp:cNvGraphicFramePr>
               <a:graphicFrameLocks xmlns:a="http://schemas.openxmlformats.org/drawingml/2006/main" noChangeAspect="1"/>
             </wp:cNvGraphicFramePr>
@@ -7094,7 +7034,7 @@
                   <pic:spPr>
                     <a:xfrm>
                       <a:off x="0" y="0"/>
-                      <a:ext cx="4029637" cy="1790950"/>
+                      <a:ext cx="4969720" cy="3481299"/>
                     </a:xfrm>
                     <a:prstGeom prst="rect">
                       <a:avLst/>
@@ -7136,6 +7076,8 @@
         </w:rPr>
         <w:t xml:space="preserve"> </w:t>
       </w:r>
+      <w:bookmarkStart w:id="50" w:name="_bookmark42"/>
+      <w:bookmarkEnd w:id="50"/>
       <w:r>
         <w:rPr>
           <w:b/>
@@ -7143,7 +7085,7 @@
           <w:sz w:val="24"/>
           <w:szCs w:val="24"/>
         </w:rPr>
-        <w:t>4</w:t>
+        <w:t>3</w:t>
       </w:r>
       <w:r>
         <w:rPr>
@@ -7170,7 +7112,15 @@
           <w:sz w:val="24"/>
           <w:szCs w:val="24"/>
         </w:rPr>
-        <w:t xml:space="preserve">Окно отправки на </w:t>
+        <w:t xml:space="preserve">Окно </w:t>
+      </w:r>
+      <w:r>
+        <w:rPr>
+          <w:i/>
+          <w:sz w:val="24"/>
+          <w:szCs w:val="24"/>
+        </w:rPr>
+        <w:t xml:space="preserve">создания </w:t>
       </w:r>
       <w:proofErr w:type="gramStart"/>
       <w:r>
@@ -7179,7 +7129,7 @@
           <w:sz w:val="24"/>
           <w:szCs w:val="24"/>
         </w:rPr>
-        <w:t>согласование.</w:t>
+        <w:t>документа.</w:t>
       </w:r>
       <w:r>
         <w:rPr>
@@ -7193,10 +7143,9 @@
     </w:p>
     <w:p>
       <w:pPr>
-        <w:ind w:right="3"/>
+        <w:pStyle w:val="ae"/>
         <w:jc w:val="center"/>
         <w:rPr>
-          <w:b/>
           <w:i/>
           <w:sz w:val="24"/>
           <w:szCs w:val="24"/>
@@ -7204,17 +7153,16 @@
       </w:pPr>
       <w:r>
         <w:rPr>
-          <w:b/>
           <w:i/>
           <w:noProof/>
           <w:sz w:val="24"/>
           <w:szCs w:val="24"/>
         </w:rPr>
         <w:drawing>
-          <wp:inline distT="0" distB="0" distL="0" distR="0" wp14:anchorId="7CD9DB4C" wp14:editId="55A3D0BB">
-            <wp:extent cx="3982006" cy="2343477"/>
-            <wp:effectExtent l="0" t="0" r="0" b="0"/>
-            <wp:docPr id="6" name="Рисунок 6"/>
+          <wp:inline distT="0" distB="0" distL="0" distR="0" wp14:anchorId="7F8E7640" wp14:editId="57341101">
+            <wp:extent cx="4029637" cy="1790950"/>
+            <wp:effectExtent l="0" t="0" r="9525" b="0"/>
+            <wp:docPr id="8" name="Рисунок 8"/>
             <wp:cNvGraphicFramePr>
               <a:graphicFrameLocks xmlns:a="http://schemas.openxmlformats.org/drawingml/2006/main" noChangeAspect="1"/>
             </wp:cNvGraphicFramePr>
@@ -7234,7 +7182,7 @@
                   <pic:spPr>
                     <a:xfrm>
                       <a:off x="0" y="0"/>
-                      <a:ext cx="3982006" cy="2343477"/>
+                      <a:ext cx="4029637" cy="1790950"/>
                     </a:xfrm>
                     <a:prstGeom prst="rect">
                       <a:avLst/>
@@ -7249,7 +7197,7 @@
     </w:p>
     <w:p>
       <w:pPr>
-        <w:ind w:right="3"/>
+        <w:ind w:left="2410" w:right="2129"/>
         <w:jc w:val="center"/>
         <w:rPr>
           <w:i/>
@@ -7264,7 +7212,26 @@
           <w:sz w:val="24"/>
           <w:szCs w:val="24"/>
         </w:rPr>
-        <w:t>Рисунок 5</w:t>
+        <w:t>Рисунок</w:t>
+      </w:r>
+      <w:r>
+        <w:rPr>
+          <w:b/>
+          <w:i/>
+          <w:spacing w:val="-2"/>
+          <w:sz w:val="24"/>
+          <w:szCs w:val="24"/>
+        </w:rPr>
+        <w:t xml:space="preserve"> </w:t>
+      </w:r>
+      <w:r>
+        <w:rPr>
+          <w:b/>
+          <w:i/>
+          <w:sz w:val="24"/>
+          <w:szCs w:val="24"/>
+        </w:rPr>
+        <w:t>4</w:t>
       </w:r>
       <w:r>
         <w:rPr>
@@ -7291,15 +7258,33 @@
           <w:sz w:val="24"/>
           <w:szCs w:val="24"/>
         </w:rPr>
-        <w:t>Окно согласования.</w:t>
-      </w:r>
+        <w:t xml:space="preserve">Окно отправки на </w:t>
+      </w:r>
+      <w:proofErr w:type="gramStart"/>
+      <w:r>
+        <w:rPr>
+          <w:i/>
+          <w:sz w:val="24"/>
+          <w:szCs w:val="24"/>
+        </w:rPr>
+        <w:t>согласование.</w:t>
+      </w:r>
+      <w:r>
+        <w:rPr>
+          <w:i/>
+          <w:sz w:val="24"/>
+          <w:szCs w:val="24"/>
+        </w:rPr>
+        <w:t>.</w:t>
+      </w:r>
+      <w:proofErr w:type="gramEnd"/>
     </w:p>
     <w:p>
       <w:pPr>
         <w:ind w:right="3"/>
         <w:jc w:val="center"/>
         <w:rPr>
-          <w:rStyle w:val="19"/>
+          <w:b/>
           <w:i/>
           <w:sz w:val="24"/>
           <w:szCs w:val="24"/>
@@ -7307,18 +7292,17 @@
       </w:pPr>
       <w:r>
         <w:rPr>
-          <w:rStyle w:val="19"/>
+          <w:b/>
           <w:i/>
           <w:noProof/>
           <w:sz w:val="24"/>
           <w:szCs w:val="24"/>
         </w:rPr>
-        <w:lastRenderedPageBreak/>
         <w:drawing>
-          <wp:inline distT="0" distB="0" distL="0" distR="0" wp14:anchorId="58DAECB2" wp14:editId="6B50C259">
-            <wp:extent cx="5314950" cy="2992818"/>
+          <wp:inline distT="0" distB="0" distL="0" distR="0" wp14:anchorId="7CD9DB4C" wp14:editId="55A3D0BB">
+            <wp:extent cx="3982006" cy="2343477"/>
             <wp:effectExtent l="0" t="0" r="0" b="0"/>
-            <wp:docPr id="9" name="Рисунок 9"/>
+            <wp:docPr id="6" name="Рисунок 6"/>
             <wp:cNvGraphicFramePr>
               <a:graphicFrameLocks xmlns:a="http://schemas.openxmlformats.org/drawingml/2006/main" noChangeAspect="1"/>
             </wp:cNvGraphicFramePr>
@@ -7338,7 +7322,7 @@
                   <pic:spPr>
                     <a:xfrm>
                       <a:off x="0" y="0"/>
-                      <a:ext cx="5322134" cy="2996863"/>
+                      <a:ext cx="3982006" cy="2343477"/>
                     </a:xfrm>
                     <a:prstGeom prst="rect">
                       <a:avLst/>
@@ -7356,8 +7340,6 @@
         <w:ind w:right="3"/>
         <w:jc w:val="center"/>
         <w:rPr>
-          <w:rStyle w:val="19"/>
-          <w:b w:val="0"/>
           <w:i/>
           <w:sz w:val="24"/>
           <w:szCs w:val="24"/>
@@ -7370,7 +7352,7 @@
           <w:sz w:val="24"/>
           <w:szCs w:val="24"/>
         </w:rPr>
-        <w:t>Рисунок 6</w:t>
+        <w:t>Рисунок 5</w:t>
       </w:r>
       <w:r>
         <w:rPr>
@@ -7397,15 +7379,7 @@
           <w:sz w:val="24"/>
           <w:szCs w:val="24"/>
         </w:rPr>
-        <w:t xml:space="preserve">Окно </w:t>
-      </w:r>
-      <w:r>
-        <w:rPr>
-          <w:i/>
-          <w:sz w:val="24"/>
-          <w:szCs w:val="24"/>
-        </w:rPr>
-        <w:t>просроченных задач.</w:t>
+        <w:t>Окно согласования.</w:t>
       </w:r>
     </w:p>
     <w:p>
@@ -7427,11 +7401,12 @@
           <w:sz w:val="24"/>
           <w:szCs w:val="24"/>
         </w:rPr>
+        <w:lastRenderedPageBreak/>
         <w:drawing>
-          <wp:inline distT="0" distB="0" distL="0" distR="0" wp14:anchorId="6B37B312" wp14:editId="45EE3450">
-            <wp:extent cx="5438120" cy="3057525"/>
+          <wp:inline distT="0" distB="0" distL="0" distR="0" wp14:anchorId="58DAECB2" wp14:editId="6B50C259">
+            <wp:extent cx="5314950" cy="2992818"/>
             <wp:effectExtent l="0" t="0" r="0" b="0"/>
-            <wp:docPr id="10" name="Рисунок 10"/>
+            <wp:docPr id="9" name="Рисунок 9"/>
             <wp:cNvGraphicFramePr>
               <a:graphicFrameLocks xmlns:a="http://schemas.openxmlformats.org/drawingml/2006/main" noChangeAspect="1"/>
             </wp:cNvGraphicFramePr>
@@ -7451,7 +7426,7 @@
                   <pic:spPr>
                     <a:xfrm>
                       <a:off x="0" y="0"/>
-                      <a:ext cx="5451431" cy="3065009"/>
+                      <a:ext cx="5322134" cy="2996863"/>
                     </a:xfrm>
                     <a:prstGeom prst="rect">
                       <a:avLst/>
@@ -7469,6 +7444,8 @@
         <w:ind w:right="3"/>
         <w:jc w:val="center"/>
         <w:rPr>
+          <w:rStyle w:val="19"/>
+          <w:b w:val="0"/>
           <w:i/>
           <w:sz w:val="24"/>
           <w:szCs w:val="24"/>
@@ -7481,7 +7458,7 @@
           <w:sz w:val="24"/>
           <w:szCs w:val="24"/>
         </w:rPr>
-        <w:t>Рисунок 7</w:t>
+        <w:t>Рисунок 6</w:t>
       </w:r>
       <w:r>
         <w:rPr>
@@ -7508,7 +7485,15 @@
           <w:sz w:val="24"/>
           <w:szCs w:val="24"/>
         </w:rPr>
-        <w:t>Окно журнала действий.</w:t>
+        <w:t xml:space="preserve">Окно </w:t>
+      </w:r>
+      <w:r>
+        <w:rPr>
+          <w:i/>
+          <w:sz w:val="24"/>
+          <w:szCs w:val="24"/>
+        </w:rPr>
+        <w:t>просроченных задач.</w:t>
       </w:r>
     </w:p>
     <w:p>
@@ -7517,7 +7502,6 @@
         <w:jc w:val="center"/>
         <w:rPr>
           <w:rStyle w:val="19"/>
-          <w:b w:val="0"/>
           <w:i/>
           <w:sz w:val="24"/>
           <w:szCs w:val="24"/>
@@ -7526,18 +7510,16 @@
       <w:r>
         <w:rPr>
           <w:rStyle w:val="19"/>
-          <w:b w:val="0"/>
           <w:i/>
           <w:noProof/>
           <w:sz w:val="24"/>
           <w:szCs w:val="24"/>
         </w:rPr>
-        <w:lastRenderedPageBreak/>
         <w:drawing>
-          <wp:inline distT="0" distB="0" distL="0" distR="0" wp14:anchorId="107A3B4E" wp14:editId="584A1438">
-            <wp:extent cx="3458058" cy="2381582"/>
-            <wp:effectExtent l="0" t="0" r="9525" b="0"/>
-            <wp:docPr id="4" name="Рисунок 4"/>
+          <wp:inline distT="0" distB="0" distL="0" distR="0" wp14:anchorId="6B37B312" wp14:editId="45EE3450">
+            <wp:extent cx="5438120" cy="3057525"/>
+            <wp:effectExtent l="0" t="0" r="0" b="0"/>
+            <wp:docPr id="10" name="Рисунок 10"/>
             <wp:cNvGraphicFramePr>
               <a:graphicFrameLocks xmlns:a="http://schemas.openxmlformats.org/drawingml/2006/main" noChangeAspect="1"/>
             </wp:cNvGraphicFramePr>
@@ -7557,6 +7539,112 @@
                   <pic:spPr>
                     <a:xfrm>
                       <a:off x="0" y="0"/>
+                      <a:ext cx="5451431" cy="3065009"/>
+                    </a:xfrm>
+                    <a:prstGeom prst="rect">
+                      <a:avLst/>
+                    </a:prstGeom>
+                  </pic:spPr>
+                </pic:pic>
+              </a:graphicData>
+            </a:graphic>
+          </wp:inline>
+        </w:drawing>
+      </w:r>
+    </w:p>
+    <w:p>
+      <w:pPr>
+        <w:ind w:right="3"/>
+        <w:jc w:val="center"/>
+        <w:rPr>
+          <w:i/>
+          <w:sz w:val="24"/>
+          <w:szCs w:val="24"/>
+        </w:rPr>
+      </w:pPr>
+      <w:r>
+        <w:rPr>
+          <w:b/>
+          <w:i/>
+          <w:sz w:val="24"/>
+          <w:szCs w:val="24"/>
+        </w:rPr>
+        <w:t>Рисунок 7</w:t>
+      </w:r>
+      <w:r>
+        <w:rPr>
+          <w:b/>
+          <w:i/>
+          <w:spacing w:val="-3"/>
+          <w:sz w:val="24"/>
+          <w:szCs w:val="24"/>
+        </w:rPr>
+        <w:t xml:space="preserve">. </w:t>
+      </w:r>
+      <w:r>
+        <w:rPr>
+          <w:i/>
+          <w:spacing w:val="-2"/>
+          <w:sz w:val="24"/>
+          <w:szCs w:val="24"/>
+        </w:rPr>
+        <w:t xml:space="preserve"> </w:t>
+      </w:r>
+      <w:r>
+        <w:rPr>
+          <w:i/>
+          <w:sz w:val="24"/>
+          <w:szCs w:val="24"/>
+        </w:rPr>
+        <w:t>Окно журнала действий.</w:t>
+      </w:r>
+    </w:p>
+    <w:p>
+      <w:pPr>
+        <w:ind w:right="3"/>
+        <w:jc w:val="center"/>
+        <w:rPr>
+          <w:rStyle w:val="19"/>
+          <w:b w:val="0"/>
+          <w:i/>
+          <w:sz w:val="24"/>
+          <w:szCs w:val="24"/>
+        </w:rPr>
+      </w:pPr>
+      <w:r>
+        <w:rPr>
+          <w:rStyle w:val="19"/>
+          <w:b w:val="0"/>
+          <w:i/>
+          <w:noProof/>
+          <w:sz w:val="24"/>
+          <w:szCs w:val="24"/>
+        </w:rPr>
+        <w:lastRenderedPageBreak/>
+        <w:drawing>
+          <wp:inline distT="0" distB="0" distL="0" distR="0" wp14:anchorId="107A3B4E" wp14:editId="584A1438">
+            <wp:extent cx="3458058" cy="2381582"/>
+            <wp:effectExtent l="0" t="0" r="9525" b="0"/>
+            <wp:docPr id="4" name="Рисунок 4"/>
+            <wp:cNvGraphicFramePr>
+              <a:graphicFrameLocks xmlns:a="http://schemas.openxmlformats.org/drawingml/2006/main" noChangeAspect="1"/>
+            </wp:cNvGraphicFramePr>
+            <a:graphic xmlns:a="http://schemas.openxmlformats.org/drawingml/2006/main">
+              <a:graphicData uri="http://schemas.openxmlformats.org/drawingml/2006/picture">
+                <pic:pic xmlns:pic="http://schemas.openxmlformats.org/drawingml/2006/picture">
+                  <pic:nvPicPr>
+                    <pic:cNvPr id="1" name=""/>
+                    <pic:cNvPicPr/>
+                  </pic:nvPicPr>
+                  <pic:blipFill>
+                    <a:blip r:embed="rId20"/>
+                    <a:stretch>
+                      <a:fillRect/>
+                    </a:stretch>
+                  </pic:blipFill>
+                  <pic:spPr>
+                    <a:xfrm>
+                      <a:off x="0" y="0"/>
                       <a:ext cx="3458058" cy="2381582"/>
                     </a:xfrm>
                     <a:prstGeom prst="rect">
@@ -7649,7 +7737,7 @@
         <w:pStyle w:val="2"/>
         <w:spacing w:before="0" w:after="0"/>
       </w:pPr>
-      <w:bookmarkStart w:id="51" w:name="_Toc209615057"/>
+      <w:bookmarkStart w:id="51" w:name="_Toc228308011"/>
       <w:r>
         <w:t>3.3 Требования</w:t>
       </w:r>
@@ -7804,7 +7892,7 @@
         <w:pStyle w:val="10"/>
         <w:spacing w:before="0" w:after="0"/>
       </w:pPr>
-      <w:bookmarkStart w:id="54" w:name="_Toc209615058"/>
+      <w:bookmarkStart w:id="54" w:name="_Toc228308012"/>
       <w:r>
         <w:lastRenderedPageBreak/>
         <w:t>4</w:t>
@@ -8815,7 +8903,7 @@
         <w:spacing w:before="0" w:after="0"/>
       </w:pPr>
       <w:bookmarkStart w:id="55" w:name="_bookmark51"/>
-      <w:bookmarkStart w:id="56" w:name="_Toc209615059"/>
+      <w:bookmarkStart w:id="56" w:name="_Toc228308013"/>
       <w:bookmarkEnd w:id="55"/>
       <w:r>
         <w:lastRenderedPageBreak/>
@@ -8871,7 +8959,7 @@
         <w:spacing w:before="0" w:after="0"/>
       </w:pPr>
       <w:bookmarkStart w:id="57" w:name="_bookmark52"/>
-      <w:bookmarkStart w:id="58" w:name="_Toc209615060"/>
+      <w:bookmarkStart w:id="58" w:name="_Toc228308014"/>
       <w:bookmarkEnd w:id="57"/>
       <w:r>
         <w:t>5.1 Виды, состав, объем и методы испытаний</w:t>
@@ -8903,7 +8991,7 @@
         <w:pStyle w:val="2"/>
         <w:spacing w:before="0" w:after="0"/>
       </w:pPr>
-      <w:bookmarkStart w:id="60" w:name="_Toc209615061"/>
+      <w:bookmarkStart w:id="60" w:name="_Toc228308015"/>
       <w:r>
         <w:t>5.2 Общие требования к приемке приложения</w:t>
       </w:r>
@@ -8946,7 +9034,7 @@
         <w:pStyle w:val="2"/>
         <w:spacing w:before="0" w:after="0"/>
       </w:pPr>
-      <w:bookmarkStart w:id="63" w:name="_Toc209615062"/>
+      <w:bookmarkStart w:id="63" w:name="_Toc228308016"/>
       <w:r>
         <w:t>5.3 Требования</w:t>
       </w:r>
@@ -9021,8 +9109,8 @@
     </w:p>
     <w:p/>
     <w:sectPr>
-      <w:headerReference w:type="default" r:id="rId20"/>
-      <w:footerReference w:type="default" r:id="rId21"/>
+      <w:headerReference w:type="default" r:id="rId21"/>
+      <w:footerReference w:type="default" r:id="rId22"/>
       <w:pgSz w:w="11910" w:h="16840"/>
       <w:pgMar w:top="1134" w:right="850" w:bottom="1134" w:left="1701" w:header="850" w:footer="850" w:gutter="0"/>
       <w:cols w:space="720"/>
@@ -9077,7 +9165,7 @@
       <w:rPr>
         <w:noProof/>
       </w:rPr>
-      <w:t>12</w:t>
+      <w:t>4</w:t>
     </w:r>
     <w:r>
       <w:fldChar w:fldCharType="end"/>
@@ -9137,7 +9225,7 @@
       <w:rPr>
         <w:noProof/>
       </w:rPr>
-      <w:t>21</w:t>
+      <w:t>23</w:t>
     </w:r>
     <w:r>
       <w:fldChar w:fldCharType="end"/>
@@ -13460,4 +13548,16 @@
   <a:objectDefaults/>
   <a:extraClrSchemeLst/>
 </a:theme>
+</file>
+
+<file path=customXml/item1.xml><?xml version="1.0" encoding="utf-8"?>
+<b:Sources xmlns:b="http://schemas.openxmlformats.org/officeDocument/2006/bibliography" xmlns="http://schemas.openxmlformats.org/officeDocument/2006/bibliography" SelectedStyle="\APASixthEditionOfficeOnline.xsl" StyleName="APA" Version="6"/>
+</file>
+
+<file path=customXml/itemProps1.xml><?xml version="1.0" encoding="utf-8"?>
+<ds:datastoreItem xmlns:ds="http://schemas.openxmlformats.org/officeDocument/2006/customXml" ds:itemID="{0BDFEF9F-A177-498D-84C3-380C910CE0E6}">
+  <ds:schemaRefs>
+    <ds:schemaRef ds:uri="http://schemas.openxmlformats.org/officeDocument/2006/bibliography"/>
+  </ds:schemaRefs>
+</ds:datastoreItem>
 </file>